--- a/数字信号处理/大三下matlab实验/数字信号处理实验报告模板.docx
+++ b/数字信号处理/大三下matlab实验/数字信号处理实验报告模板.docx
@@ -459,7 +459,6 @@
         </w:rPr>
         <w:t xml:space="preserve"> </w:t>
       </w:r>
-      <w:proofErr w:type="gramStart"/>
       <w:r>
         <w:rPr>
           <w:rFonts w:hint="eastAsia"/>
@@ -468,9 +467,8 @@
           <w:szCs w:val="24"/>
           <w:u w:val="single"/>
         </w:rPr>
-        <w:t>马宇佩</w:t>
-      </w:r>
-      <w:proofErr w:type="gramEnd"/>
+        <w:t>王浩锦</w:t>
+      </w:r>
       <w:r>
         <w:rPr>
           <w:rFonts w:hint="eastAsia"/>
@@ -544,7 +542,17 @@
           <w:szCs w:val="24"/>
           <w:u w:val="single"/>
         </w:rPr>
-        <w:t>202302502217</w:t>
+        <w:t>2023025022</w:t>
+      </w:r>
+      <w:r>
+        <w:rPr>
+          <w:rFonts w:ascii="Times New Roman" w:hAnsi="Times New Roman" w:hint="eastAsia"/>
+          <w:b/>
+          <w:sz w:val="24"/>
+          <w:szCs w:val="24"/>
+          <w:u w:val="single"/>
+        </w:rPr>
+        <w:t>24</w:t>
       </w:r>
       <w:r>
         <w:rPr>
@@ -787,10 +795,10 @@
             <v:path o:extrusionok="f" gradientshapeok="t" o:connecttype="rect"/>
             <o:lock v:ext="edit" aspectratio="t"/>
           </v:shapetype>
-          <v:shape id="_x0000_i1805" type="#_x0000_t75" style="width:27.8pt;height:17.8pt" o:ole="">
+          <v:shape id="_x0000_i1025" type="#_x0000_t75" style="width:28pt;height:18pt" o:ole="">
             <v:imagedata r:id="rId9" o:title=""/>
           </v:shape>
-          <o:OLEObject Type="Embed" ProgID="Equation.3" ShapeID="_x0000_i1805" DrawAspect="Content" ObjectID="_1840872081" r:id="rId10"/>
+          <o:OLEObject Type="Embed" ProgID="Equation.3" ShapeID="_x0000_i1025" DrawAspect="Content" ObjectID="_1841815902" r:id="rId10"/>
         </w:object>
       </w:r>
       <w:r>
@@ -827,10 +835,10 @@
           <w:color w:val="000000"/>
         </w:rPr>
         <w:object w:dxaOrig="2400" w:dyaOrig="760" w14:anchorId="77EB546F">
-          <v:shape id="_x0000_i1806" type="#_x0000_t75" style="width:119.75pt;height:37.8pt" o:ole="">
+          <v:shape id="_x0000_i1026" type="#_x0000_t75" style="width:120pt;height:38pt" o:ole="">
             <v:imagedata r:id="rId11" o:title=""/>
           </v:shape>
-          <o:OLEObject Type="Embed" ProgID="Equation.3" ShapeID="_x0000_i1806" DrawAspect="Content" ObjectID="_1840872082" r:id="rId12"/>
+          <o:OLEObject Type="Embed" ProgID="Equation.3" ShapeID="_x0000_i1026" DrawAspect="Content" ObjectID="_1841815903" r:id="rId12"/>
         </w:object>
       </w:r>
       <w:r>
@@ -913,10 +921,10 @@
           <w:color w:val="000000"/>
         </w:rPr>
         <w:object w:dxaOrig="1420" w:dyaOrig="360" w14:anchorId="1A130CAE">
-          <v:shape id="_x0000_i1807" type="#_x0000_t75" style="width:71.3pt;height:17.8pt" o:ole="">
+          <v:shape id="_x0000_i1027" type="#_x0000_t75" style="width:71.5pt;height:18pt" o:ole="">
             <v:imagedata r:id="rId13" o:title=""/>
           </v:shape>
-          <o:OLEObject Type="Embed" ProgID="Equation.3" ShapeID="_x0000_i1807" DrawAspect="Content" ObjectID="_1840872083" r:id="rId14"/>
+          <o:OLEObject Type="Embed" ProgID="Equation.3" ShapeID="_x0000_i1027" DrawAspect="Content" ObjectID="_1841815904" r:id="rId14"/>
         </w:object>
       </w:r>
       <w:r>
@@ -1027,10 +1035,10 @@
           <w:color w:val="000000"/>
         </w:rPr>
         <w:object w:dxaOrig="1840" w:dyaOrig="680" w14:anchorId="67DA277B">
-          <v:shape id="_x0000_i1808" type="#_x0000_t75" style="width:91.95pt;height:34.2pt" o:ole="">
+          <v:shape id="_x0000_i1028" type="#_x0000_t75" style="width:92pt;height:34pt" o:ole="">
             <v:imagedata r:id="rId15" o:title=""/>
           </v:shape>
-          <o:OLEObject Type="Embed" ProgID="Equation.3" ShapeID="_x0000_i1808" DrawAspect="Content" ObjectID="_1840872084" r:id="rId16"/>
+          <o:OLEObject Type="Embed" ProgID="Equation.3" ShapeID="_x0000_i1028" DrawAspect="Content" ObjectID="_1841815905" r:id="rId16"/>
         </w:object>
       </w:r>
       <w:r>
@@ -1115,10 +1123,10 @@
           <w:color w:val="000000"/>
         </w:rPr>
         <w:object w:dxaOrig="720" w:dyaOrig="320" w14:anchorId="37298355">
-          <v:shape id="_x0000_i1809" type="#_x0000_t75" style="width:36.35pt;height:15.7pt" o:ole="">
+          <v:shape id="_x0000_i1029" type="#_x0000_t75" style="width:36.5pt;height:15.5pt" o:ole="">
             <v:imagedata r:id="rId17" o:title=""/>
           </v:shape>
-          <o:OLEObject Type="Embed" ProgID="Equation.DSMT4" ShapeID="_x0000_i1809" DrawAspect="Content" ObjectID="_1840872085" r:id="rId18"/>
+          <o:OLEObject Type="Embed" ProgID="Equation.DSMT4" ShapeID="_x0000_i1029" DrawAspect="Content" ObjectID="_1841815906" r:id="rId18"/>
         </w:object>
       </w:r>
       <w:r>
@@ -1154,10 +1162,10 @@
           <w:color w:val="000000"/>
         </w:rPr>
         <w:object w:dxaOrig="2020" w:dyaOrig="680" w14:anchorId="4EA03210">
-          <v:shape id="_x0000_i1810" type="#_x0000_t75" style="width:101.25pt;height:34.2pt" o:ole="">
+          <v:shape id="_x0000_i1030" type="#_x0000_t75" style="width:101pt;height:34pt" o:ole="">
             <v:imagedata r:id="rId19" o:title=""/>
           </v:shape>
-          <o:OLEObject Type="Embed" ProgID="Equation.3" ShapeID="_x0000_i1810" DrawAspect="Content" ObjectID="_1840872086" r:id="rId20"/>
+          <o:OLEObject Type="Embed" ProgID="Equation.3" ShapeID="_x0000_i1030" DrawAspect="Content" ObjectID="_1841815907" r:id="rId20"/>
         </w:object>
       </w:r>
       <w:r>
@@ -1268,10 +1276,10 @@
           <w:color w:val="000000"/>
         </w:rPr>
         <w:object w:dxaOrig="1560" w:dyaOrig="360" w14:anchorId="72AD7603">
-          <v:shape id="_x0000_i1811" type="#_x0000_t75" style="width:77.7pt;height:17.8pt" o:ole="">
+          <v:shape id="_x0000_i1031" type="#_x0000_t75" style="width:77.5pt;height:18pt" o:ole="">
             <v:imagedata r:id="rId21" o:title=""/>
           </v:shape>
-          <o:OLEObject Type="Embed" ProgID="Equation.DSMT4" ShapeID="_x0000_i1811" DrawAspect="Content" ObjectID="_1840872087" r:id="rId22"/>
+          <o:OLEObject Type="Embed" ProgID="Equation.DSMT4" ShapeID="_x0000_i1031" DrawAspect="Content" ObjectID="_1841815908" r:id="rId22"/>
         </w:object>
       </w:r>
       <w:r>
@@ -1356,10 +1364,10 @@
           <w:color w:val="000000"/>
         </w:rPr>
         <w:object w:dxaOrig="260" w:dyaOrig="360" w14:anchorId="03954801">
-          <v:shape id="_x0000_i1812" type="#_x0000_t75" style="width:12.85pt;height:17.8pt" o:ole="">
+          <v:shape id="_x0000_i1032" type="#_x0000_t75" style="width:13pt;height:18pt" o:ole="">
             <v:imagedata r:id="rId23" o:title=""/>
           </v:shape>
-          <o:OLEObject Type="Embed" ProgID="Equation.DSMT4" ShapeID="_x0000_i1812" DrawAspect="Content" ObjectID="_1840872088" r:id="rId24"/>
+          <o:OLEObject Type="Embed" ProgID="Equation.DSMT4" ShapeID="_x0000_i1032" DrawAspect="Content" ObjectID="_1841815909" r:id="rId24"/>
         </w:object>
       </w:r>
       <w:r>
@@ -1375,10 +1383,10 @@
           <w:color w:val="000000"/>
         </w:rPr>
         <w:object w:dxaOrig="260" w:dyaOrig="360" w14:anchorId="10F80C08">
-          <v:shape id="_x0000_i1813" type="#_x0000_t75" style="width:12.85pt;height:17.8pt" o:ole="">
+          <v:shape id="_x0000_i1033" type="#_x0000_t75" style="width:13pt;height:18pt" o:ole="">
             <v:imagedata r:id="rId23" o:title=""/>
           </v:shape>
-          <o:OLEObject Type="Embed" ProgID="Equation.DSMT4" ShapeID="_x0000_i1813" DrawAspect="Content" ObjectID="_1840872089" r:id="rId25"/>
+          <o:OLEObject Type="Embed" ProgID="Equation.DSMT4" ShapeID="_x0000_i1033" DrawAspect="Content" ObjectID="_1841815910" r:id="rId25"/>
         </w:object>
       </w:r>
       <w:r>
@@ -1414,10 +1422,10 @@
           <w:color w:val="000000"/>
         </w:rPr>
         <w:object w:dxaOrig="2980" w:dyaOrig="680" w14:anchorId="16F25531">
-          <v:shape id="_x0000_i1814" type="#_x0000_t75" style="width:149pt;height:34.2pt" o:ole="">
+          <v:shape id="_x0000_i1034" type="#_x0000_t75" style="width:149pt;height:34pt" o:ole="">
             <v:imagedata r:id="rId26" o:title=""/>
           </v:shape>
-          <o:OLEObject Type="Embed" ProgID="Equation.3" ShapeID="_x0000_i1814" DrawAspect="Content" ObjectID="_1840872090" r:id="rId27"/>
+          <o:OLEObject Type="Embed" ProgID="Equation.3" ShapeID="_x0000_i1034" DrawAspect="Content" ObjectID="_1841815911" r:id="rId27"/>
         </w:object>
       </w:r>
       <w:r>
@@ -1494,23 +1502,7 @@
           <w:rFonts w:ascii="Times New Roman" w:hAnsi="Times New Roman"/>
           <w:color w:val="000000"/>
         </w:rPr>
-        <w:t>）可以看出，只要分析采样序列的频谱，就可以得到相应的连续信号的频谱。注意：这里的信号必须</w:t>
-      </w:r>
-      <w:proofErr w:type="gramStart"/>
-      <w:r>
-        <w:rPr>
-          <w:rFonts w:ascii="Times New Roman" w:hAnsi="Times New Roman"/>
-          <w:color w:val="000000"/>
-        </w:rPr>
-        <w:t>是带限信号</w:t>
-      </w:r>
-      <w:proofErr w:type="gramEnd"/>
-      <w:r>
-        <w:rPr>
-          <w:rFonts w:ascii="Times New Roman" w:hAnsi="Times New Roman"/>
-          <w:color w:val="000000"/>
-        </w:rPr>
-        <w:t>，采样也必须满足</w:t>
+        <w:t>）可以看出，只要分析采样序列的频谱，就可以得到相应的连续信号的频谱。注意：这里的信号必须是带限信号，采样也必须满足</w:t>
       </w:r>
       <w:r>
         <w:rPr>
@@ -1607,10 +1599,10 @@
           <w:color w:val="000000"/>
         </w:rPr>
         <w:object w:dxaOrig="3360" w:dyaOrig="680" w14:anchorId="69BAFACF">
-          <v:shape id="_x0000_i1815" type="#_x0000_t75" style="width:168.25pt;height:34.2pt" o:ole="">
+          <v:shape id="_x0000_i1035" type="#_x0000_t75" style="width:168pt;height:34pt" o:ole="">
             <v:imagedata r:id="rId28" o:title=""/>
           </v:shape>
-          <o:OLEObject Type="Embed" ProgID="Equation.DSMT4" ShapeID="_x0000_i1815" DrawAspect="Content" ObjectID="_1840872091" r:id="rId29"/>
+          <o:OLEObject Type="Embed" ProgID="Equation.DSMT4" ShapeID="_x0000_i1035" DrawAspect="Content" ObjectID="_1841815912" r:id="rId29"/>
         </w:object>
       </w:r>
       <w:r>
@@ -1673,10 +1665,10 @@
           <w:color w:val="000000"/>
         </w:rPr>
         <w:object w:dxaOrig="1100" w:dyaOrig="540" w14:anchorId="4534D860">
-          <v:shape id="_x0000_i1816" type="#_x0000_t75" style="width:54.9pt;height:27.1pt" o:ole="">
+          <v:shape id="_x0000_i1036" type="#_x0000_t75" style="width:55pt;height:27pt" o:ole="">
             <v:imagedata r:id="rId30" o:title=""/>
           </v:shape>
-          <o:OLEObject Type="Embed" ProgID="Equation.DSMT4" ShapeID="_x0000_i1816" DrawAspect="Content" ObjectID="_1840872092" r:id="rId31"/>
+          <o:OLEObject Type="Embed" ProgID="Equation.DSMT4" ShapeID="_x0000_i1036" DrawAspect="Content" ObjectID="_1841815913" r:id="rId31"/>
         </w:object>
       </w:r>
       <w:r>
@@ -1712,10 +1704,10 @@
           <w:color w:val="000000"/>
         </w:rPr>
         <w:object w:dxaOrig="3840" w:dyaOrig="680" w14:anchorId="175DBA69">
-          <v:shape id="_x0000_i1817" type="#_x0000_t75" style="width:191.75pt;height:34.2pt" o:ole="">
+          <v:shape id="_x0000_i1037" type="#_x0000_t75" style="width:192pt;height:34pt" o:ole="">
             <v:imagedata r:id="rId32" o:title=""/>
           </v:shape>
-          <o:OLEObject Type="Embed" ProgID="Equation.DSMT4" ShapeID="_x0000_i1817" DrawAspect="Content" ObjectID="_1840872093" r:id="rId33"/>
+          <o:OLEObject Type="Embed" ProgID="Equation.DSMT4" ShapeID="_x0000_i1037" DrawAspect="Content" ObjectID="_1841815914" r:id="rId33"/>
         </w:object>
       </w:r>
       <w:r>
@@ -1884,10 +1876,10 @@
           <w:color w:val="000000"/>
         </w:rPr>
         <w:object w:dxaOrig="820" w:dyaOrig="380" w14:anchorId="01C51854">
-          <v:shape id="_x0000_i1818" type="#_x0000_t75" style="width:41.35pt;height:19.25pt" o:ole="">
+          <v:shape id="_x0000_i1038" type="#_x0000_t75" style="width:41.5pt;height:19pt" o:ole="">
             <v:imagedata r:id="rId34" o:title=""/>
           </v:shape>
-          <o:OLEObject Type="Embed" ProgID="Equation.DSMT4" ShapeID="_x0000_i1818" DrawAspect="Content" ObjectID="_1840872094" r:id="rId35"/>
+          <o:OLEObject Type="Embed" ProgID="Equation.DSMT4" ShapeID="_x0000_i1038" DrawAspect="Content" ObjectID="_1841815915" r:id="rId35"/>
         </w:object>
       </w:r>
     </w:p>
@@ -1909,10 +1901,10 @@
           <w:color w:val="000000"/>
         </w:rPr>
         <w:object w:dxaOrig="3879" w:dyaOrig="680" w14:anchorId="0142FB41">
-          <v:shape id="_x0000_i1819" type="#_x0000_t75" style="width:193.9pt;height:34.2pt" o:ole="">
+          <v:shape id="_x0000_i1039" type="#_x0000_t75" style="width:194pt;height:34pt" o:ole="">
             <v:imagedata r:id="rId36" o:title=""/>
           </v:shape>
-          <o:OLEObject Type="Embed" ProgID="Equation.DSMT4" ShapeID="_x0000_i1819" DrawAspect="Content" ObjectID="_1840872095" r:id="rId37"/>
+          <o:OLEObject Type="Embed" ProgID="Equation.DSMT4" ShapeID="_x0000_i1039" DrawAspect="Content" ObjectID="_1841815916" r:id="rId37"/>
         </w:object>
       </w:r>
       <w:r>
@@ -1975,10 +1967,10 @@
           <w:color w:val="000000"/>
         </w:rPr>
         <w:object w:dxaOrig="2860" w:dyaOrig="560" w14:anchorId="01AD8A97">
-          <v:shape id="_x0000_i1820" type="#_x0000_t75" style="width:143.3pt;height:27.8pt" o:ole="">
+          <v:shape id="_x0000_i1040" type="#_x0000_t75" style="width:143.5pt;height:28pt" o:ole="">
             <v:imagedata r:id="rId38" o:title=""/>
           </v:shape>
-          <o:OLEObject Type="Embed" ProgID="Equation.DSMT4" ShapeID="_x0000_i1820" DrawAspect="Content" ObjectID="_1840872096" r:id="rId39"/>
+          <o:OLEObject Type="Embed" ProgID="Equation.DSMT4" ShapeID="_x0000_i1040" DrawAspect="Content" ObjectID="_1841815917" r:id="rId39"/>
         </w:object>
       </w:r>
       <w:r>
@@ -1994,10 +1986,10 @@
           <w:color w:val="000000"/>
         </w:rPr>
         <w:object w:dxaOrig="460" w:dyaOrig="380" w14:anchorId="79AA8023">
-          <v:shape id="_x0000_i1821" type="#_x0000_t75" style="width:22.8pt;height:19.25pt" o:ole="">
+          <v:shape id="_x0000_i1041" type="#_x0000_t75" style="width:23pt;height:19pt" o:ole="">
             <v:imagedata r:id="rId40" o:title=""/>
           </v:shape>
-          <o:OLEObject Type="Embed" ProgID="Equation.DSMT4" ShapeID="_x0000_i1821" DrawAspect="Content" ObjectID="_1840872097" r:id="rId41"/>
+          <o:OLEObject Type="Embed" ProgID="Equation.DSMT4" ShapeID="_x0000_i1041" DrawAspect="Content" ObjectID="_1841815918" r:id="rId41"/>
         </w:object>
       </w:r>
       <w:r>
@@ -2027,10 +2019,10 @@
           <w:color w:val="000000"/>
         </w:rPr>
         <w:object w:dxaOrig="960" w:dyaOrig="620" w14:anchorId="1D02C220">
-          <v:shape id="_x0000_i1822" type="#_x0000_t75" style="width:47.75pt;height:30.65pt" o:ole="">
+          <v:shape id="_x0000_i1042" type="#_x0000_t75" style="width:48pt;height:30.5pt" o:ole="">
             <v:imagedata r:id="rId42" o:title=""/>
           </v:shape>
-          <o:OLEObject Type="Embed" ProgID="Equation.DSMT4" ShapeID="_x0000_i1822" DrawAspect="Content" ObjectID="_1840872098" r:id="rId43"/>
+          <o:OLEObject Type="Embed" ProgID="Equation.DSMT4" ShapeID="_x0000_i1042" DrawAspect="Content" ObjectID="_1841815919" r:id="rId43"/>
         </w:object>
       </w:r>
       <w:r>
@@ -2061,21 +2053,12 @@
         </w:rPr>
         <w:t>k</w:t>
       </w:r>
-      <w:proofErr w:type="gramStart"/>
       <w:r>
         <w:rPr>
           <w:rFonts w:ascii="Times New Roman" w:hAnsi="Times New Roman"/>
           <w:color w:val="000000"/>
         </w:rPr>
-        <w:t>个</w:t>
-      </w:r>
-      <w:proofErr w:type="gramEnd"/>
-      <w:r>
-        <w:rPr>
-          <w:rFonts w:ascii="Times New Roman" w:hAnsi="Times New Roman"/>
-          <w:color w:val="000000"/>
-        </w:rPr>
-        <w:t>点。所以，</w:t>
+        <w:t>个点。所以，</w:t>
       </w:r>
       <w:r>
         <w:rPr>
@@ -2236,10 +2219,10 @@
           <w:szCs w:val="18"/>
         </w:rPr>
         <w:object w:dxaOrig="2760" w:dyaOrig="320" w14:anchorId="684D4554">
-          <v:shape id="_x0000_i1823" type="#_x0000_t75" style="width:138.3pt;height:15.7pt" o:ole="">
+          <v:shape id="_x0000_i1043" type="#_x0000_t75" style="width:138.5pt;height:15.5pt" o:ole="">
             <v:imagedata r:id="rId44" o:title=""/>
           </v:shape>
-          <o:OLEObject Type="Embed" ProgID="Equation.3" ShapeID="_x0000_i1823" DrawAspect="Content" ObjectID="_1840872099" r:id="rId45"/>
+          <o:OLEObject Type="Embed" ProgID="Equation.3" ShapeID="_x0000_i1043" DrawAspect="Content" ObjectID="_1841815920" r:id="rId45"/>
         </w:object>
       </w:r>
       <w:r>
@@ -2258,10 +2241,10 @@
           <w:szCs w:val="18"/>
         </w:rPr>
         <w:object w:dxaOrig="2240" w:dyaOrig="320" w14:anchorId="7769A3D2">
-          <v:shape id="_x0000_i1824" type="#_x0000_t75" style="width:111.9pt;height:15.7pt" o:ole="">
+          <v:shape id="_x0000_i1044" type="#_x0000_t75" style="width:112pt;height:15.5pt" o:ole="">
             <v:imagedata r:id="rId46" o:title=""/>
           </v:shape>
-          <o:OLEObject Type="Embed" ProgID="Equation.3" ShapeID="_x0000_i1824" DrawAspect="Content" ObjectID="_1840872100" r:id="rId47"/>
+          <o:OLEObject Type="Embed" ProgID="Equation.3" ShapeID="_x0000_i1044" DrawAspect="Content" ObjectID="_1841815921" r:id="rId47"/>
         </w:object>
       </w:r>
       <w:r>
@@ -2691,25 +2674,7 @@
           <w:sz w:val="18"/>
           <w:szCs w:val="18"/>
         </w:rPr>
-        <w:t>的幅度</w:t>
-      </w:r>
-      <w:proofErr w:type="gramStart"/>
-      <w:r>
-        <w:rPr>
-          <w:rFonts w:hint="eastAsia"/>
-          <w:sz w:val="18"/>
-          <w:szCs w:val="18"/>
-        </w:rPr>
-        <w:t>谱不能</w:t>
-      </w:r>
-      <w:proofErr w:type="gramEnd"/>
-      <w:r>
-        <w:rPr>
-          <w:rFonts w:hint="eastAsia"/>
-          <w:sz w:val="18"/>
-          <w:szCs w:val="18"/>
-        </w:rPr>
-        <w:t>分辨出信号中的两个频率</w:t>
+        <w:t>的幅度谱不能分辨出信号中的两个频率</w:t>
       </w:r>
       <w:r>
         <w:rPr>
@@ -2842,25 +2807,7 @@
           <w:sz w:val="18"/>
           <w:szCs w:val="18"/>
         </w:rPr>
-        <w:t>越大，</w:t>
-      </w:r>
-      <w:proofErr w:type="gramStart"/>
-      <w:r>
-        <w:rPr>
-          <w:rFonts w:hint="eastAsia"/>
-          <w:sz w:val="18"/>
-          <w:szCs w:val="18"/>
-        </w:rPr>
-        <w:t>谱峰的</w:t>
-      </w:r>
-      <w:proofErr w:type="gramEnd"/>
-      <w:r>
-        <w:rPr>
-          <w:rFonts w:hint="eastAsia"/>
-          <w:sz w:val="18"/>
-          <w:szCs w:val="18"/>
-        </w:rPr>
-        <w:t>横坐标值越接近</w:t>
+        <w:t>越大，谱峰的横坐标值越接近</w:t>
       </w:r>
       <w:r>
         <w:rPr>
@@ -3906,56 +3853,14 @@
         </w:rPr>
         <w:t>2</w:t>
       </w:r>
-      <w:proofErr w:type="gramStart"/>
-      <w:r>
-        <w:rPr>
-          <w:rFonts w:ascii="Consolas" w:hAnsi="Consolas" w:cs="Courier New"/>
-          <w:color w:val="545454"/>
-          <w:sz w:val="23"/>
-          <w:szCs w:val="23"/>
-        </w:rPr>
-        <w:t>);plot</w:t>
-      </w:r>
-      <w:proofErr w:type="gramEnd"/>
-      <w:r>
-        <w:rPr>
-          <w:rFonts w:ascii="Consolas" w:hAnsi="Consolas" w:cs="Courier New"/>
-          <w:color w:val="545454"/>
-          <w:sz w:val="23"/>
-          <w:szCs w:val="23"/>
-        </w:rPr>
-        <w:t>(</w:t>
-      </w:r>
-      <w:proofErr w:type="spellStart"/>
-      <w:proofErr w:type="gramStart"/>
-      <w:r>
-        <w:rPr>
-          <w:rFonts w:ascii="Consolas" w:hAnsi="Consolas" w:cs="Courier New"/>
-          <w:color w:val="545454"/>
-          <w:sz w:val="23"/>
-          <w:szCs w:val="23"/>
-        </w:rPr>
-        <w:t>w,magX</w:t>
-      </w:r>
-      <w:proofErr w:type="spellEnd"/>
-      <w:r>
-        <w:rPr>
-          <w:rFonts w:ascii="Consolas" w:hAnsi="Consolas" w:cs="Courier New"/>
-          <w:color w:val="545454"/>
-          <w:sz w:val="23"/>
-          <w:szCs w:val="23"/>
-        </w:rPr>
-        <w:t>);title</w:t>
-      </w:r>
-      <w:proofErr w:type="gramEnd"/>
-      <w:r>
-        <w:rPr>
-          <w:rFonts w:ascii="Consolas" w:hAnsi="Consolas" w:cs="Courier New"/>
-          <w:color w:val="545454"/>
-          <w:sz w:val="23"/>
-          <w:szCs w:val="23"/>
-        </w:rPr>
-        <w:t>(</w:t>
+      <w:r>
+        <w:rPr>
+          <w:rFonts w:ascii="Consolas" w:hAnsi="Consolas" w:cs="Courier New"/>
+          <w:color w:val="545454"/>
+          <w:sz w:val="23"/>
+          <w:szCs w:val="23"/>
+        </w:rPr>
+        <w:t>);plot(w,magX);title(</w:t>
       </w:r>
       <w:r>
         <w:rPr>
@@ -5103,56 +5008,14 @@
         </w:rPr>
         <w:t>4</w:t>
       </w:r>
-      <w:proofErr w:type="gramStart"/>
-      <w:r>
-        <w:rPr>
-          <w:rFonts w:ascii="Consolas" w:hAnsi="Consolas" w:cs="Courier New"/>
-          <w:color w:val="545454"/>
-          <w:sz w:val="23"/>
-          <w:szCs w:val="23"/>
-        </w:rPr>
-        <w:t>);plot</w:t>
-      </w:r>
-      <w:proofErr w:type="gramEnd"/>
-      <w:r>
-        <w:rPr>
-          <w:rFonts w:ascii="Consolas" w:hAnsi="Consolas" w:cs="Courier New"/>
-          <w:color w:val="545454"/>
-          <w:sz w:val="23"/>
-          <w:szCs w:val="23"/>
-        </w:rPr>
-        <w:t>(</w:t>
-      </w:r>
-      <w:proofErr w:type="spellStart"/>
-      <w:proofErr w:type="gramStart"/>
-      <w:r>
-        <w:rPr>
-          <w:rFonts w:ascii="Consolas" w:hAnsi="Consolas" w:cs="Courier New"/>
-          <w:color w:val="545454"/>
-          <w:sz w:val="23"/>
-          <w:szCs w:val="23"/>
-        </w:rPr>
-        <w:t>w,magX</w:t>
-      </w:r>
-      <w:proofErr w:type="spellEnd"/>
-      <w:r>
-        <w:rPr>
-          <w:rFonts w:ascii="Consolas" w:hAnsi="Consolas" w:cs="Courier New"/>
-          <w:color w:val="545454"/>
-          <w:sz w:val="23"/>
-          <w:szCs w:val="23"/>
-        </w:rPr>
-        <w:t>);title</w:t>
-      </w:r>
-      <w:proofErr w:type="gramEnd"/>
-      <w:r>
-        <w:rPr>
-          <w:rFonts w:ascii="Consolas" w:hAnsi="Consolas" w:cs="Courier New"/>
-          <w:color w:val="545454"/>
-          <w:sz w:val="23"/>
-          <w:szCs w:val="23"/>
-        </w:rPr>
-        <w:t>(</w:t>
+      <w:r>
+        <w:rPr>
+          <w:rFonts w:ascii="Consolas" w:hAnsi="Consolas" w:cs="Courier New"/>
+          <w:color w:val="545454"/>
+          <w:sz w:val="23"/>
+          <w:szCs w:val="23"/>
+        </w:rPr>
+        <w:t>);plot(w,magX);title(</w:t>
       </w:r>
       <w:r>
         <w:rPr>
@@ -5434,7 +5297,7 @@
         <w:spacing w:before="0" w:beforeAutospacing="0" w:after="0" w:afterAutospacing="0"/>
         <w:divId w:val="901328530"/>
         <w:rPr>
-          <w:rFonts w:ascii="Consolas" w:hAnsi="Consolas" w:cs="Courier New" w:hint="eastAsia"/>
+          <w:rFonts w:ascii="Consolas" w:hAnsi="Consolas" w:cs="Courier New"/>
           <w:color w:val="545454"/>
           <w:sz w:val="23"/>
           <w:szCs w:val="23"/>
@@ -5489,10 +5352,10 @@
           <w:szCs w:val="18"/>
         </w:rPr>
         <w:object w:dxaOrig="7080" w:dyaOrig="320" w14:anchorId="2ABE963E">
-          <v:shape id="_x0000_i1825" type="#_x0000_t75" style="width:354.3pt;height:15.7pt" o:ole="">
+          <v:shape id="_x0000_i1045" type="#_x0000_t75" style="width:354.5pt;height:15.5pt" o:ole="">
             <v:imagedata r:id="rId48" o:title=""/>
           </v:shape>
-          <o:OLEObject Type="Embed" ProgID="Equation.3" ShapeID="_x0000_i1825" DrawAspect="Content" ObjectID="_1840872101" r:id="rId49"/>
+          <o:OLEObject Type="Embed" ProgID="Equation.3" ShapeID="_x0000_i1045" DrawAspect="Content" ObjectID="_1841815922" r:id="rId49"/>
         </w:object>
       </w:r>
     </w:p>
@@ -5559,7 +5422,6 @@
         </w:rPr>
         <w:t>，</w:t>
       </w:r>
-      <w:proofErr w:type="spellStart"/>
       <w:r>
         <w:rPr>
           <w:rFonts w:ascii="Times New Roman" w:hAnsi="Times New Roman"/>
@@ -5568,7 +5430,6 @@
         </w:rPr>
         <w:t>df</w:t>
       </w:r>
-      <w:proofErr w:type="spellEnd"/>
       <w:r>
         <w:rPr>
           <w:rFonts w:ascii="Times New Roman" w:hAnsi="Times New Roman"/>
@@ -5689,7 +5550,6 @@
         </w:rPr>
         <w:t>，</w:t>
       </w:r>
-      <w:proofErr w:type="spellStart"/>
       <w:r>
         <w:rPr>
           <w:rFonts w:ascii="Times New Roman" w:hAnsi="Times New Roman"/>
@@ -5698,7 +5558,6 @@
         </w:rPr>
         <w:t>df</w:t>
       </w:r>
-      <w:proofErr w:type="spellEnd"/>
       <w:r>
         <w:rPr>
           <w:rFonts w:ascii="Times New Roman" w:hAnsi="Times New Roman"/>
@@ -7646,85 +7505,23 @@
         </w:rPr>
         <w:t>2</w:t>
       </w:r>
-      <w:proofErr w:type="gramStart"/>
-      <w:r>
-        <w:rPr>
-          <w:rFonts w:ascii="Consolas" w:hAnsi="Consolas" w:cs="Courier New"/>
-          <w:color w:val="545454"/>
-          <w:sz w:val="23"/>
-          <w:szCs w:val="23"/>
-        </w:rPr>
-        <w:t>);plot</w:t>
-      </w:r>
-      <w:proofErr w:type="gramEnd"/>
-      <w:r>
-        <w:rPr>
-          <w:rFonts w:ascii="Consolas" w:hAnsi="Consolas" w:cs="Courier New"/>
-          <w:color w:val="545454"/>
-          <w:sz w:val="23"/>
-          <w:szCs w:val="23"/>
-        </w:rPr>
-        <w:t>(</w:t>
-      </w:r>
-      <w:proofErr w:type="spellStart"/>
-      <w:proofErr w:type="gramStart"/>
-      <w:r>
-        <w:rPr>
-          <w:rFonts w:ascii="Consolas" w:hAnsi="Consolas" w:cs="Courier New"/>
-          <w:color w:val="545454"/>
-          <w:sz w:val="23"/>
-          <w:szCs w:val="23"/>
-        </w:rPr>
-        <w:t>w,magX</w:t>
-      </w:r>
-      <w:proofErr w:type="spellEnd"/>
-      <w:r>
-        <w:rPr>
-          <w:rFonts w:ascii="Consolas" w:hAnsi="Consolas" w:cs="Courier New"/>
-          <w:color w:val="545454"/>
-          <w:sz w:val="23"/>
-          <w:szCs w:val="23"/>
-        </w:rPr>
-        <w:t>);title</w:t>
-      </w:r>
-      <w:proofErr w:type="gramEnd"/>
-      <w:r>
-        <w:rPr>
-          <w:rFonts w:ascii="Consolas" w:hAnsi="Consolas" w:cs="Courier New"/>
-          <w:color w:val="545454"/>
-          <w:sz w:val="23"/>
-          <w:szCs w:val="23"/>
-        </w:rPr>
-        <w:t>(</w:t>
-      </w:r>
-      <w:r>
-        <w:rPr>
-          <w:rFonts w:ascii="Consolas" w:hAnsi="Consolas" w:cs="Courier New"/>
-          <w:color w:val="008000"/>
-          <w:sz w:val="23"/>
-          <w:szCs w:val="23"/>
-        </w:rPr>
-        <w:t xml:space="preserve">'FFT N=64 </w:t>
-      </w:r>
-      <w:proofErr w:type="spellStart"/>
-      <w:r>
-        <w:rPr>
-          <w:rFonts w:ascii="Consolas" w:hAnsi="Consolas" w:cs="Courier New"/>
-          <w:color w:val="008000"/>
-          <w:sz w:val="23"/>
-          <w:szCs w:val="23"/>
-        </w:rPr>
-        <w:t>df</w:t>
-      </w:r>
-      <w:proofErr w:type="spellEnd"/>
-      <w:r>
-        <w:rPr>
-          <w:rFonts w:ascii="Consolas" w:hAnsi="Consolas" w:cs="Courier New"/>
-          <w:color w:val="008000"/>
-          <w:sz w:val="23"/>
-          <w:szCs w:val="23"/>
-        </w:rPr>
-        <w:t>=1/16'</w:t>
+      <w:r>
+        <w:rPr>
+          <w:rFonts w:ascii="Consolas" w:hAnsi="Consolas" w:cs="Courier New"/>
+          <w:color w:val="545454"/>
+          <w:sz w:val="23"/>
+          <w:szCs w:val="23"/>
+        </w:rPr>
+        <w:t>);plot(w,magX);title(</w:t>
+      </w:r>
+      <w:r>
+        <w:rPr>
+          <w:rFonts w:ascii="Consolas" w:hAnsi="Consolas" w:cs="Courier New"/>
+          <w:color w:val="008000"/>
+          <w:sz w:val="23"/>
+          <w:szCs w:val="23"/>
+        </w:rPr>
+        <w:t>'FFT N=64 df=1/16'</w:t>
       </w:r>
       <w:r>
         <w:rPr>
@@ -8956,85 +8753,23 @@
         </w:rPr>
         <w:t>4</w:t>
       </w:r>
-      <w:proofErr w:type="gramStart"/>
-      <w:r>
-        <w:rPr>
-          <w:rFonts w:ascii="Consolas" w:hAnsi="Consolas" w:cs="Courier New"/>
-          <w:color w:val="545454"/>
-          <w:sz w:val="23"/>
-          <w:szCs w:val="23"/>
-        </w:rPr>
-        <w:t>);plot</w:t>
-      </w:r>
-      <w:proofErr w:type="gramEnd"/>
-      <w:r>
-        <w:rPr>
-          <w:rFonts w:ascii="Consolas" w:hAnsi="Consolas" w:cs="Courier New"/>
-          <w:color w:val="545454"/>
-          <w:sz w:val="23"/>
-          <w:szCs w:val="23"/>
-        </w:rPr>
-        <w:t>(</w:t>
-      </w:r>
-      <w:proofErr w:type="spellStart"/>
-      <w:proofErr w:type="gramStart"/>
-      <w:r>
-        <w:rPr>
-          <w:rFonts w:ascii="Consolas" w:hAnsi="Consolas" w:cs="Courier New"/>
-          <w:color w:val="545454"/>
-          <w:sz w:val="23"/>
-          <w:szCs w:val="23"/>
-        </w:rPr>
-        <w:t>w,magX</w:t>
-      </w:r>
-      <w:proofErr w:type="spellEnd"/>
-      <w:r>
-        <w:rPr>
-          <w:rFonts w:ascii="Consolas" w:hAnsi="Consolas" w:cs="Courier New"/>
-          <w:color w:val="545454"/>
-          <w:sz w:val="23"/>
-          <w:szCs w:val="23"/>
-        </w:rPr>
-        <w:t>);title</w:t>
-      </w:r>
-      <w:proofErr w:type="gramEnd"/>
-      <w:r>
-        <w:rPr>
-          <w:rFonts w:ascii="Consolas" w:hAnsi="Consolas" w:cs="Courier New"/>
-          <w:color w:val="545454"/>
-          <w:sz w:val="23"/>
-          <w:szCs w:val="23"/>
-        </w:rPr>
-        <w:t>(</w:t>
-      </w:r>
-      <w:r>
-        <w:rPr>
-          <w:rFonts w:ascii="Consolas" w:hAnsi="Consolas" w:cs="Courier New"/>
-          <w:color w:val="008000"/>
-          <w:sz w:val="23"/>
-          <w:szCs w:val="23"/>
-        </w:rPr>
-        <w:t xml:space="preserve">'FFT N=64 </w:t>
-      </w:r>
-      <w:proofErr w:type="spellStart"/>
-      <w:r>
-        <w:rPr>
-          <w:rFonts w:ascii="Consolas" w:hAnsi="Consolas" w:cs="Courier New"/>
-          <w:color w:val="008000"/>
-          <w:sz w:val="23"/>
-          <w:szCs w:val="23"/>
-        </w:rPr>
-        <w:t>df</w:t>
-      </w:r>
-      <w:proofErr w:type="spellEnd"/>
-      <w:r>
-        <w:rPr>
-          <w:rFonts w:ascii="Consolas" w:hAnsi="Consolas" w:cs="Courier New"/>
-          <w:color w:val="008000"/>
-          <w:sz w:val="23"/>
-          <w:szCs w:val="23"/>
-        </w:rPr>
-        <w:t>=1/64'</w:t>
+      <w:r>
+        <w:rPr>
+          <w:rFonts w:ascii="Consolas" w:hAnsi="Consolas" w:cs="Courier New"/>
+          <w:color w:val="545454"/>
+          <w:sz w:val="23"/>
+          <w:szCs w:val="23"/>
+        </w:rPr>
+        <w:t>);plot(w,magX);title(</w:t>
+      </w:r>
+      <w:r>
+        <w:rPr>
+          <w:rFonts w:ascii="Consolas" w:hAnsi="Consolas" w:cs="Courier New"/>
+          <w:color w:val="008000"/>
+          <w:sz w:val="23"/>
+          <w:szCs w:val="23"/>
+        </w:rPr>
+        <w:t>'FFT N=64 df=1/64'</w:t>
       </w:r>
       <w:r>
         <w:rPr>
@@ -10266,85 +10001,23 @@
         </w:rPr>
         <w:t>6</w:t>
       </w:r>
-      <w:proofErr w:type="gramStart"/>
-      <w:r>
-        <w:rPr>
-          <w:rFonts w:ascii="Consolas" w:hAnsi="Consolas" w:cs="Courier New"/>
-          <w:color w:val="545454"/>
-          <w:sz w:val="23"/>
-          <w:szCs w:val="23"/>
-        </w:rPr>
-        <w:t>);plot</w:t>
-      </w:r>
-      <w:proofErr w:type="gramEnd"/>
-      <w:r>
-        <w:rPr>
-          <w:rFonts w:ascii="Consolas" w:hAnsi="Consolas" w:cs="Courier New"/>
-          <w:color w:val="545454"/>
-          <w:sz w:val="23"/>
-          <w:szCs w:val="23"/>
-        </w:rPr>
-        <w:t>(</w:t>
-      </w:r>
-      <w:proofErr w:type="spellStart"/>
-      <w:proofErr w:type="gramStart"/>
-      <w:r>
-        <w:rPr>
-          <w:rFonts w:ascii="Consolas" w:hAnsi="Consolas" w:cs="Courier New"/>
-          <w:color w:val="545454"/>
-          <w:sz w:val="23"/>
-          <w:szCs w:val="23"/>
-        </w:rPr>
-        <w:t>w,magX</w:t>
-      </w:r>
-      <w:proofErr w:type="spellEnd"/>
-      <w:r>
-        <w:rPr>
-          <w:rFonts w:ascii="Consolas" w:hAnsi="Consolas" w:cs="Courier New"/>
-          <w:color w:val="545454"/>
-          <w:sz w:val="23"/>
-          <w:szCs w:val="23"/>
-        </w:rPr>
-        <w:t>);title</w:t>
-      </w:r>
-      <w:proofErr w:type="gramEnd"/>
-      <w:r>
-        <w:rPr>
-          <w:rFonts w:ascii="Consolas" w:hAnsi="Consolas" w:cs="Courier New"/>
-          <w:color w:val="545454"/>
-          <w:sz w:val="23"/>
-          <w:szCs w:val="23"/>
-        </w:rPr>
-        <w:t>(</w:t>
-      </w:r>
-      <w:r>
-        <w:rPr>
-          <w:rFonts w:ascii="Consolas" w:hAnsi="Consolas" w:cs="Courier New"/>
-          <w:color w:val="008000"/>
-          <w:sz w:val="23"/>
-          <w:szCs w:val="23"/>
-        </w:rPr>
-        <w:t xml:space="preserve">'FFT N=128 </w:t>
-      </w:r>
-      <w:proofErr w:type="spellStart"/>
-      <w:r>
-        <w:rPr>
-          <w:rFonts w:ascii="Consolas" w:hAnsi="Consolas" w:cs="Courier New"/>
-          <w:color w:val="008000"/>
-          <w:sz w:val="23"/>
-          <w:szCs w:val="23"/>
-        </w:rPr>
-        <w:t>df</w:t>
-      </w:r>
-      <w:proofErr w:type="spellEnd"/>
-      <w:r>
-        <w:rPr>
-          <w:rFonts w:ascii="Consolas" w:hAnsi="Consolas" w:cs="Courier New"/>
-          <w:color w:val="008000"/>
-          <w:sz w:val="23"/>
-          <w:szCs w:val="23"/>
-        </w:rPr>
-        <w:t>=1/64'</w:t>
+      <w:r>
+        <w:rPr>
+          <w:rFonts w:ascii="Consolas" w:hAnsi="Consolas" w:cs="Courier New"/>
+          <w:color w:val="545454"/>
+          <w:sz w:val="23"/>
+          <w:szCs w:val="23"/>
+        </w:rPr>
+        <w:t>);plot(w,magX);title(</w:t>
+      </w:r>
+      <w:r>
+        <w:rPr>
+          <w:rFonts w:ascii="Consolas" w:hAnsi="Consolas" w:cs="Courier New"/>
+          <w:color w:val="008000"/>
+          <w:sz w:val="23"/>
+          <w:szCs w:val="23"/>
+        </w:rPr>
+        <w:t>'FFT N=128 df=1/64'</w:t>
       </w:r>
       <w:r>
         <w:rPr>
@@ -10574,7 +10247,7 @@
         <w:spacing w:before="0" w:beforeAutospacing="0" w:after="0" w:afterAutospacing="0"/>
         <w:divId w:val="1012336417"/>
         <w:rPr>
-          <w:rFonts w:ascii="Consolas" w:hAnsi="Consolas" w:cs="Courier New" w:hint="eastAsia"/>
+          <w:rFonts w:ascii="Consolas" w:hAnsi="Consolas" w:cs="Courier New"/>
           <w:color w:val="545454"/>
           <w:sz w:val="23"/>
           <w:szCs w:val="23"/>
@@ -10699,25 +10372,7 @@
           <w:sz w:val="18"/>
           <w:szCs w:val="18"/>
         </w:rPr>
-        <w:t>构成的信号，</w:t>
-      </w:r>
-      <w:proofErr w:type="gramStart"/>
-      <w:r>
-        <w:rPr>
-          <w:rFonts w:ascii="Times New Roman" w:hAnsi="Times New Roman"/>
-          <w:sz w:val="18"/>
-          <w:szCs w:val="18"/>
-        </w:rPr>
-        <w:t>受零均值</w:t>
-      </w:r>
-      <w:proofErr w:type="gramEnd"/>
-      <w:r>
-        <w:rPr>
-          <w:rFonts w:ascii="Times New Roman" w:hAnsi="Times New Roman"/>
-          <w:sz w:val="18"/>
-          <w:szCs w:val="18"/>
-        </w:rPr>
-        <w:t>随机噪声的干扰，数据采样率为</w:t>
+        <w:t>构成的信号，受零均值随机噪声的干扰，数据采样率为</w:t>
       </w:r>
       <w:r>
         <w:rPr>
@@ -10996,7 +10651,6 @@
           <w:szCs w:val="23"/>
         </w:rPr>
       </w:pPr>
-      <w:proofErr w:type="gramStart"/>
       <w:r>
         <w:rPr>
           <w:rFonts w:ascii="Consolas" w:hAnsi="Consolas" w:cs="Courier New"/>
@@ -11006,7 +10660,6 @@
         </w:rPr>
         <w:t>%(</w:t>
       </w:r>
-      <w:proofErr w:type="gramEnd"/>
       <w:r>
         <w:rPr>
           <w:rFonts w:ascii="Consolas" w:hAnsi="Consolas" w:cs="Courier New"/>
@@ -11115,36 +10768,16 @@
           <w:sz w:val="23"/>
           <w:szCs w:val="23"/>
         </w:rPr>
-        <w:t>0.</w:t>
-      </w:r>
-      <w:proofErr w:type="gramStart"/>
-      <w:r>
-        <w:rPr>
-          <w:rFonts w:ascii="Consolas" w:hAnsi="Consolas" w:cs="Courier New"/>
-          <w:color w:val="008000"/>
-          <w:sz w:val="23"/>
-          <w:szCs w:val="23"/>
-        </w:rPr>
-        <w:t>8</w:t>
-      </w:r>
-      <w:r>
-        <w:rPr>
-          <w:rFonts w:ascii="Consolas" w:hAnsi="Consolas" w:cs="Courier New"/>
-          <w:color w:val="545454"/>
-          <w:sz w:val="23"/>
-          <w:szCs w:val="23"/>
-        </w:rPr>
-        <w:t>;%</w:t>
-      </w:r>
-      <w:proofErr w:type="gramEnd"/>
-      <w:r>
-        <w:rPr>
-          <w:rFonts w:ascii="Consolas" w:hAnsi="Consolas" w:cs="Courier New"/>
-          <w:color w:val="545454"/>
-          <w:sz w:val="23"/>
-          <w:szCs w:val="23"/>
-        </w:rPr>
-        <w:t>fs=</w:t>
+        <w:t>0.8</w:t>
+      </w:r>
+      <w:r>
+        <w:rPr>
+          <w:rFonts w:ascii="Consolas" w:hAnsi="Consolas" w:cs="Courier New"/>
+          <w:color w:val="545454"/>
+          <w:sz w:val="23"/>
+          <w:szCs w:val="23"/>
+        </w:rPr>
+        <w:t>;%fs=</w:t>
       </w:r>
       <w:r>
         <w:rPr>
@@ -11272,27 +10905,7 @@
           <w:sz w:val="23"/>
           <w:szCs w:val="23"/>
         </w:rPr>
-        <w:t>*</w:t>
-      </w:r>
-      <w:proofErr w:type="gramStart"/>
-      <w:r>
-        <w:rPr>
-          <w:rFonts w:ascii="Consolas" w:hAnsi="Consolas" w:cs="Courier New"/>
-          <w:color w:val="545454"/>
-          <w:sz w:val="23"/>
-          <w:szCs w:val="23"/>
-        </w:rPr>
-        <w:t>t)+</w:t>
-      </w:r>
-      <w:proofErr w:type="gramEnd"/>
-      <w:r>
-        <w:rPr>
-          <w:rFonts w:ascii="Consolas" w:hAnsi="Consolas" w:cs="Courier New"/>
-          <w:color w:val="545454"/>
-          <w:sz w:val="23"/>
-          <w:szCs w:val="23"/>
-        </w:rPr>
-        <w:t>cos(</w:t>
+        <w:t>*t)+cos(</w:t>
       </w:r>
       <w:r>
         <w:rPr>
@@ -11393,27 +11006,7 @@
           <w:sz w:val="23"/>
           <w:szCs w:val="23"/>
         </w:rPr>
-        <w:t>*</w:t>
-      </w:r>
-      <w:proofErr w:type="spellStart"/>
-      <w:r>
-        <w:rPr>
-          <w:rFonts w:ascii="Consolas" w:hAnsi="Consolas" w:cs="Courier New"/>
-          <w:color w:val="545454"/>
-          <w:sz w:val="23"/>
-          <w:szCs w:val="23"/>
-        </w:rPr>
-        <w:t>randn</w:t>
-      </w:r>
-      <w:proofErr w:type="spellEnd"/>
-      <w:r>
-        <w:rPr>
-          <w:rFonts w:ascii="Consolas" w:hAnsi="Consolas" w:cs="Courier New"/>
-          <w:color w:val="545454"/>
-          <w:sz w:val="23"/>
-          <w:szCs w:val="23"/>
-        </w:rPr>
-        <w:t>(</w:t>
+        <w:t>*randn(</w:t>
       </w:r>
       <w:r>
         <w:rPr>
@@ -11543,47 +11136,14 @@
         </w:rPr>
         <w:t>1</w:t>
       </w:r>
-      <w:proofErr w:type="gramStart"/>
-      <w:r>
-        <w:rPr>
-          <w:rFonts w:ascii="Consolas" w:hAnsi="Consolas" w:cs="Courier New"/>
-          <w:color w:val="545454"/>
-          <w:sz w:val="23"/>
-          <w:szCs w:val="23"/>
-        </w:rPr>
-        <w:t>);plot</w:t>
-      </w:r>
-      <w:proofErr w:type="gramEnd"/>
-      <w:r>
-        <w:rPr>
-          <w:rFonts w:ascii="Consolas" w:hAnsi="Consolas" w:cs="Courier New"/>
-          <w:color w:val="545454"/>
-          <w:sz w:val="23"/>
-          <w:szCs w:val="23"/>
-        </w:rPr>
-        <w:t>(</w:t>
-      </w:r>
-      <w:proofErr w:type="spellStart"/>
-      <w:proofErr w:type="gramStart"/>
-      <w:r>
-        <w:rPr>
-          <w:rFonts w:ascii="Consolas" w:hAnsi="Consolas" w:cs="Courier New"/>
-          <w:color w:val="545454"/>
-          <w:sz w:val="23"/>
-          <w:szCs w:val="23"/>
-        </w:rPr>
-        <w:t>t,x</w:t>
-      </w:r>
-      <w:proofErr w:type="spellEnd"/>
-      <w:proofErr w:type="gramEnd"/>
-      <w:r>
-        <w:rPr>
-          <w:rFonts w:ascii="Consolas" w:hAnsi="Consolas" w:cs="Courier New"/>
-          <w:color w:val="545454"/>
-          <w:sz w:val="23"/>
-          <w:szCs w:val="23"/>
-        </w:rPr>
-        <w:t>);</w:t>
+      <w:r>
+        <w:rPr>
+          <w:rFonts w:ascii="Consolas" w:hAnsi="Consolas" w:cs="Courier New"/>
+          <w:color w:val="545454"/>
+          <w:sz w:val="23"/>
+          <w:szCs w:val="23"/>
+        </w:rPr>
+        <w:t>);plot(t,x);</w:t>
       </w:r>
     </w:p>
     <w:p>
@@ -11623,7 +11183,6 @@
           <w:szCs w:val="23"/>
         </w:rPr>
       </w:pPr>
-      <w:proofErr w:type="gramStart"/>
       <w:r>
         <w:rPr>
           <w:rFonts w:ascii="Consolas" w:hAnsi="Consolas" w:cs="Courier New"/>
@@ -11633,7 +11192,6 @@
         </w:rPr>
         <w:t>title(</w:t>
       </w:r>
-      <w:proofErr w:type="gramEnd"/>
       <w:r>
         <w:rPr>
           <w:rFonts w:ascii="Consolas" w:hAnsi="Consolas" w:cs="Courier New"/>
@@ -11688,74 +11246,46 @@
           <w:color w:val="545454"/>
           <w:sz w:val="23"/>
           <w:szCs w:val="23"/>
-        </w:rPr>
-      </w:pPr>
-      <w:proofErr w:type="spellStart"/>
-      <w:r>
-        <w:rPr>
-          <w:rFonts w:ascii="Consolas" w:hAnsi="Consolas" w:cs="Courier New"/>
-          <w:color w:val="545454"/>
-          <w:sz w:val="23"/>
-          <w:szCs w:val="23"/>
-        </w:rPr>
-        <w:t>xlabel</w:t>
-      </w:r>
-      <w:proofErr w:type="spellEnd"/>
-      <w:r>
-        <w:rPr>
-          <w:rFonts w:ascii="Consolas" w:hAnsi="Consolas" w:cs="Courier New"/>
-          <w:color w:val="545454"/>
-          <w:sz w:val="23"/>
-          <w:szCs w:val="23"/>
-        </w:rPr>
-        <w:t>(</w:t>
-      </w:r>
-      <w:r>
-        <w:rPr>
-          <w:rFonts w:ascii="Consolas" w:hAnsi="Consolas" w:cs="Courier New"/>
-          <w:color w:val="008000"/>
-          <w:sz w:val="23"/>
-          <w:szCs w:val="23"/>
+          <w:lang w:val="sv-SE"/>
+        </w:rPr>
+      </w:pPr>
+      <w:r>
+        <w:rPr>
+          <w:rFonts w:ascii="Consolas" w:hAnsi="Consolas" w:cs="Courier New"/>
+          <w:color w:val="545454"/>
+          <w:sz w:val="23"/>
+          <w:szCs w:val="23"/>
+          <w:lang w:val="sv-SE"/>
+        </w:rPr>
+        <w:t>xlabel(</w:t>
+      </w:r>
+      <w:r>
+        <w:rPr>
+          <w:rFonts w:ascii="Consolas" w:hAnsi="Consolas" w:cs="Courier New"/>
+          <w:color w:val="008000"/>
+          <w:sz w:val="23"/>
+          <w:szCs w:val="23"/>
+          <w:lang w:val="sv-SE"/>
         </w:rPr>
         <w:t>'t'</w:t>
       </w:r>
-      <w:proofErr w:type="gramStart"/>
-      <w:r>
-        <w:rPr>
-          <w:rFonts w:ascii="Consolas" w:hAnsi="Consolas" w:cs="Courier New"/>
-          <w:color w:val="545454"/>
-          <w:sz w:val="23"/>
-          <w:szCs w:val="23"/>
-        </w:rPr>
-        <w:t>);</w:t>
-      </w:r>
-      <w:proofErr w:type="spellStart"/>
-      <w:r>
-        <w:rPr>
-          <w:rFonts w:ascii="Consolas" w:hAnsi="Consolas" w:cs="Courier New"/>
-          <w:color w:val="545454"/>
-          <w:sz w:val="23"/>
-          <w:szCs w:val="23"/>
-        </w:rPr>
-        <w:t>ylabel</w:t>
-      </w:r>
-      <w:proofErr w:type="spellEnd"/>
-      <w:proofErr w:type="gramEnd"/>
-      <w:r>
-        <w:rPr>
-          <w:rFonts w:ascii="Consolas" w:hAnsi="Consolas" w:cs="Courier New"/>
-          <w:color w:val="545454"/>
-          <w:sz w:val="23"/>
-          <w:szCs w:val="23"/>
-        </w:rPr>
-        <w:t>(</w:t>
-      </w:r>
-      <w:r>
-        <w:rPr>
-          <w:rFonts w:ascii="Consolas" w:hAnsi="Consolas" w:cs="Courier New"/>
-          <w:color w:val="008000"/>
-          <w:sz w:val="23"/>
-          <w:szCs w:val="23"/>
+      <w:r>
+        <w:rPr>
+          <w:rFonts w:ascii="Consolas" w:hAnsi="Consolas" w:cs="Courier New"/>
+          <w:color w:val="545454"/>
+          <w:sz w:val="23"/>
+          <w:szCs w:val="23"/>
+          <w:lang w:val="sv-SE"/>
+        </w:rPr>
+        <w:t>);ylabel(</w:t>
+      </w:r>
+      <w:r>
+        <w:rPr>
+          <w:rFonts w:ascii="Consolas" w:hAnsi="Consolas" w:cs="Courier New"/>
+          <w:color w:val="008000"/>
+          <w:sz w:val="23"/>
+          <w:szCs w:val="23"/>
+          <w:lang w:val="sv-SE"/>
         </w:rPr>
         <w:t>'x(t)'</w:t>
       </w:r>
@@ -11765,6 +11295,7 @@
           <w:color w:val="545454"/>
           <w:sz w:val="23"/>
           <w:szCs w:val="23"/>
+          <w:lang w:val="sv-SE"/>
         </w:rPr>
         <w:t>);</w:t>
       </w:r>
@@ -11860,78 +11391,23 @@
         </w:rPr>
         <w:t>2</w:t>
       </w:r>
-      <w:proofErr w:type="gramStart"/>
-      <w:r>
-        <w:rPr>
-          <w:rFonts w:ascii="Consolas" w:hAnsi="Consolas" w:cs="Courier New"/>
-          <w:color w:val="545454"/>
-          <w:sz w:val="23"/>
-          <w:szCs w:val="23"/>
-        </w:rPr>
-        <w:t>);plot</w:t>
-      </w:r>
-      <w:proofErr w:type="gramEnd"/>
-      <w:r>
-        <w:rPr>
-          <w:rFonts w:ascii="Consolas" w:hAnsi="Consolas" w:cs="Courier New"/>
-          <w:color w:val="545454"/>
-          <w:sz w:val="23"/>
-          <w:szCs w:val="23"/>
-        </w:rPr>
-        <w:t>(</w:t>
-      </w:r>
-      <w:proofErr w:type="spellStart"/>
-      <w:proofErr w:type="gramStart"/>
-      <w:r>
-        <w:rPr>
-          <w:rFonts w:ascii="Consolas" w:hAnsi="Consolas" w:cs="Courier New"/>
-          <w:color w:val="545454"/>
-          <w:sz w:val="23"/>
-          <w:szCs w:val="23"/>
-        </w:rPr>
-        <w:t>t,y</w:t>
-      </w:r>
-      <w:proofErr w:type="spellEnd"/>
-      <w:r>
-        <w:rPr>
-          <w:rFonts w:ascii="Consolas" w:hAnsi="Consolas" w:cs="Courier New"/>
-          <w:color w:val="545454"/>
-          <w:sz w:val="23"/>
-          <w:szCs w:val="23"/>
-        </w:rPr>
-        <w:t>);%title(</w:t>
-      </w:r>
-      <w:proofErr w:type="gramEnd"/>
-      <w:r>
-        <w:rPr>
-          <w:rFonts w:ascii="Consolas" w:hAnsi="Consolas" w:cs="Courier New"/>
-          <w:color w:val="008000"/>
-          <w:sz w:val="23"/>
-          <w:szCs w:val="23"/>
-        </w:rPr>
-        <w:t xml:space="preserve">'press any </w:t>
-      </w:r>
-      <w:proofErr w:type="spellStart"/>
-      <w:proofErr w:type="gramStart"/>
-      <w:r>
-        <w:rPr>
-          <w:rFonts w:ascii="Consolas" w:hAnsi="Consolas" w:cs="Courier New"/>
-          <w:color w:val="008000"/>
-          <w:sz w:val="23"/>
-          <w:szCs w:val="23"/>
-        </w:rPr>
-        <w:t>key,continue</w:t>
-      </w:r>
-      <w:proofErr w:type="spellEnd"/>
-      <w:proofErr w:type="gramEnd"/>
-      <w:r>
-        <w:rPr>
-          <w:rFonts w:ascii="Consolas" w:hAnsi="Consolas" w:cs="Courier New"/>
-          <w:color w:val="008000"/>
-          <w:sz w:val="23"/>
-          <w:szCs w:val="23"/>
-        </w:rPr>
-        <w:t>...'</w:t>
+      <w:r>
+        <w:rPr>
+          <w:rFonts w:ascii="Consolas" w:hAnsi="Consolas" w:cs="Courier New"/>
+          <w:color w:val="545454"/>
+          <w:sz w:val="23"/>
+          <w:szCs w:val="23"/>
+        </w:rPr>
+        <w:t>);plot(t,y);%title(</w:t>
+      </w:r>
+      <w:r>
+        <w:rPr>
+          <w:rFonts w:ascii="Consolas" w:hAnsi="Consolas" w:cs="Courier New"/>
+          <w:color w:val="008000"/>
+          <w:sz w:val="23"/>
+          <w:szCs w:val="23"/>
+        </w:rPr>
+        <w:t>'press any key,continue...'</w:t>
       </w:r>
       <w:r>
         <w:rPr>
@@ -12063,25 +11539,14 @@
           <w:szCs w:val="23"/>
         </w:rPr>
       </w:pPr>
-      <w:proofErr w:type="spellStart"/>
-      <w:r>
-        <w:rPr>
-          <w:rFonts w:ascii="Consolas" w:hAnsi="Consolas" w:cs="Courier New"/>
-          <w:color w:val="545454"/>
-          <w:sz w:val="23"/>
-          <w:szCs w:val="23"/>
-        </w:rPr>
-        <w:t>xlabel</w:t>
-      </w:r>
-      <w:proofErr w:type="spellEnd"/>
-      <w:r>
-        <w:rPr>
-          <w:rFonts w:ascii="Consolas" w:hAnsi="Consolas" w:cs="Courier New"/>
-          <w:color w:val="545454"/>
-          <w:sz w:val="23"/>
-          <w:szCs w:val="23"/>
-        </w:rPr>
-        <w:t>(</w:t>
+      <w:r>
+        <w:rPr>
+          <w:rFonts w:ascii="Consolas" w:hAnsi="Consolas" w:cs="Courier New"/>
+          <w:color w:val="545454"/>
+          <w:sz w:val="23"/>
+          <w:szCs w:val="23"/>
+        </w:rPr>
+        <w:t>xlabel(</w:t>
       </w:r>
       <w:r>
         <w:rPr>
@@ -12099,27 +11564,7 @@
           <w:sz w:val="23"/>
           <w:szCs w:val="23"/>
         </w:rPr>
-        <w:t>);</w:t>
-      </w:r>
-      <w:proofErr w:type="spellStart"/>
-      <w:r>
-        <w:rPr>
-          <w:rFonts w:ascii="Consolas" w:hAnsi="Consolas" w:cs="Courier New"/>
-          <w:color w:val="545454"/>
-          <w:sz w:val="23"/>
-          <w:szCs w:val="23"/>
-        </w:rPr>
-        <w:t>ylabel</w:t>
-      </w:r>
-      <w:proofErr w:type="spellEnd"/>
-      <w:r>
-        <w:rPr>
-          <w:rFonts w:ascii="Consolas" w:hAnsi="Consolas" w:cs="Courier New"/>
-          <w:color w:val="545454"/>
-          <w:sz w:val="23"/>
-          <w:szCs w:val="23"/>
-        </w:rPr>
-        <w:t>(</w:t>
+        <w:t>);ylabel(</w:t>
       </w:r>
       <w:r>
         <w:rPr>
@@ -12202,29 +11647,7 @@
           <w:sz w:val="23"/>
           <w:szCs w:val="23"/>
         </w:rPr>
-        <w:t>%</w:t>
-      </w:r>
-      <w:proofErr w:type="spellStart"/>
-      <w:proofErr w:type="gramStart"/>
-      <w:r>
-        <w:rPr>
-          <w:rFonts w:ascii="Consolas" w:hAnsi="Consolas" w:cs="Courier New"/>
-          <w:color w:val="545454"/>
-          <w:sz w:val="23"/>
-          <w:szCs w:val="23"/>
-        </w:rPr>
-        <w:t>pause;N</w:t>
-      </w:r>
-      <w:proofErr w:type="spellEnd"/>
-      <w:proofErr w:type="gramEnd"/>
-      <w:r>
-        <w:rPr>
-          <w:rFonts w:ascii="Consolas" w:hAnsi="Consolas" w:cs="Courier New"/>
-          <w:color w:val="545454"/>
-          <w:sz w:val="23"/>
-          <w:szCs w:val="23"/>
-        </w:rPr>
-        <w:t>=</w:t>
+        <w:t>%pause;N=</w:t>
       </w:r>
       <w:r>
         <w:rPr>
@@ -12280,27 +11703,7 @@
           <w:sz w:val="23"/>
           <w:szCs w:val="23"/>
         </w:rPr>
-        <w:t>Y=</w:t>
-      </w:r>
-      <w:proofErr w:type="spellStart"/>
-      <w:r>
-        <w:rPr>
-          <w:rFonts w:ascii="Consolas" w:hAnsi="Consolas" w:cs="Courier New"/>
-          <w:color w:val="545454"/>
-          <w:sz w:val="23"/>
-          <w:szCs w:val="23"/>
-        </w:rPr>
-        <w:t>fft</w:t>
-      </w:r>
-      <w:proofErr w:type="spellEnd"/>
-      <w:r>
-        <w:rPr>
-          <w:rFonts w:ascii="Consolas" w:hAnsi="Consolas" w:cs="Courier New"/>
-          <w:color w:val="545454"/>
-          <w:sz w:val="23"/>
-          <w:szCs w:val="23"/>
-        </w:rPr>
-        <w:t>(y,</w:t>
+        <w:t>Y=fft(y,</w:t>
       </w:r>
       <w:r>
         <w:rPr>
@@ -12365,29 +11768,8 @@
           <w:sz w:val="23"/>
           <w:szCs w:val="23"/>
         </w:rPr>
-        <w:t>P=Y.*</w:t>
-      </w:r>
-      <w:proofErr w:type="spellStart"/>
-      <w:r>
-        <w:rPr>
-          <w:rFonts w:ascii="Consolas" w:hAnsi="Consolas" w:cs="Courier New"/>
-          <w:color w:val="545454"/>
-          <w:sz w:val="23"/>
-          <w:szCs w:val="23"/>
-        </w:rPr>
-        <w:t>conj</w:t>
-      </w:r>
-      <w:proofErr w:type="spellEnd"/>
-      <w:r>
-        <w:rPr>
-          <w:rFonts w:ascii="Consolas" w:hAnsi="Consolas" w:cs="Courier New"/>
-          <w:color w:val="545454"/>
-          <w:sz w:val="23"/>
-          <w:szCs w:val="23"/>
-        </w:rPr>
-        <w:t>(Y)/</w:t>
-      </w:r>
-      <w:proofErr w:type="gramStart"/>
+        <w:t>P=Y.*conj(Y)/</w:t>
+      </w:r>
       <w:r>
         <w:rPr>
           <w:rFonts w:ascii="Consolas" w:hAnsi="Consolas" w:cs="Courier New"/>
@@ -12406,7 +11788,6 @@
         </w:rPr>
         <w:t>;%</w:t>
       </w:r>
-      <w:proofErr w:type="gramEnd"/>
       <w:r>
         <w:rPr>
           <w:rFonts w:ascii="Consolas" w:hAnsi="Consolas" w:cs="Courier New"/>
@@ -12544,7 +11925,6 @@
         </w:rPr>
         <w:t>)/</w:t>
       </w:r>
-      <w:proofErr w:type="gramStart"/>
       <w:r>
         <w:rPr>
           <w:rFonts w:ascii="Consolas" w:hAnsi="Consolas" w:cs="Courier New"/>
@@ -12561,19 +11941,8 @@
           <w:sz w:val="23"/>
           <w:szCs w:val="23"/>
         </w:rPr>
-        <w:t>;%</w:t>
-      </w:r>
-      <w:proofErr w:type="gramEnd"/>
-      <w:r>
-        <w:rPr>
-          <w:rFonts w:ascii="Consolas" w:hAnsi="Consolas" w:cs="Courier New"/>
-          <w:color w:val="545454"/>
-          <w:sz w:val="23"/>
-          <w:szCs w:val="23"/>
-        </w:rPr>
-        <w:t>f=fs/N*(</w:t>
-      </w:r>
-      <w:proofErr w:type="gramStart"/>
+        <w:t>;%f=fs/N*(</w:t>
+      </w:r>
       <w:r>
         <w:rPr>
           <w:rFonts w:ascii="Consolas" w:hAnsi="Consolas" w:cs="Courier New"/>
@@ -12608,17 +11977,7 @@
           <w:sz w:val="23"/>
           <w:szCs w:val="23"/>
         </w:rPr>
-        <w:t>)=</w:t>
-      </w:r>
-      <w:proofErr w:type="gramEnd"/>
-      <w:r>
-        <w:rPr>
-          <w:rFonts w:ascii="Consolas" w:hAnsi="Consolas" w:cs="Courier New"/>
-          <w:color w:val="545454"/>
-          <w:sz w:val="23"/>
-          <w:szCs w:val="23"/>
-        </w:rPr>
-        <w:t>F0*(</w:t>
+        <w:t>)=F0*(</w:t>
       </w:r>
       <w:r>
         <w:rPr>
@@ -12748,47 +12107,14 @@
         </w:rPr>
         <w:t>3</w:t>
       </w:r>
-      <w:proofErr w:type="gramStart"/>
-      <w:r>
-        <w:rPr>
-          <w:rFonts w:ascii="Consolas" w:hAnsi="Consolas" w:cs="Courier New"/>
-          <w:color w:val="545454"/>
-          <w:sz w:val="23"/>
-          <w:szCs w:val="23"/>
-        </w:rPr>
-        <w:t>);plot</w:t>
-      </w:r>
-      <w:proofErr w:type="gramEnd"/>
-      <w:r>
-        <w:rPr>
-          <w:rFonts w:ascii="Consolas" w:hAnsi="Consolas" w:cs="Courier New"/>
-          <w:color w:val="545454"/>
-          <w:sz w:val="23"/>
-          <w:szCs w:val="23"/>
-        </w:rPr>
-        <w:t>(</w:t>
-      </w:r>
-      <w:proofErr w:type="spellStart"/>
-      <w:proofErr w:type="gramStart"/>
-      <w:r>
-        <w:rPr>
-          <w:rFonts w:ascii="Consolas" w:hAnsi="Consolas" w:cs="Courier New"/>
-          <w:color w:val="545454"/>
-          <w:sz w:val="23"/>
-          <w:szCs w:val="23"/>
-        </w:rPr>
-        <w:t>f,P</w:t>
-      </w:r>
-      <w:proofErr w:type="spellEnd"/>
-      <w:proofErr w:type="gramEnd"/>
-      <w:r>
-        <w:rPr>
-          <w:rFonts w:ascii="Consolas" w:hAnsi="Consolas" w:cs="Courier New"/>
-          <w:color w:val="545454"/>
-          <w:sz w:val="23"/>
-          <w:szCs w:val="23"/>
-        </w:rPr>
-        <w:t>(</w:t>
+      <w:r>
+        <w:rPr>
+          <w:rFonts w:ascii="Consolas" w:hAnsi="Consolas" w:cs="Courier New"/>
+          <w:color w:val="545454"/>
+          <w:sz w:val="23"/>
+          <w:szCs w:val="23"/>
+        </w:rPr>
+        <w:t>);plot(f,P(</w:t>
       </w:r>
       <w:r>
         <w:rPr>
@@ -12945,103 +12271,56 @@
           <w:color w:val="545454"/>
           <w:sz w:val="23"/>
           <w:szCs w:val="23"/>
-        </w:rPr>
-      </w:pPr>
-      <w:proofErr w:type="spellStart"/>
-      <w:r>
-        <w:rPr>
-          <w:rFonts w:ascii="Consolas" w:hAnsi="Consolas" w:cs="Courier New"/>
-          <w:color w:val="545454"/>
-          <w:sz w:val="23"/>
-          <w:szCs w:val="23"/>
-        </w:rPr>
-        <w:t>xlabel</w:t>
-      </w:r>
-      <w:proofErr w:type="spellEnd"/>
-      <w:r>
-        <w:rPr>
-          <w:rFonts w:ascii="Consolas" w:hAnsi="Consolas" w:cs="Courier New"/>
-          <w:color w:val="545454"/>
-          <w:sz w:val="23"/>
-          <w:szCs w:val="23"/>
-        </w:rPr>
-        <w:t>(</w:t>
-      </w:r>
-      <w:r>
-        <w:rPr>
-          <w:rFonts w:ascii="Consolas" w:hAnsi="Consolas" w:cs="Courier New"/>
-          <w:color w:val="008000"/>
-          <w:sz w:val="23"/>
-          <w:szCs w:val="23"/>
+          <w:lang w:val="sv-SE"/>
+        </w:rPr>
+      </w:pPr>
+      <w:r>
+        <w:rPr>
+          <w:rFonts w:ascii="Consolas" w:hAnsi="Consolas" w:cs="Courier New"/>
+          <w:color w:val="545454"/>
+          <w:sz w:val="23"/>
+          <w:szCs w:val="23"/>
+          <w:lang w:val="sv-SE"/>
+        </w:rPr>
+        <w:t>xlabel(</w:t>
+      </w:r>
+      <w:r>
+        <w:rPr>
+          <w:rFonts w:ascii="Consolas" w:hAnsi="Consolas" w:cs="Courier New"/>
+          <w:color w:val="008000"/>
+          <w:sz w:val="23"/>
+          <w:szCs w:val="23"/>
+          <w:lang w:val="sv-SE"/>
         </w:rPr>
         <w:t>'Hz'</w:t>
       </w:r>
-      <w:proofErr w:type="gramStart"/>
-      <w:r>
-        <w:rPr>
-          <w:rFonts w:ascii="Consolas" w:hAnsi="Consolas" w:cs="Courier New"/>
-          <w:color w:val="545454"/>
-          <w:sz w:val="23"/>
-          <w:szCs w:val="23"/>
-        </w:rPr>
-        <w:t>);</w:t>
-      </w:r>
-      <w:proofErr w:type="spellStart"/>
-      <w:r>
-        <w:rPr>
-          <w:rFonts w:ascii="Consolas" w:hAnsi="Consolas" w:cs="Courier New"/>
-          <w:color w:val="545454"/>
-          <w:sz w:val="23"/>
-          <w:szCs w:val="23"/>
-        </w:rPr>
-        <w:t>ylabel</w:t>
-      </w:r>
-      <w:proofErr w:type="spellEnd"/>
-      <w:proofErr w:type="gramEnd"/>
-      <w:r>
-        <w:rPr>
-          <w:rFonts w:ascii="Consolas" w:hAnsi="Consolas" w:cs="Courier New"/>
-          <w:color w:val="545454"/>
-          <w:sz w:val="23"/>
-          <w:szCs w:val="23"/>
-        </w:rPr>
-        <w:t>(</w:t>
-      </w:r>
-      <w:r>
-        <w:rPr>
-          <w:rFonts w:ascii="Consolas" w:hAnsi="Consolas" w:cs="Courier New"/>
-          <w:color w:val="008000"/>
-          <w:sz w:val="23"/>
-          <w:szCs w:val="23"/>
-        </w:rPr>
-        <w:t>'</w:t>
-      </w:r>
-      <w:proofErr w:type="gramStart"/>
-      <w:r>
-        <w:rPr>
-          <w:rFonts w:ascii="Consolas" w:hAnsi="Consolas" w:cs="Courier New"/>
-          <w:color w:val="008000"/>
-          <w:sz w:val="23"/>
-          <w:szCs w:val="23"/>
-        </w:rPr>
-        <w:t>PSD(</w:t>
-      </w:r>
-      <w:proofErr w:type="gramEnd"/>
-      <w:r>
-        <w:rPr>
-          <w:rFonts w:ascii="Consolas" w:hAnsi="Consolas" w:cs="Courier New"/>
-          <w:color w:val="008000"/>
-          <w:sz w:val="23"/>
-          <w:szCs w:val="23"/>
-        </w:rPr>
-        <w:t>dB)'</w:t>
-      </w:r>
-      <w:r>
-        <w:rPr>
-          <w:rFonts w:ascii="Consolas" w:hAnsi="Consolas" w:cs="Courier New"/>
-          <w:color w:val="545454"/>
-          <w:sz w:val="23"/>
-          <w:szCs w:val="23"/>
+      <w:r>
+        <w:rPr>
+          <w:rFonts w:ascii="Consolas" w:hAnsi="Consolas" w:cs="Courier New"/>
+          <w:color w:val="545454"/>
+          <w:sz w:val="23"/>
+          <w:szCs w:val="23"/>
+          <w:lang w:val="sv-SE"/>
+        </w:rPr>
+        <w:t>);ylabel(</w:t>
+      </w:r>
+      <w:r>
+        <w:rPr>
+          <w:rFonts w:ascii="Consolas" w:hAnsi="Consolas" w:cs="Courier New"/>
+          <w:color w:val="008000"/>
+          <w:sz w:val="23"/>
+          <w:szCs w:val="23"/>
+          <w:lang w:val="sv-SE"/>
+        </w:rPr>
+        <w:t>'PSD(dB)'</w:t>
+      </w:r>
+      <w:r>
+        <w:rPr>
+          <w:rFonts w:ascii="Consolas" w:hAnsi="Consolas" w:cs="Courier New"/>
+          <w:color w:val="545454"/>
+          <w:sz w:val="23"/>
+          <w:szCs w:val="23"/>
+          <w:lang w:val="sv-SE"/>
         </w:rPr>
         <w:t>);</w:t>
       </w:r>
@@ -13081,14 +12360,16 @@
           <w:color w:val="545454"/>
           <w:sz w:val="23"/>
           <w:szCs w:val="23"/>
-        </w:rPr>
-      </w:pPr>
-      <w:r>
-        <w:rPr>
-          <w:rFonts w:ascii="Consolas" w:hAnsi="Consolas" w:cs="Courier New"/>
-          <w:color w:val="545454"/>
-          <w:sz w:val="23"/>
-          <w:szCs w:val="23"/>
+          <w:lang w:val="sv-SE"/>
+        </w:rPr>
+      </w:pPr>
+      <w:r>
+        <w:rPr>
+          <w:rFonts w:ascii="Consolas" w:hAnsi="Consolas" w:cs="Courier New"/>
+          <w:color w:val="545454"/>
+          <w:sz w:val="23"/>
+          <w:szCs w:val="23"/>
+          <w:lang w:val="sv-SE"/>
         </w:rPr>
         <w:t> </w:t>
       </w:r>
@@ -13140,7 +12421,7 @@
         <w:spacing w:line="360" w:lineRule="exact"/>
         <w:ind w:firstLineChars="0"/>
         <w:rPr>
-          <w:rFonts w:ascii="宋体" w:hAnsi="宋体"/>
+          <w:rFonts w:ascii="宋体" w:hAnsi="宋体" w:hint="eastAsia"/>
           <w:szCs w:val="24"/>
         </w:rPr>
       </w:pPr>
@@ -13198,10 +12479,134 @@
         <w:ind w:left="240"/>
         <w:jc w:val="left"/>
         <w:rPr>
+          <w:rFonts w:ascii="宋体" w:hAnsi="宋体" w:hint="eastAsia"/>
+          <w:szCs w:val="24"/>
+        </w:rPr>
+      </w:pPr>
+      <w:r>
+        <w:rPr>
           <w:rFonts w:ascii="宋体" w:hAnsi="宋体"/>
-          <w:szCs w:val="24"/>
-        </w:rPr>
-      </w:pPr>
+          <w:noProof/>
+          <w:szCs w:val="24"/>
+        </w:rPr>
+        <w:drawing>
+          <wp:anchor distT="0" distB="0" distL="114300" distR="114300" simplePos="0" relativeHeight="251666432" behindDoc="0" locked="0" layoutInCell="1" allowOverlap="1" wp14:anchorId="345120BC" wp14:editId="33E728A7">
+            <wp:simplePos x="0" y="0"/>
+            <wp:positionH relativeFrom="margin">
+              <wp:posOffset>9074150</wp:posOffset>
+            </wp:positionH>
+            <wp:positionV relativeFrom="paragraph">
+              <wp:posOffset>213995</wp:posOffset>
+            </wp:positionV>
+            <wp:extent cx="1607833" cy="1352550"/>
+            <wp:effectExtent l="0" t="0" r="0" b="0"/>
+            <wp:wrapNone/>
+            <wp:docPr id="348613842" name="图片 1"/>
+            <wp:cNvGraphicFramePr>
+              <a:graphicFrameLocks xmlns:a="http://schemas.openxmlformats.org/drawingml/2006/main" noChangeAspect="1"/>
+            </wp:cNvGraphicFramePr>
+            <a:graphic xmlns:a="http://schemas.openxmlformats.org/drawingml/2006/main">
+              <a:graphicData uri="http://schemas.openxmlformats.org/drawingml/2006/picture">
+                <pic:pic xmlns:pic="http://schemas.openxmlformats.org/drawingml/2006/picture">
+                  <pic:nvPicPr>
+                    <pic:cNvPr id="348613842" name=""/>
+                    <pic:cNvPicPr/>
+                  </pic:nvPicPr>
+                  <pic:blipFill>
+                    <a:blip r:embed="rId50">
+                      <a:extLst>
+                        <a:ext uri="{28A0092B-C50C-407E-A947-70E740481C1C}">
+                          <a14:useLocalDpi xmlns:a14="http://schemas.microsoft.com/office/drawing/2010/main" val="0"/>
+                        </a:ext>
+                      </a:extLst>
+                    </a:blip>
+                    <a:stretch>
+                      <a:fillRect/>
+                    </a:stretch>
+                  </pic:blipFill>
+                  <pic:spPr>
+                    <a:xfrm>
+                      <a:off x="0" y="0"/>
+                      <a:ext cx="1607833" cy="1352550"/>
+                    </a:xfrm>
+                    <a:prstGeom prst="rect">
+                      <a:avLst/>
+                    </a:prstGeom>
+                  </pic:spPr>
+                </pic:pic>
+              </a:graphicData>
+            </a:graphic>
+            <wp14:sizeRelH relativeFrom="margin">
+              <wp14:pctWidth>0</wp14:pctWidth>
+            </wp14:sizeRelH>
+            <wp14:sizeRelV relativeFrom="margin">
+              <wp14:pctHeight>0</wp14:pctHeight>
+            </wp14:sizeRelV>
+          </wp:anchor>
+        </w:drawing>
+      </w:r>
+      <w:r>
+        <w:rPr>
+          <w:rFonts w:ascii="宋体" w:hAnsi="宋体"/>
+          <w:noProof/>
+          <w:szCs w:val="24"/>
+        </w:rPr>
+        <w:drawing>
+          <wp:anchor distT="0" distB="0" distL="114300" distR="114300" simplePos="0" relativeHeight="251664384" behindDoc="0" locked="0" layoutInCell="1" allowOverlap="1" wp14:anchorId="77E9F565" wp14:editId="598AEA10">
+            <wp:simplePos x="0" y="0"/>
+            <wp:positionH relativeFrom="column">
+              <wp:align>left</wp:align>
+            </wp:positionH>
+            <wp:positionV relativeFrom="paragraph">
+              <wp:posOffset>213995</wp:posOffset>
+            </wp:positionV>
+            <wp:extent cx="1631950" cy="1391920"/>
+            <wp:effectExtent l="0" t="0" r="6350" b="0"/>
+            <wp:wrapNone/>
+            <wp:docPr id="1086469601" name="图片 1"/>
+            <wp:cNvGraphicFramePr>
+              <a:graphicFrameLocks xmlns:a="http://schemas.openxmlformats.org/drawingml/2006/main" noChangeAspect="1"/>
+            </wp:cNvGraphicFramePr>
+            <a:graphic xmlns:a="http://schemas.openxmlformats.org/drawingml/2006/main">
+              <a:graphicData uri="http://schemas.openxmlformats.org/drawingml/2006/picture">
+                <pic:pic xmlns:pic="http://schemas.openxmlformats.org/drawingml/2006/picture">
+                  <pic:nvPicPr>
+                    <pic:cNvPr id="1086469601" name=""/>
+                    <pic:cNvPicPr/>
+                  </pic:nvPicPr>
+                  <pic:blipFill>
+                    <a:blip r:embed="rId51">
+                      <a:extLst>
+                        <a:ext uri="{28A0092B-C50C-407E-A947-70E740481C1C}">
+                          <a14:useLocalDpi xmlns:a14="http://schemas.microsoft.com/office/drawing/2010/main" val="0"/>
+                        </a:ext>
+                      </a:extLst>
+                    </a:blip>
+                    <a:stretch>
+                      <a:fillRect/>
+                    </a:stretch>
+                  </pic:blipFill>
+                  <pic:spPr>
+                    <a:xfrm>
+                      <a:off x="0" y="0"/>
+                      <a:ext cx="1631950" cy="1391920"/>
+                    </a:xfrm>
+                    <a:prstGeom prst="rect">
+                      <a:avLst/>
+                    </a:prstGeom>
+                  </pic:spPr>
+                </pic:pic>
+              </a:graphicData>
+            </a:graphic>
+            <wp14:sizeRelH relativeFrom="margin">
+              <wp14:pctWidth>0</wp14:pctWidth>
+            </wp14:sizeRelH>
+            <wp14:sizeRelV relativeFrom="margin">
+              <wp14:pctHeight>0</wp14:pctHeight>
+            </wp14:sizeRelV>
+          </wp:anchor>
+        </w:drawing>
+      </w:r>
       <w:r>
         <w:rPr>
           <w:rFonts w:ascii="宋体" w:hAnsi="宋体"/>
@@ -13259,28 +12664,29 @@
         <w:adjustRightInd w:val="0"/>
         <w:spacing w:line="360" w:lineRule="exact"/>
         <w:rPr>
+          <w:rFonts w:ascii="宋体" w:hAnsi="宋体" w:hint="eastAsia"/>
+          <w:szCs w:val="24"/>
+        </w:rPr>
+      </w:pPr>
+      <w:r>
+        <w:rPr>
           <w:rFonts w:ascii="宋体" w:hAnsi="宋体"/>
-          <w:szCs w:val="24"/>
-        </w:rPr>
-      </w:pPr>
-      <w:r>
-        <w:rPr>
-          <w:rFonts w:ascii="宋体" w:hAnsi="宋体"/>
+          <w:noProof/>
           <w:szCs w:val="24"/>
         </w:rPr>
         <w:drawing>
-          <wp:anchor distT="0" distB="0" distL="114300" distR="114300" simplePos="0" relativeHeight="251665408" behindDoc="0" locked="0" layoutInCell="1" allowOverlap="1" wp14:anchorId="10DC9C91" wp14:editId="1FB403F5">
+          <wp:anchor distT="0" distB="0" distL="114300" distR="114300" simplePos="0" relativeHeight="251667456" behindDoc="0" locked="0" layoutInCell="1" allowOverlap="1" wp14:anchorId="3C7822F4" wp14:editId="13436830">
             <wp:simplePos x="0" y="0"/>
-            <wp:positionH relativeFrom="column">
-              <wp:posOffset>2746564</wp:posOffset>
+            <wp:positionH relativeFrom="margin">
+              <wp:posOffset>10490200</wp:posOffset>
             </wp:positionH>
             <wp:positionV relativeFrom="paragraph">
-              <wp:posOffset>49586</wp:posOffset>
+              <wp:posOffset>49530</wp:posOffset>
             </wp:positionV>
-            <wp:extent cx="2652665" cy="2268803"/>
+            <wp:extent cx="1543050" cy="1319544"/>
             <wp:effectExtent l="0" t="0" r="0" b="0"/>
             <wp:wrapNone/>
-            <wp:docPr id="220089909" name="图片 1"/>
+            <wp:docPr id="1803280733" name="图片 1"/>
             <wp:cNvGraphicFramePr>
               <a:graphicFrameLocks xmlns:a="http://schemas.openxmlformats.org/drawingml/2006/main" noChangeAspect="1"/>
             </wp:cNvGraphicFramePr>
@@ -13288,11 +12694,11 @@
               <a:graphicData uri="http://schemas.openxmlformats.org/drawingml/2006/picture">
                 <pic:pic xmlns:pic="http://schemas.openxmlformats.org/drawingml/2006/picture">
                   <pic:nvPicPr>
-                    <pic:cNvPr id="220089909" name=""/>
+                    <pic:cNvPr id="1803280733" name=""/>
                     <pic:cNvPicPr/>
                   </pic:nvPicPr>
                   <pic:blipFill>
-                    <a:blip r:embed="rId50">
+                    <a:blip r:embed="rId52">
                       <a:extLst>
                         <a:ext uri="{28A0092B-C50C-407E-A947-70E740481C1C}">
                           <a14:useLocalDpi xmlns:a14="http://schemas.microsoft.com/office/drawing/2010/main" val="0"/>
@@ -13306,7 +12712,7 @@
                   <pic:spPr>
                     <a:xfrm>
                       <a:off x="0" y="0"/>
-                      <a:ext cx="2655802" cy="2271486"/>
+                      <a:ext cx="1543050" cy="1319544"/>
                     </a:xfrm>
                     <a:prstGeom prst="rect">
                       <a:avLst/>
@@ -13327,21 +12733,22 @@
       <w:r>
         <w:rPr>
           <w:rFonts w:ascii="宋体" w:hAnsi="宋体"/>
+          <w:noProof/>
           <w:szCs w:val="24"/>
         </w:rPr>
         <w:drawing>
-          <wp:anchor distT="0" distB="0" distL="114300" distR="114300" simplePos="0" relativeHeight="251664384" behindDoc="0" locked="0" layoutInCell="1" allowOverlap="1" wp14:anchorId="77E9F565" wp14:editId="35679BA0">
+          <wp:anchor distT="0" distB="0" distL="114300" distR="114300" simplePos="0" relativeHeight="251665408" behindDoc="0" locked="0" layoutInCell="1" allowOverlap="1" wp14:anchorId="10DC9C91" wp14:editId="456F6843">
             <wp:simplePos x="0" y="0"/>
             <wp:positionH relativeFrom="column">
-              <wp:align>left</wp:align>
+              <wp:posOffset>1698625</wp:posOffset>
             </wp:positionH>
             <wp:positionV relativeFrom="paragraph">
-              <wp:posOffset>94797</wp:posOffset>
+              <wp:posOffset>4445</wp:posOffset>
             </wp:positionV>
-            <wp:extent cx="2580005" cy="2200910"/>
-            <wp:effectExtent l="0" t="0" r="0" b="8890"/>
+            <wp:extent cx="1551692" cy="1327150"/>
+            <wp:effectExtent l="0" t="0" r="0" b="6350"/>
             <wp:wrapNone/>
-            <wp:docPr id="1086469601" name="图片 1"/>
+            <wp:docPr id="220089909" name="图片 1"/>
             <wp:cNvGraphicFramePr>
               <a:graphicFrameLocks xmlns:a="http://schemas.openxmlformats.org/drawingml/2006/main" noChangeAspect="1"/>
             </wp:cNvGraphicFramePr>
@@ -13349,11 +12756,11 @@
               <a:graphicData uri="http://schemas.openxmlformats.org/drawingml/2006/picture">
                 <pic:pic xmlns:pic="http://schemas.openxmlformats.org/drawingml/2006/picture">
                   <pic:nvPicPr>
-                    <pic:cNvPr id="1086469601" name=""/>
+                    <pic:cNvPr id="220089909" name=""/>
                     <pic:cNvPicPr/>
                   </pic:nvPicPr>
                   <pic:blipFill>
-                    <a:blip r:embed="rId51">
+                    <a:blip r:embed="rId53">
                       <a:extLst>
                         <a:ext uri="{28A0092B-C50C-407E-A947-70E740481C1C}">
                           <a14:useLocalDpi xmlns:a14="http://schemas.microsoft.com/office/drawing/2010/main" val="0"/>
@@ -13367,7 +12774,7 @@
                   <pic:spPr>
                     <a:xfrm>
                       <a:off x="0" y="0"/>
-                      <a:ext cx="2580005" cy="2200910"/>
+                      <a:ext cx="1551692" cy="1327150"/>
                     </a:xfrm>
                     <a:prstGeom prst="rect">
                       <a:avLst/>
@@ -13427,7 +12834,7 @@
         <w:adjustRightInd w:val="0"/>
         <w:spacing w:line="360" w:lineRule="exact"/>
         <w:rPr>
-          <w:rFonts w:ascii="宋体" w:hAnsi="宋体"/>
+          <w:rFonts w:ascii="宋体" w:hAnsi="宋体" w:hint="eastAsia"/>
           <w:szCs w:val="24"/>
         </w:rPr>
       </w:pPr>
@@ -13473,7 +12880,7 @@
         <w:adjustRightInd w:val="0"/>
         <w:spacing w:line="360" w:lineRule="exact"/>
         <w:rPr>
-          <w:rFonts w:ascii="宋体" w:hAnsi="宋体"/>
+          <w:rFonts w:ascii="宋体" w:hAnsi="宋体" w:hint="eastAsia"/>
           <w:szCs w:val="24"/>
         </w:rPr>
       </w:pPr>
@@ -13519,7 +12926,7 @@
         <w:adjustRightInd w:val="0"/>
         <w:spacing w:line="360" w:lineRule="exact"/>
         <w:rPr>
-          <w:rFonts w:ascii="宋体" w:hAnsi="宋体"/>
+          <w:rFonts w:ascii="宋体" w:hAnsi="宋体" w:hint="eastAsia"/>
           <w:szCs w:val="24"/>
         </w:rPr>
       </w:pPr>
@@ -13565,7 +12972,7 @@
         <w:adjustRightInd w:val="0"/>
         <w:spacing w:line="360" w:lineRule="exact"/>
         <w:rPr>
-          <w:rFonts w:ascii="宋体" w:hAnsi="宋体"/>
+          <w:rFonts w:ascii="宋体" w:hAnsi="宋体" w:hint="eastAsia"/>
           <w:szCs w:val="24"/>
         </w:rPr>
       </w:pPr>
@@ -13611,7 +13018,7 @@
         <w:adjustRightInd w:val="0"/>
         <w:spacing w:line="360" w:lineRule="exact"/>
         <w:rPr>
-          <w:rFonts w:ascii="宋体" w:hAnsi="宋体"/>
+          <w:rFonts w:ascii="宋体" w:hAnsi="宋体" w:hint="eastAsia"/>
           <w:szCs w:val="24"/>
         </w:rPr>
       </w:pPr>
@@ -13703,20 +13110,89 @@
         <w:adjustRightInd w:val="0"/>
         <w:spacing w:line="360" w:lineRule="exact"/>
         <w:rPr>
+          <w:rFonts w:ascii="宋体" w:hAnsi="宋体" w:hint="eastAsia"/>
+          <w:szCs w:val="24"/>
+        </w:rPr>
+      </w:pPr>
+      <w:r>
+        <w:rPr>
           <w:rFonts w:ascii="宋体" w:hAnsi="宋体"/>
-          <w:szCs w:val="24"/>
-        </w:rPr>
-      </w:pPr>
+          <w:noProof/>
+          <w:szCs w:val="24"/>
+        </w:rPr>
+        <w:lastRenderedPageBreak/>
+        <w:drawing>
+          <wp:anchor distT="0" distB="0" distL="114300" distR="114300" simplePos="0" relativeHeight="251668480" behindDoc="0" locked="0" layoutInCell="1" allowOverlap="1" wp14:anchorId="75A4E6E2" wp14:editId="02587AD7">
+            <wp:simplePos x="0" y="0"/>
+            <wp:positionH relativeFrom="margin">
+              <wp:posOffset>1047750</wp:posOffset>
+            </wp:positionH>
+            <wp:positionV relativeFrom="paragraph">
+              <wp:posOffset>-208915</wp:posOffset>
+            </wp:positionV>
+            <wp:extent cx="3422650" cy="2567295"/>
+            <wp:effectExtent l="0" t="0" r="0" b="0"/>
+            <wp:wrapNone/>
+            <wp:docPr id="449488840" name="图片 3"/>
+            <wp:cNvGraphicFramePr>
+              <a:graphicFrameLocks xmlns:a="http://schemas.openxmlformats.org/drawingml/2006/main" noChangeAspect="1"/>
+            </wp:cNvGraphicFramePr>
+            <a:graphic xmlns:a="http://schemas.openxmlformats.org/drawingml/2006/main">
+              <a:graphicData uri="http://schemas.openxmlformats.org/drawingml/2006/picture">
+                <pic:pic xmlns:pic="http://schemas.openxmlformats.org/drawingml/2006/picture">
+                  <pic:nvPicPr>
+                    <pic:cNvPr id="0" name="Picture 81"/>
+                    <pic:cNvPicPr>
+                      <a:picLocks noChangeAspect="1" noChangeArrowheads="1"/>
+                    </pic:cNvPicPr>
+                  </pic:nvPicPr>
+                  <pic:blipFill>
+                    <a:blip r:embed="rId54">
+                      <a:extLst>
+                        <a:ext uri="{28A0092B-C50C-407E-A947-70E740481C1C}">
+                          <a14:useLocalDpi xmlns:a14="http://schemas.microsoft.com/office/drawing/2010/main" val="0"/>
+                        </a:ext>
+                      </a:extLst>
+                    </a:blip>
+                    <a:srcRect/>
+                    <a:stretch>
+                      <a:fillRect/>
+                    </a:stretch>
+                  </pic:blipFill>
+                  <pic:spPr bwMode="auto">
+                    <a:xfrm>
+                      <a:off x="0" y="0"/>
+                      <a:ext cx="3422650" cy="2567295"/>
+                    </a:xfrm>
+                    <a:prstGeom prst="rect">
+                      <a:avLst/>
+                    </a:prstGeom>
+                    <a:noFill/>
+                    <a:ln>
+                      <a:noFill/>
+                    </a:ln>
+                  </pic:spPr>
+                </pic:pic>
+              </a:graphicData>
+            </a:graphic>
+            <wp14:sizeRelH relativeFrom="margin">
+              <wp14:pctWidth>0</wp14:pctWidth>
+            </wp14:sizeRelH>
+            <wp14:sizeRelV relativeFrom="margin">
+              <wp14:pctHeight>0</wp14:pctHeight>
+            </wp14:sizeRelV>
+          </wp:anchor>
+        </w:drawing>
+      </w:r>
       <w:r>
         <w:rPr>
           <w:noProof/>
           <w:color w:val="000000"/>
         </w:rPr>
-        <w:lastRenderedPageBreak/>
         <mc:AlternateContent>
           <mc:Choice Requires="wps">
             <w:drawing>
-              <wp:anchor distT="0" distB="0" distL="114300" distR="114300" simplePos="0" relativeHeight="251675648" behindDoc="0" locked="0" layoutInCell="1" allowOverlap="1" wp14:anchorId="36424B5D" wp14:editId="7E08C8D8">
+              <wp:anchor distT="0" distB="0" distL="114300" distR="114300" simplePos="0" relativeHeight="251675648" behindDoc="0" locked="0" layoutInCell="1" allowOverlap="1" wp14:anchorId="36424B5D" wp14:editId="47506A43">
                 <wp:simplePos x="0" y="0"/>
                 <wp:positionH relativeFrom="column">
                   <wp:posOffset>5706854</wp:posOffset>
@@ -13770,198 +13246,13 @@
           </mc:Choice>
           <mc:Fallback>
             <w:pict>
-              <v:line w14:anchorId="42EA4838" id="直接连接符 697318405" o:spid="_x0000_s1026" style="position:absolute;z-index:251675648;visibility:visible;mso-wrap-style:square;mso-wrap-distance-left:9pt;mso-wrap-distance-top:0;mso-wrap-distance-right:9pt;mso-wrap-distance-bottom:0;mso-position-horizontal:absolute;mso-position-horizontal-relative:text;mso-position-vertical:absolute;mso-position-vertical-relative:margin" from="449.35pt,-50pt" to="449.45pt,604.8pt" o:gfxdata="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" strokecolor="black [3213]" strokeweight="1pt">
+              <v:line w14:anchorId="16002C8D" id="直接连接符 697318405" o:spid="_x0000_s1026" style="position:absolute;z-index:251675648;visibility:visible;mso-wrap-style:square;mso-wrap-distance-left:9pt;mso-wrap-distance-top:0;mso-wrap-distance-right:9pt;mso-wrap-distance-bottom:0;mso-position-horizontal:absolute;mso-position-horizontal-relative:text;mso-position-vertical:absolute;mso-position-vertical-relative:margin" from="449.35pt,-50pt" to="449.45pt,604.8pt" o:gfxdata="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" strokecolor="black [3213]" strokeweight="1pt">
                 <v:stroke joinstyle="miter"/>
                 <w10:wrap anchory="margin"/>
               </v:line>
             </w:pict>
           </mc:Fallback>
         </mc:AlternateContent>
-      </w:r>
-      <w:r>
-        <w:rPr>
-          <w:rFonts w:ascii="宋体" w:hAnsi="宋体"/>
-          <w:noProof/>
-          <w:szCs w:val="24"/>
-        </w:rPr>
-        <w:drawing>
-          <wp:anchor distT="0" distB="0" distL="114300" distR="114300" simplePos="0" relativeHeight="251669504" behindDoc="0" locked="0" layoutInCell="1" allowOverlap="1" wp14:anchorId="0907322D" wp14:editId="3B12AE65">
-            <wp:simplePos x="0" y="0"/>
-            <wp:positionH relativeFrom="column">
-              <wp:posOffset>5567636</wp:posOffset>
-            </wp:positionH>
-            <wp:positionV relativeFrom="paragraph">
-              <wp:posOffset>-1628</wp:posOffset>
-            </wp:positionV>
-            <wp:extent cx="5323205" cy="3992880"/>
-            <wp:effectExtent l="0" t="0" r="0" b="0"/>
-            <wp:wrapNone/>
-            <wp:docPr id="1390175724" name="图片 5"/>
-            <wp:cNvGraphicFramePr>
-              <a:graphicFrameLocks xmlns:a="http://schemas.openxmlformats.org/drawingml/2006/main" noChangeAspect="1"/>
-            </wp:cNvGraphicFramePr>
-            <a:graphic xmlns:a="http://schemas.openxmlformats.org/drawingml/2006/main">
-              <a:graphicData uri="http://schemas.openxmlformats.org/drawingml/2006/picture">
-                <pic:pic xmlns:pic="http://schemas.openxmlformats.org/drawingml/2006/picture">
-                  <pic:nvPicPr>
-                    <pic:cNvPr id="0" name="Picture 83"/>
-                    <pic:cNvPicPr>
-                      <a:picLocks noChangeAspect="1" noChangeArrowheads="1"/>
-                    </pic:cNvPicPr>
-                  </pic:nvPicPr>
-                  <pic:blipFill>
-                    <a:blip r:embed="rId52">
-                      <a:extLst>
-                        <a:ext uri="{28A0092B-C50C-407E-A947-70E740481C1C}">
-                          <a14:useLocalDpi xmlns:a14="http://schemas.microsoft.com/office/drawing/2010/main" val="0"/>
-                        </a:ext>
-                      </a:extLst>
-                    </a:blip>
-                    <a:srcRect/>
-                    <a:stretch>
-                      <a:fillRect/>
-                    </a:stretch>
-                  </pic:blipFill>
-                  <pic:spPr bwMode="auto">
-                    <a:xfrm>
-                      <a:off x="0" y="0"/>
-                      <a:ext cx="5323205" cy="3992880"/>
-                    </a:xfrm>
-                    <a:prstGeom prst="rect">
-                      <a:avLst/>
-                    </a:prstGeom>
-                    <a:noFill/>
-                    <a:ln>
-                      <a:noFill/>
-                    </a:ln>
-                  </pic:spPr>
-                </pic:pic>
-              </a:graphicData>
-            </a:graphic>
-          </wp:anchor>
-        </w:drawing>
-      </w:r>
-      <w:r>
-        <w:rPr>
-          <w:rFonts w:ascii="宋体" w:hAnsi="宋体"/>
-          <w:szCs w:val="24"/>
-        </w:rPr>
-        <w:drawing>
-          <wp:anchor distT="0" distB="0" distL="114300" distR="114300" simplePos="0" relativeHeight="251667456" behindDoc="0" locked="0" layoutInCell="1" allowOverlap="1" wp14:anchorId="3C7822F4" wp14:editId="19006524">
-            <wp:simplePos x="0" y="0"/>
-            <wp:positionH relativeFrom="margin">
-              <wp:posOffset>2598345</wp:posOffset>
-            </wp:positionH>
-            <wp:positionV relativeFrom="paragraph">
-              <wp:posOffset>-219547</wp:posOffset>
-            </wp:positionV>
-            <wp:extent cx="2797520" cy="2392308"/>
-            <wp:effectExtent l="0" t="0" r="3175" b="8255"/>
-            <wp:wrapNone/>
-            <wp:docPr id="1803280733" name="图片 1"/>
-            <wp:cNvGraphicFramePr>
-              <a:graphicFrameLocks xmlns:a="http://schemas.openxmlformats.org/drawingml/2006/main" noChangeAspect="1"/>
-            </wp:cNvGraphicFramePr>
-            <a:graphic xmlns:a="http://schemas.openxmlformats.org/drawingml/2006/main">
-              <a:graphicData uri="http://schemas.openxmlformats.org/drawingml/2006/picture">
-                <pic:pic xmlns:pic="http://schemas.openxmlformats.org/drawingml/2006/picture">
-                  <pic:nvPicPr>
-                    <pic:cNvPr id="1803280733" name=""/>
-                    <pic:cNvPicPr/>
-                  </pic:nvPicPr>
-                  <pic:blipFill>
-                    <a:blip r:embed="rId53">
-                      <a:extLst>
-                        <a:ext uri="{28A0092B-C50C-407E-A947-70E740481C1C}">
-                          <a14:useLocalDpi xmlns:a14="http://schemas.microsoft.com/office/drawing/2010/main" val="0"/>
-                        </a:ext>
-                      </a:extLst>
-                    </a:blip>
-                    <a:stretch>
-                      <a:fillRect/>
-                    </a:stretch>
-                  </pic:blipFill>
-                  <pic:spPr>
-                    <a:xfrm>
-                      <a:off x="0" y="0"/>
-                      <a:ext cx="2798652" cy="2393276"/>
-                    </a:xfrm>
-                    <a:prstGeom prst="rect">
-                      <a:avLst/>
-                    </a:prstGeom>
-                  </pic:spPr>
-                </pic:pic>
-              </a:graphicData>
-            </a:graphic>
-            <wp14:sizeRelH relativeFrom="margin">
-              <wp14:pctWidth>0</wp14:pctWidth>
-            </wp14:sizeRelH>
-            <wp14:sizeRelV relativeFrom="margin">
-              <wp14:pctHeight>0</wp14:pctHeight>
-            </wp14:sizeRelV>
-          </wp:anchor>
-        </w:drawing>
-      </w:r>
-      <w:r>
-        <w:rPr>
-          <w:rFonts w:ascii="宋体" w:hAnsi="宋体"/>
-          <w:szCs w:val="24"/>
-        </w:rPr>
-        <w:drawing>
-          <wp:anchor distT="0" distB="0" distL="114300" distR="114300" simplePos="0" relativeHeight="251666432" behindDoc="0" locked="0" layoutInCell="1" allowOverlap="1" wp14:anchorId="345120BC" wp14:editId="6570F967">
-            <wp:simplePos x="0" y="0"/>
-            <wp:positionH relativeFrom="margin">
-              <wp:align>left</wp:align>
-            </wp:positionH>
-            <wp:positionV relativeFrom="paragraph">
-              <wp:posOffset>-192179</wp:posOffset>
-            </wp:positionV>
-            <wp:extent cx="2658273" cy="2236206"/>
-            <wp:effectExtent l="0" t="0" r="8890" b="0"/>
-            <wp:wrapNone/>
-            <wp:docPr id="348613842" name="图片 1"/>
-            <wp:cNvGraphicFramePr>
-              <a:graphicFrameLocks xmlns:a="http://schemas.openxmlformats.org/drawingml/2006/main" noChangeAspect="1"/>
-            </wp:cNvGraphicFramePr>
-            <a:graphic xmlns:a="http://schemas.openxmlformats.org/drawingml/2006/main">
-              <a:graphicData uri="http://schemas.openxmlformats.org/drawingml/2006/picture">
-                <pic:pic xmlns:pic="http://schemas.openxmlformats.org/drawingml/2006/picture">
-                  <pic:nvPicPr>
-                    <pic:cNvPr id="348613842" name=""/>
-                    <pic:cNvPicPr/>
-                  </pic:nvPicPr>
-                  <pic:blipFill>
-                    <a:blip r:embed="rId54">
-                      <a:extLst>
-                        <a:ext uri="{28A0092B-C50C-407E-A947-70E740481C1C}">
-                          <a14:useLocalDpi xmlns:a14="http://schemas.microsoft.com/office/drawing/2010/main" val="0"/>
-                        </a:ext>
-                      </a:extLst>
-                    </a:blip>
-                    <a:stretch>
-                      <a:fillRect/>
-                    </a:stretch>
-                  </pic:blipFill>
-                  <pic:spPr>
-                    <a:xfrm>
-                      <a:off x="0" y="0"/>
-                      <a:ext cx="2670370" cy="2246383"/>
-                    </a:xfrm>
-                    <a:prstGeom prst="rect">
-                      <a:avLst/>
-                    </a:prstGeom>
-                  </pic:spPr>
-                </pic:pic>
-              </a:graphicData>
-            </a:graphic>
-            <wp14:sizeRelH relativeFrom="margin">
-              <wp14:pctWidth>0</wp14:pctWidth>
-            </wp14:sizeRelH>
-            <wp14:sizeRelV relativeFrom="margin">
-              <wp14:pctHeight>0</wp14:pctHeight>
-            </wp14:sizeRelV>
-          </wp:anchor>
-        </w:drawing>
       </w:r>
     </w:p>
     <w:p>
@@ -14005,10 +13296,19 @@
         <w:adjustRightInd w:val="0"/>
         <w:spacing w:line="360" w:lineRule="exact"/>
         <w:rPr>
-          <w:rFonts w:ascii="宋体" w:hAnsi="宋体"/>
-          <w:szCs w:val="24"/>
-        </w:rPr>
-      </w:pPr>
+          <w:rFonts w:ascii="宋体" w:hAnsi="宋体" w:hint="eastAsia"/>
+          <w:sz w:val="22"/>
+          <w:szCs w:val="28"/>
+        </w:rPr>
+      </w:pPr>
+      <w:r>
+        <w:rPr>
+          <w:rFonts w:ascii="宋体" w:hAnsi="宋体" w:hint="eastAsia"/>
+          <w:sz w:val="22"/>
+          <w:szCs w:val="28"/>
+        </w:rPr>
+        <w:t>实验2的结果</w:t>
+      </w:r>
     </w:p>
     <w:p>
       <w:pPr>
@@ -14051,7 +13351,7 @@
         <w:adjustRightInd w:val="0"/>
         <w:spacing w:line="360" w:lineRule="exact"/>
         <w:rPr>
-          <w:rFonts w:ascii="宋体" w:hAnsi="宋体"/>
+          <w:rFonts w:ascii="宋体" w:hAnsi="宋体" w:hint="eastAsia"/>
           <w:szCs w:val="24"/>
         </w:rPr>
       </w:pPr>
@@ -14097,7 +13397,7 @@
         <w:adjustRightInd w:val="0"/>
         <w:spacing w:line="360" w:lineRule="exact"/>
         <w:rPr>
-          <w:rFonts w:ascii="宋体" w:hAnsi="宋体"/>
+          <w:rFonts w:ascii="宋体" w:hAnsi="宋体" w:hint="eastAsia"/>
           <w:szCs w:val="24"/>
         </w:rPr>
       </w:pPr>
@@ -14143,7 +13443,7 @@
         <w:adjustRightInd w:val="0"/>
         <w:spacing w:line="360" w:lineRule="exact"/>
         <w:rPr>
-          <w:rFonts w:ascii="宋体" w:hAnsi="宋体"/>
+          <w:rFonts w:ascii="宋体" w:hAnsi="宋体" w:hint="eastAsia"/>
           <w:szCs w:val="24"/>
         </w:rPr>
       </w:pPr>
@@ -14189,7 +13489,7 @@
         <w:adjustRightInd w:val="0"/>
         <w:spacing w:line="360" w:lineRule="exact"/>
         <w:rPr>
-          <w:rFonts w:ascii="宋体" w:hAnsi="宋体"/>
+          <w:rFonts w:ascii="宋体" w:hAnsi="宋体" w:hint="eastAsia"/>
           <w:szCs w:val="24"/>
         </w:rPr>
       </w:pPr>
@@ -14235,7 +13535,7 @@
         <w:adjustRightInd w:val="0"/>
         <w:spacing w:line="360" w:lineRule="exact"/>
         <w:rPr>
-          <w:rFonts w:ascii="宋体" w:hAnsi="宋体"/>
+          <w:rFonts w:ascii="宋体" w:hAnsi="宋体" w:hint="eastAsia"/>
           <w:szCs w:val="24"/>
         </w:rPr>
       </w:pPr>
@@ -14281,7 +13581,7 @@
         <w:adjustRightInd w:val="0"/>
         <w:spacing w:line="360" w:lineRule="exact"/>
         <w:rPr>
-          <w:rFonts w:ascii="宋体" w:hAnsi="宋体"/>
+          <w:rFonts w:ascii="宋体" w:hAnsi="宋体" w:hint="eastAsia"/>
           <w:szCs w:val="24"/>
         </w:rPr>
       </w:pPr>
@@ -14327,79 +13627,10 @@
         <w:adjustRightInd w:val="0"/>
         <w:spacing w:line="360" w:lineRule="exact"/>
         <w:rPr>
-          <w:rFonts w:ascii="宋体" w:hAnsi="宋体"/>
-          <w:szCs w:val="24"/>
-        </w:rPr>
-      </w:pPr>
-      <w:r>
-        <w:rPr>
-          <w:rFonts w:ascii="宋体" w:hAnsi="宋体"/>
-          <w:noProof/>
-          <w:szCs w:val="24"/>
-        </w:rPr>
-        <w:drawing>
-          <wp:anchor distT="0" distB="0" distL="114300" distR="114300" simplePos="0" relativeHeight="251668480" behindDoc="0" locked="0" layoutInCell="1" allowOverlap="1" wp14:anchorId="75A4E6E2" wp14:editId="21381F29">
-            <wp:simplePos x="0" y="0"/>
-            <wp:positionH relativeFrom="page">
-              <wp:align>left</wp:align>
-            </wp:positionH>
-            <wp:positionV relativeFrom="paragraph">
-              <wp:posOffset>242029</wp:posOffset>
-            </wp:positionV>
-            <wp:extent cx="6891882" cy="5169529"/>
-            <wp:effectExtent l="0" t="0" r="0" b="0"/>
-            <wp:wrapNone/>
-            <wp:docPr id="449488840" name="图片 3"/>
-            <wp:cNvGraphicFramePr>
-              <a:graphicFrameLocks xmlns:a="http://schemas.openxmlformats.org/drawingml/2006/main" noChangeAspect="1"/>
-            </wp:cNvGraphicFramePr>
-            <a:graphic xmlns:a="http://schemas.openxmlformats.org/drawingml/2006/main">
-              <a:graphicData uri="http://schemas.openxmlformats.org/drawingml/2006/picture">
-                <pic:pic xmlns:pic="http://schemas.openxmlformats.org/drawingml/2006/picture">
-                  <pic:nvPicPr>
-                    <pic:cNvPr id="0" name="Picture 81"/>
-                    <pic:cNvPicPr>
-                      <a:picLocks noChangeAspect="1" noChangeArrowheads="1"/>
-                    </pic:cNvPicPr>
-                  </pic:nvPicPr>
-                  <pic:blipFill>
-                    <a:blip r:embed="rId55">
-                      <a:extLst>
-                        <a:ext uri="{28A0092B-C50C-407E-A947-70E740481C1C}">
-                          <a14:useLocalDpi xmlns:a14="http://schemas.microsoft.com/office/drawing/2010/main" val="0"/>
-                        </a:ext>
-                      </a:extLst>
-                    </a:blip>
-                    <a:srcRect/>
-                    <a:stretch>
-                      <a:fillRect/>
-                    </a:stretch>
-                  </pic:blipFill>
-                  <pic:spPr bwMode="auto">
-                    <a:xfrm>
-                      <a:off x="0" y="0"/>
-                      <a:ext cx="6891882" cy="5169529"/>
-                    </a:xfrm>
-                    <a:prstGeom prst="rect">
-                      <a:avLst/>
-                    </a:prstGeom>
-                    <a:noFill/>
-                    <a:ln>
-                      <a:noFill/>
-                    </a:ln>
-                  </pic:spPr>
-                </pic:pic>
-              </a:graphicData>
-            </a:graphic>
-            <wp14:sizeRelH relativeFrom="margin">
-              <wp14:pctWidth>0</wp14:pctWidth>
-            </wp14:sizeRelH>
-            <wp14:sizeRelV relativeFrom="margin">
-              <wp14:pctHeight>0</wp14:pctHeight>
-            </wp14:sizeRelV>
-          </wp:anchor>
-        </w:drawing>
-      </w:r>
+          <w:rFonts w:ascii="宋体" w:hAnsi="宋体" w:hint="eastAsia"/>
+          <w:szCs w:val="24"/>
+        </w:rPr>
+      </w:pPr>
     </w:p>
     <w:p>
       <w:pPr>
@@ -14443,18 +13674,9 @@
         <w:spacing w:line="360" w:lineRule="exact"/>
         <w:rPr>
           <w:rFonts w:ascii="宋体" w:hAnsi="宋体" w:hint="eastAsia"/>
-          <w:sz w:val="22"/>
-          <w:szCs w:val="28"/>
-        </w:rPr>
-      </w:pPr>
-      <w:r>
-        <w:rPr>
-          <w:rFonts w:ascii="宋体" w:hAnsi="宋体" w:hint="eastAsia"/>
-          <w:sz w:val="22"/>
-          <w:szCs w:val="28"/>
-        </w:rPr>
-        <w:t>实验2的结果</w:t>
-      </w:r>
+          <w:szCs w:val="24"/>
+        </w:rPr>
+      </w:pPr>
     </w:p>
     <w:p>
       <w:pPr>
@@ -14497,10 +13719,86 @@
         <w:adjustRightInd w:val="0"/>
         <w:spacing w:line="360" w:lineRule="exact"/>
         <w:rPr>
+          <w:rFonts w:ascii="宋体" w:hAnsi="宋体" w:hint="eastAsia"/>
+          <w:szCs w:val="24"/>
+        </w:rPr>
+      </w:pPr>
+      <w:r>
+        <w:rPr>
           <w:rFonts w:ascii="宋体" w:hAnsi="宋体"/>
-          <w:szCs w:val="24"/>
-        </w:rPr>
-      </w:pPr>
+          <w:noProof/>
+          <w:szCs w:val="24"/>
+        </w:rPr>
+        <w:drawing>
+          <wp:anchor distT="0" distB="0" distL="114300" distR="114300" simplePos="0" relativeHeight="251669504" behindDoc="0" locked="0" layoutInCell="1" allowOverlap="1" wp14:anchorId="0907322D" wp14:editId="3772BE31">
+            <wp:simplePos x="0" y="0"/>
+            <wp:positionH relativeFrom="margin">
+              <wp:posOffset>1085850</wp:posOffset>
+            </wp:positionH>
+            <wp:positionV relativeFrom="paragraph">
+              <wp:posOffset>71120</wp:posOffset>
+            </wp:positionV>
+            <wp:extent cx="3562350" cy="2672080"/>
+            <wp:effectExtent l="0" t="0" r="0" b="0"/>
+            <wp:wrapNone/>
+            <wp:docPr id="1390175724" name="图片 5"/>
+            <wp:cNvGraphicFramePr>
+              <a:graphicFrameLocks xmlns:a="http://schemas.openxmlformats.org/drawingml/2006/main" noChangeAspect="1"/>
+            </wp:cNvGraphicFramePr>
+            <a:graphic xmlns:a="http://schemas.openxmlformats.org/drawingml/2006/main">
+              <a:graphicData uri="http://schemas.openxmlformats.org/drawingml/2006/picture">
+                <pic:pic xmlns:pic="http://schemas.openxmlformats.org/drawingml/2006/picture">
+                  <pic:nvPicPr>
+                    <pic:cNvPr id="0" name="Picture 83"/>
+                    <pic:cNvPicPr>
+                      <a:picLocks noChangeAspect="1" noChangeArrowheads="1"/>
+                    </pic:cNvPicPr>
+                  </pic:nvPicPr>
+                  <pic:blipFill>
+                    <a:blip r:embed="rId55">
+                      <a:extLst>
+                        <a:ext uri="{28A0092B-C50C-407E-A947-70E740481C1C}">
+                          <a14:useLocalDpi xmlns:a14="http://schemas.microsoft.com/office/drawing/2010/main" val="0"/>
+                        </a:ext>
+                      </a:extLst>
+                    </a:blip>
+                    <a:srcRect/>
+                    <a:stretch>
+                      <a:fillRect/>
+                    </a:stretch>
+                  </pic:blipFill>
+                  <pic:spPr bwMode="auto">
+                    <a:xfrm>
+                      <a:off x="0" y="0"/>
+                      <a:ext cx="3562350" cy="2672080"/>
+                    </a:xfrm>
+                    <a:prstGeom prst="rect">
+                      <a:avLst/>
+                    </a:prstGeom>
+                    <a:noFill/>
+                    <a:ln>
+                      <a:noFill/>
+                    </a:ln>
+                  </pic:spPr>
+                </pic:pic>
+              </a:graphicData>
+            </a:graphic>
+            <wp14:sizeRelH relativeFrom="margin">
+              <wp14:pctWidth>0</wp14:pctWidth>
+            </wp14:sizeRelH>
+            <wp14:sizeRelV relativeFrom="margin">
+              <wp14:pctHeight>0</wp14:pctHeight>
+            </wp14:sizeRelV>
+          </wp:anchor>
+        </w:drawing>
+      </w:r>
+      <w:r>
+        <w:rPr>
+          <w:rFonts w:ascii="宋体" w:hAnsi="宋体" w:hint="eastAsia"/>
+          <w:szCs w:val="24"/>
+        </w:rPr>
+        <w:t>实验3的结果</w:t>
+      </w:r>
     </w:p>
     <w:p>
       <w:pPr>
@@ -14543,7 +13841,7 @@
         <w:adjustRightInd w:val="0"/>
         <w:spacing w:line="360" w:lineRule="exact"/>
         <w:rPr>
-          <w:rFonts w:ascii="宋体" w:hAnsi="宋体"/>
+          <w:rFonts w:ascii="宋体" w:hAnsi="宋体" w:hint="eastAsia"/>
           <w:szCs w:val="24"/>
         </w:rPr>
       </w:pPr>
@@ -14589,7 +13887,7 @@
         <w:adjustRightInd w:val="0"/>
         <w:spacing w:line="360" w:lineRule="exact"/>
         <w:rPr>
-          <w:rFonts w:ascii="宋体" w:hAnsi="宋体"/>
+          <w:rFonts w:ascii="宋体" w:hAnsi="宋体" w:hint="eastAsia"/>
           <w:szCs w:val="24"/>
         </w:rPr>
       </w:pPr>
@@ -14635,7 +13933,7 @@
         <w:adjustRightInd w:val="0"/>
         <w:spacing w:line="360" w:lineRule="exact"/>
         <w:rPr>
-          <w:rFonts w:ascii="宋体" w:hAnsi="宋体"/>
+          <w:rFonts w:ascii="宋体" w:hAnsi="宋体" w:hint="eastAsia"/>
           <w:szCs w:val="24"/>
         </w:rPr>
       </w:pPr>
@@ -14681,7 +13979,7 @@
         <w:adjustRightInd w:val="0"/>
         <w:spacing w:line="360" w:lineRule="exact"/>
         <w:rPr>
-          <w:rFonts w:ascii="宋体" w:hAnsi="宋体"/>
+          <w:rFonts w:ascii="宋体" w:hAnsi="宋体" w:hint="eastAsia"/>
           <w:szCs w:val="24"/>
         </w:rPr>
       </w:pPr>
@@ -14727,7 +14025,7 @@
         <w:adjustRightInd w:val="0"/>
         <w:spacing w:line="360" w:lineRule="exact"/>
         <w:rPr>
-          <w:rFonts w:ascii="宋体" w:hAnsi="宋体"/>
+          <w:rFonts w:ascii="宋体" w:hAnsi="宋体" w:hint="eastAsia"/>
           <w:szCs w:val="24"/>
         </w:rPr>
       </w:pPr>
@@ -14773,7 +14071,7 @@
         <w:adjustRightInd w:val="0"/>
         <w:spacing w:line="360" w:lineRule="exact"/>
         <w:rPr>
-          <w:rFonts w:ascii="宋体" w:hAnsi="宋体"/>
+          <w:rFonts w:ascii="宋体" w:hAnsi="宋体" w:hint="eastAsia"/>
           <w:szCs w:val="24"/>
         </w:rPr>
       </w:pPr>
@@ -14819,7 +14117,7 @@
         <w:adjustRightInd w:val="0"/>
         <w:spacing w:line="360" w:lineRule="exact"/>
         <w:rPr>
-          <w:rFonts w:ascii="宋体" w:hAnsi="宋体"/>
+          <w:rFonts w:ascii="宋体" w:hAnsi="宋体" w:hint="eastAsia"/>
           <w:szCs w:val="24"/>
         </w:rPr>
       </w:pPr>
@@ -14865,7 +14163,7 @@
         <w:adjustRightInd w:val="0"/>
         <w:spacing w:line="360" w:lineRule="exact"/>
         <w:rPr>
-          <w:rFonts w:ascii="宋体" w:hAnsi="宋体"/>
+          <w:rFonts w:ascii="宋体" w:hAnsi="宋体" w:hint="eastAsia"/>
           <w:szCs w:val="24"/>
         </w:rPr>
       </w:pPr>
@@ -14957,10 +14255,70 @@
         <w:adjustRightInd w:val="0"/>
         <w:spacing w:line="360" w:lineRule="exact"/>
         <w:rPr>
-          <w:rFonts w:ascii="宋体" w:hAnsi="宋体"/>
-          <w:szCs w:val="24"/>
-        </w:rPr>
-      </w:pPr>
+          <w:rFonts w:ascii="宋体" w:hAnsi="宋体" w:hint="eastAsia"/>
+          <w:szCs w:val="24"/>
+        </w:rPr>
+      </w:pPr>
+    </w:p>
+    <w:p>
+      <w:pPr>
+        <w:pStyle w:val="a8"/>
+        <w:numPr>
+          <w:ilvl w:val="0"/>
+          <w:numId w:val="1"/>
+        </w:numPr>
+        <w:ind w:firstLineChars="0"/>
+        <w:rPr>
+          <w:b/>
+          <w:bCs/>
+          <w:sz w:val="28"/>
+          <w:szCs w:val="28"/>
+        </w:rPr>
+      </w:pPr>
+      <w:r>
+        <w:rPr>
+          <w:rFonts w:hint="eastAsia"/>
+          <w:b/>
+          <w:bCs/>
+          <w:sz w:val="28"/>
+          <w:szCs w:val="28"/>
+        </w:rPr>
+        <w:t>思考题</w:t>
+      </w:r>
+    </w:p>
+    <w:p>
+      <w:pPr>
+        <w:rPr>
+          <w:b/>
+          <w:bCs/>
+          <w:sz w:val="28"/>
+          <w:szCs w:val="28"/>
+        </w:rPr>
+      </w:pPr>
+      <w:r>
+        <w:rPr>
+          <w:rFonts w:ascii="Times New Roman" w:hAnsi="Times New Roman" w:hint="eastAsia"/>
+          <w:sz w:val="18"/>
+          <w:szCs w:val="18"/>
+        </w:rPr>
+        <w:t>1.</w:t>
+      </w:r>
+      <w:r>
+        <w:rPr>
+          <w:rFonts w:ascii="Times New Roman" w:hAnsi="Times New Roman"/>
+          <w:sz w:val="18"/>
+          <w:szCs w:val="18"/>
+        </w:rPr>
+        <w:t>FFT</w:t>
+      </w:r>
+      <w:r>
+        <w:rPr>
+          <w:rFonts w:ascii="Times New Roman" w:hAnsi="Times New Roman"/>
+          <w:sz w:val="18"/>
+          <w:szCs w:val="18"/>
+        </w:rPr>
+        <w:t>对信号进行频谱分析时，信号的频率的分辨率与什么有关？能否给出其数学关系？</w:t>
+      </w:r>
     </w:p>
     <w:p>
       <w:pPr>
@@ -15003,1271 +14361,7 @@
         <w:adjustRightInd w:val="0"/>
         <w:spacing w:line="360" w:lineRule="exact"/>
         <w:rPr>
-          <w:rFonts w:ascii="宋体" w:hAnsi="宋体"/>
-          <w:szCs w:val="24"/>
-        </w:rPr>
-      </w:pPr>
-    </w:p>
-    <w:p>
-      <w:pPr>
-        <w:tabs>
-          <w:tab w:val="left" w:pos="360"/>
-          <w:tab w:val="left" w:pos="720"/>
-          <w:tab w:val="left" w:pos="1080"/>
-          <w:tab w:val="left" w:pos="1440"/>
-          <w:tab w:val="left" w:pos="1800"/>
-          <w:tab w:val="left" w:pos="2160"/>
-          <w:tab w:val="left" w:pos="2520"/>
-          <w:tab w:val="left" w:pos="2880"/>
-          <w:tab w:val="left" w:pos="3240"/>
-          <w:tab w:val="left" w:pos="3600"/>
-          <w:tab w:val="left" w:pos="3960"/>
-          <w:tab w:val="left" w:pos="4320"/>
-          <w:tab w:val="left" w:pos="4680"/>
-          <w:tab w:val="left" w:pos="5040"/>
-          <w:tab w:val="left" w:pos="5400"/>
-          <w:tab w:val="left" w:pos="5760"/>
-          <w:tab w:val="left" w:pos="6120"/>
-          <w:tab w:val="left" w:pos="6480"/>
-          <w:tab w:val="left" w:pos="6840"/>
-          <w:tab w:val="left" w:pos="7200"/>
-          <w:tab w:val="left" w:pos="7560"/>
-          <w:tab w:val="left" w:pos="7920"/>
-          <w:tab w:val="left" w:pos="8280"/>
-          <w:tab w:val="left" w:pos="8640"/>
-          <w:tab w:val="left" w:pos="9000"/>
-          <w:tab w:val="left" w:pos="9360"/>
-          <w:tab w:val="left" w:pos="9720"/>
-          <w:tab w:val="left" w:pos="10080"/>
-          <w:tab w:val="left" w:pos="10440"/>
-          <w:tab w:val="left" w:pos="10800"/>
-          <w:tab w:val="left" w:pos="11160"/>
-          <w:tab w:val="left" w:pos="11520"/>
-        </w:tabs>
-        <w:autoSpaceDE w:val="0"/>
-        <w:autoSpaceDN w:val="0"/>
-        <w:adjustRightInd w:val="0"/>
-        <w:spacing w:line="360" w:lineRule="exact"/>
-        <w:rPr>
-          <w:rFonts w:ascii="宋体" w:hAnsi="宋体"/>
-          <w:szCs w:val="24"/>
-        </w:rPr>
-      </w:pPr>
-    </w:p>
-    <w:p>
-      <w:pPr>
-        <w:tabs>
-          <w:tab w:val="left" w:pos="360"/>
-          <w:tab w:val="left" w:pos="720"/>
-          <w:tab w:val="left" w:pos="1080"/>
-          <w:tab w:val="left" w:pos="1440"/>
-          <w:tab w:val="left" w:pos="1800"/>
-          <w:tab w:val="left" w:pos="2160"/>
-          <w:tab w:val="left" w:pos="2520"/>
-          <w:tab w:val="left" w:pos="2880"/>
-          <w:tab w:val="left" w:pos="3240"/>
-          <w:tab w:val="left" w:pos="3600"/>
-          <w:tab w:val="left" w:pos="3960"/>
-          <w:tab w:val="left" w:pos="4320"/>
-          <w:tab w:val="left" w:pos="4680"/>
-          <w:tab w:val="left" w:pos="5040"/>
-          <w:tab w:val="left" w:pos="5400"/>
-          <w:tab w:val="left" w:pos="5760"/>
-          <w:tab w:val="left" w:pos="6120"/>
-          <w:tab w:val="left" w:pos="6480"/>
-          <w:tab w:val="left" w:pos="6840"/>
-          <w:tab w:val="left" w:pos="7200"/>
-          <w:tab w:val="left" w:pos="7560"/>
-          <w:tab w:val="left" w:pos="7920"/>
-          <w:tab w:val="left" w:pos="8280"/>
-          <w:tab w:val="left" w:pos="8640"/>
-          <w:tab w:val="left" w:pos="9000"/>
-          <w:tab w:val="left" w:pos="9360"/>
-          <w:tab w:val="left" w:pos="9720"/>
-          <w:tab w:val="left" w:pos="10080"/>
-          <w:tab w:val="left" w:pos="10440"/>
-          <w:tab w:val="left" w:pos="10800"/>
-          <w:tab w:val="left" w:pos="11160"/>
-          <w:tab w:val="left" w:pos="11520"/>
-        </w:tabs>
-        <w:autoSpaceDE w:val="0"/>
-        <w:autoSpaceDN w:val="0"/>
-        <w:adjustRightInd w:val="0"/>
-        <w:spacing w:line="360" w:lineRule="exact"/>
-        <w:rPr>
-          <w:rFonts w:ascii="宋体" w:hAnsi="宋体"/>
-          <w:szCs w:val="24"/>
-        </w:rPr>
-      </w:pPr>
-    </w:p>
-    <w:p>
-      <w:pPr>
-        <w:tabs>
-          <w:tab w:val="left" w:pos="360"/>
-          <w:tab w:val="left" w:pos="720"/>
-          <w:tab w:val="left" w:pos="1080"/>
-          <w:tab w:val="left" w:pos="1440"/>
-          <w:tab w:val="left" w:pos="1800"/>
-          <w:tab w:val="left" w:pos="2160"/>
-          <w:tab w:val="left" w:pos="2520"/>
-          <w:tab w:val="left" w:pos="2880"/>
-          <w:tab w:val="left" w:pos="3240"/>
-          <w:tab w:val="left" w:pos="3600"/>
-          <w:tab w:val="left" w:pos="3960"/>
-          <w:tab w:val="left" w:pos="4320"/>
-          <w:tab w:val="left" w:pos="4680"/>
-          <w:tab w:val="left" w:pos="5040"/>
-          <w:tab w:val="left" w:pos="5400"/>
-          <w:tab w:val="left" w:pos="5760"/>
-          <w:tab w:val="left" w:pos="6120"/>
-          <w:tab w:val="left" w:pos="6480"/>
-          <w:tab w:val="left" w:pos="6840"/>
-          <w:tab w:val="left" w:pos="7200"/>
-          <w:tab w:val="left" w:pos="7560"/>
-          <w:tab w:val="left" w:pos="7920"/>
-          <w:tab w:val="left" w:pos="8280"/>
-          <w:tab w:val="left" w:pos="8640"/>
-          <w:tab w:val="left" w:pos="9000"/>
-          <w:tab w:val="left" w:pos="9360"/>
-          <w:tab w:val="left" w:pos="9720"/>
-          <w:tab w:val="left" w:pos="10080"/>
-          <w:tab w:val="left" w:pos="10440"/>
-          <w:tab w:val="left" w:pos="10800"/>
-          <w:tab w:val="left" w:pos="11160"/>
-          <w:tab w:val="left" w:pos="11520"/>
-        </w:tabs>
-        <w:autoSpaceDE w:val="0"/>
-        <w:autoSpaceDN w:val="0"/>
-        <w:adjustRightInd w:val="0"/>
-        <w:spacing w:line="360" w:lineRule="exact"/>
-        <w:rPr>
-          <w:rFonts w:ascii="宋体" w:hAnsi="宋体"/>
-          <w:szCs w:val="24"/>
-        </w:rPr>
-      </w:pPr>
-    </w:p>
-    <w:p>
-      <w:pPr>
-        <w:tabs>
-          <w:tab w:val="left" w:pos="360"/>
-          <w:tab w:val="left" w:pos="720"/>
-          <w:tab w:val="left" w:pos="1080"/>
-          <w:tab w:val="left" w:pos="1440"/>
-          <w:tab w:val="left" w:pos="1800"/>
-          <w:tab w:val="left" w:pos="2160"/>
-          <w:tab w:val="left" w:pos="2520"/>
-          <w:tab w:val="left" w:pos="2880"/>
-          <w:tab w:val="left" w:pos="3240"/>
-          <w:tab w:val="left" w:pos="3600"/>
-          <w:tab w:val="left" w:pos="3960"/>
-          <w:tab w:val="left" w:pos="4320"/>
-          <w:tab w:val="left" w:pos="4680"/>
-          <w:tab w:val="left" w:pos="5040"/>
-          <w:tab w:val="left" w:pos="5400"/>
-          <w:tab w:val="left" w:pos="5760"/>
-          <w:tab w:val="left" w:pos="6120"/>
-          <w:tab w:val="left" w:pos="6480"/>
-          <w:tab w:val="left" w:pos="6840"/>
-          <w:tab w:val="left" w:pos="7200"/>
-          <w:tab w:val="left" w:pos="7560"/>
-          <w:tab w:val="left" w:pos="7920"/>
-          <w:tab w:val="left" w:pos="8280"/>
-          <w:tab w:val="left" w:pos="8640"/>
-          <w:tab w:val="left" w:pos="9000"/>
-          <w:tab w:val="left" w:pos="9360"/>
-          <w:tab w:val="left" w:pos="9720"/>
-          <w:tab w:val="left" w:pos="10080"/>
-          <w:tab w:val="left" w:pos="10440"/>
-          <w:tab w:val="left" w:pos="10800"/>
-          <w:tab w:val="left" w:pos="11160"/>
-          <w:tab w:val="left" w:pos="11520"/>
-        </w:tabs>
-        <w:autoSpaceDE w:val="0"/>
-        <w:autoSpaceDN w:val="0"/>
-        <w:adjustRightInd w:val="0"/>
-        <w:spacing w:line="360" w:lineRule="exact"/>
-        <w:rPr>
-          <w:rFonts w:ascii="宋体" w:hAnsi="宋体"/>
-          <w:szCs w:val="24"/>
-        </w:rPr>
-      </w:pPr>
-    </w:p>
-    <w:p>
-      <w:pPr>
-        <w:tabs>
-          <w:tab w:val="left" w:pos="360"/>
-          <w:tab w:val="left" w:pos="720"/>
-          <w:tab w:val="left" w:pos="1080"/>
-          <w:tab w:val="left" w:pos="1440"/>
-          <w:tab w:val="left" w:pos="1800"/>
-          <w:tab w:val="left" w:pos="2160"/>
-          <w:tab w:val="left" w:pos="2520"/>
-          <w:tab w:val="left" w:pos="2880"/>
-          <w:tab w:val="left" w:pos="3240"/>
-          <w:tab w:val="left" w:pos="3600"/>
-          <w:tab w:val="left" w:pos="3960"/>
-          <w:tab w:val="left" w:pos="4320"/>
-          <w:tab w:val="left" w:pos="4680"/>
-          <w:tab w:val="left" w:pos="5040"/>
-          <w:tab w:val="left" w:pos="5400"/>
-          <w:tab w:val="left" w:pos="5760"/>
-          <w:tab w:val="left" w:pos="6120"/>
-          <w:tab w:val="left" w:pos="6480"/>
-          <w:tab w:val="left" w:pos="6840"/>
-          <w:tab w:val="left" w:pos="7200"/>
-          <w:tab w:val="left" w:pos="7560"/>
-          <w:tab w:val="left" w:pos="7920"/>
-          <w:tab w:val="left" w:pos="8280"/>
-          <w:tab w:val="left" w:pos="8640"/>
-          <w:tab w:val="left" w:pos="9000"/>
-          <w:tab w:val="left" w:pos="9360"/>
-          <w:tab w:val="left" w:pos="9720"/>
-          <w:tab w:val="left" w:pos="10080"/>
-          <w:tab w:val="left" w:pos="10440"/>
-          <w:tab w:val="left" w:pos="10800"/>
-          <w:tab w:val="left" w:pos="11160"/>
-          <w:tab w:val="left" w:pos="11520"/>
-        </w:tabs>
-        <w:autoSpaceDE w:val="0"/>
-        <w:autoSpaceDN w:val="0"/>
-        <w:adjustRightInd w:val="0"/>
-        <w:spacing w:line="360" w:lineRule="exact"/>
-        <w:rPr>
-          <w:rFonts w:ascii="宋体" w:hAnsi="宋体"/>
-          <w:szCs w:val="24"/>
-        </w:rPr>
-      </w:pPr>
-    </w:p>
-    <w:p>
-      <w:pPr>
-        <w:tabs>
-          <w:tab w:val="left" w:pos="360"/>
-          <w:tab w:val="left" w:pos="720"/>
-          <w:tab w:val="left" w:pos="1080"/>
-          <w:tab w:val="left" w:pos="1440"/>
-          <w:tab w:val="left" w:pos="1800"/>
-          <w:tab w:val="left" w:pos="2160"/>
-          <w:tab w:val="left" w:pos="2520"/>
-          <w:tab w:val="left" w:pos="2880"/>
-          <w:tab w:val="left" w:pos="3240"/>
-          <w:tab w:val="left" w:pos="3600"/>
-          <w:tab w:val="left" w:pos="3960"/>
-          <w:tab w:val="left" w:pos="4320"/>
-          <w:tab w:val="left" w:pos="4680"/>
-          <w:tab w:val="left" w:pos="5040"/>
-          <w:tab w:val="left" w:pos="5400"/>
-          <w:tab w:val="left" w:pos="5760"/>
-          <w:tab w:val="left" w:pos="6120"/>
-          <w:tab w:val="left" w:pos="6480"/>
-          <w:tab w:val="left" w:pos="6840"/>
-          <w:tab w:val="left" w:pos="7200"/>
-          <w:tab w:val="left" w:pos="7560"/>
-          <w:tab w:val="left" w:pos="7920"/>
-          <w:tab w:val="left" w:pos="8280"/>
-          <w:tab w:val="left" w:pos="8640"/>
-          <w:tab w:val="left" w:pos="9000"/>
-          <w:tab w:val="left" w:pos="9360"/>
-          <w:tab w:val="left" w:pos="9720"/>
-          <w:tab w:val="left" w:pos="10080"/>
-          <w:tab w:val="left" w:pos="10440"/>
-          <w:tab w:val="left" w:pos="10800"/>
-          <w:tab w:val="left" w:pos="11160"/>
-          <w:tab w:val="left" w:pos="11520"/>
-        </w:tabs>
-        <w:autoSpaceDE w:val="0"/>
-        <w:autoSpaceDN w:val="0"/>
-        <w:adjustRightInd w:val="0"/>
-        <w:spacing w:line="360" w:lineRule="exact"/>
-        <w:rPr>
-          <w:rFonts w:ascii="宋体" w:hAnsi="宋体"/>
-          <w:szCs w:val="24"/>
-        </w:rPr>
-      </w:pPr>
-    </w:p>
-    <w:p>
-      <w:pPr>
-        <w:tabs>
-          <w:tab w:val="left" w:pos="360"/>
-          <w:tab w:val="left" w:pos="720"/>
-          <w:tab w:val="left" w:pos="1080"/>
-          <w:tab w:val="left" w:pos="1440"/>
-          <w:tab w:val="left" w:pos="1800"/>
-          <w:tab w:val="left" w:pos="2160"/>
-          <w:tab w:val="left" w:pos="2520"/>
-          <w:tab w:val="left" w:pos="2880"/>
-          <w:tab w:val="left" w:pos="3240"/>
-          <w:tab w:val="left" w:pos="3600"/>
-          <w:tab w:val="left" w:pos="3960"/>
-          <w:tab w:val="left" w:pos="4320"/>
-          <w:tab w:val="left" w:pos="4680"/>
-          <w:tab w:val="left" w:pos="5040"/>
-          <w:tab w:val="left" w:pos="5400"/>
-          <w:tab w:val="left" w:pos="5760"/>
-          <w:tab w:val="left" w:pos="6120"/>
-          <w:tab w:val="left" w:pos="6480"/>
-          <w:tab w:val="left" w:pos="6840"/>
-          <w:tab w:val="left" w:pos="7200"/>
-          <w:tab w:val="left" w:pos="7560"/>
-          <w:tab w:val="left" w:pos="7920"/>
-          <w:tab w:val="left" w:pos="8280"/>
-          <w:tab w:val="left" w:pos="8640"/>
-          <w:tab w:val="left" w:pos="9000"/>
-          <w:tab w:val="left" w:pos="9360"/>
-          <w:tab w:val="left" w:pos="9720"/>
-          <w:tab w:val="left" w:pos="10080"/>
-          <w:tab w:val="left" w:pos="10440"/>
-          <w:tab w:val="left" w:pos="10800"/>
-          <w:tab w:val="left" w:pos="11160"/>
-          <w:tab w:val="left" w:pos="11520"/>
-        </w:tabs>
-        <w:autoSpaceDE w:val="0"/>
-        <w:autoSpaceDN w:val="0"/>
-        <w:adjustRightInd w:val="0"/>
-        <w:spacing w:line="360" w:lineRule="exact"/>
-        <w:rPr>
-          <w:rFonts w:ascii="宋体" w:hAnsi="宋体"/>
-          <w:szCs w:val="24"/>
-        </w:rPr>
-      </w:pPr>
-    </w:p>
-    <w:p>
-      <w:pPr>
-        <w:tabs>
-          <w:tab w:val="left" w:pos="360"/>
-          <w:tab w:val="left" w:pos="720"/>
-          <w:tab w:val="left" w:pos="1080"/>
-          <w:tab w:val="left" w:pos="1440"/>
-          <w:tab w:val="left" w:pos="1800"/>
-          <w:tab w:val="left" w:pos="2160"/>
-          <w:tab w:val="left" w:pos="2520"/>
-          <w:tab w:val="left" w:pos="2880"/>
-          <w:tab w:val="left" w:pos="3240"/>
-          <w:tab w:val="left" w:pos="3600"/>
-          <w:tab w:val="left" w:pos="3960"/>
-          <w:tab w:val="left" w:pos="4320"/>
-          <w:tab w:val="left" w:pos="4680"/>
-          <w:tab w:val="left" w:pos="5040"/>
-          <w:tab w:val="left" w:pos="5400"/>
-          <w:tab w:val="left" w:pos="5760"/>
-          <w:tab w:val="left" w:pos="6120"/>
-          <w:tab w:val="left" w:pos="6480"/>
-          <w:tab w:val="left" w:pos="6840"/>
-          <w:tab w:val="left" w:pos="7200"/>
-          <w:tab w:val="left" w:pos="7560"/>
-          <w:tab w:val="left" w:pos="7920"/>
-          <w:tab w:val="left" w:pos="8280"/>
-          <w:tab w:val="left" w:pos="8640"/>
-          <w:tab w:val="left" w:pos="9000"/>
-          <w:tab w:val="left" w:pos="9360"/>
-          <w:tab w:val="left" w:pos="9720"/>
-          <w:tab w:val="left" w:pos="10080"/>
-          <w:tab w:val="left" w:pos="10440"/>
-          <w:tab w:val="left" w:pos="10800"/>
-          <w:tab w:val="left" w:pos="11160"/>
-          <w:tab w:val="left" w:pos="11520"/>
-        </w:tabs>
-        <w:autoSpaceDE w:val="0"/>
-        <w:autoSpaceDN w:val="0"/>
-        <w:adjustRightInd w:val="0"/>
-        <w:spacing w:line="360" w:lineRule="exact"/>
-        <w:rPr>
-          <w:rFonts w:ascii="宋体" w:hAnsi="宋体"/>
-          <w:szCs w:val="24"/>
-        </w:rPr>
-      </w:pPr>
-    </w:p>
-    <w:p>
-      <w:pPr>
-        <w:tabs>
-          <w:tab w:val="left" w:pos="360"/>
-          <w:tab w:val="left" w:pos="720"/>
-          <w:tab w:val="left" w:pos="1080"/>
-          <w:tab w:val="left" w:pos="1440"/>
-          <w:tab w:val="left" w:pos="1800"/>
-          <w:tab w:val="left" w:pos="2160"/>
-          <w:tab w:val="left" w:pos="2520"/>
-          <w:tab w:val="left" w:pos="2880"/>
-          <w:tab w:val="left" w:pos="3240"/>
-          <w:tab w:val="left" w:pos="3600"/>
-          <w:tab w:val="left" w:pos="3960"/>
-          <w:tab w:val="left" w:pos="4320"/>
-          <w:tab w:val="left" w:pos="4680"/>
-          <w:tab w:val="left" w:pos="5040"/>
-          <w:tab w:val="left" w:pos="5400"/>
-          <w:tab w:val="left" w:pos="5760"/>
-          <w:tab w:val="left" w:pos="6120"/>
-          <w:tab w:val="left" w:pos="6480"/>
-          <w:tab w:val="left" w:pos="6840"/>
-          <w:tab w:val="left" w:pos="7200"/>
-          <w:tab w:val="left" w:pos="7560"/>
-          <w:tab w:val="left" w:pos="7920"/>
-          <w:tab w:val="left" w:pos="8280"/>
-          <w:tab w:val="left" w:pos="8640"/>
-          <w:tab w:val="left" w:pos="9000"/>
-          <w:tab w:val="left" w:pos="9360"/>
-          <w:tab w:val="left" w:pos="9720"/>
-          <w:tab w:val="left" w:pos="10080"/>
-          <w:tab w:val="left" w:pos="10440"/>
-          <w:tab w:val="left" w:pos="10800"/>
-          <w:tab w:val="left" w:pos="11160"/>
-          <w:tab w:val="left" w:pos="11520"/>
-        </w:tabs>
-        <w:autoSpaceDE w:val="0"/>
-        <w:autoSpaceDN w:val="0"/>
-        <w:adjustRightInd w:val="0"/>
-        <w:spacing w:line="360" w:lineRule="exact"/>
-        <w:rPr>
-          <w:rFonts w:ascii="宋体" w:hAnsi="宋体"/>
-          <w:szCs w:val="24"/>
-        </w:rPr>
-      </w:pPr>
-      <w:r>
-        <w:rPr>
           <w:rFonts w:ascii="宋体" w:hAnsi="宋体" w:hint="eastAsia"/>
-          <w:szCs w:val="24"/>
-        </w:rPr>
-        <w:t>实验3的结果</w:t>
-      </w:r>
-    </w:p>
-    <w:p>
-      <w:pPr>
-        <w:tabs>
-          <w:tab w:val="left" w:pos="360"/>
-          <w:tab w:val="left" w:pos="720"/>
-          <w:tab w:val="left" w:pos="1080"/>
-          <w:tab w:val="left" w:pos="1440"/>
-          <w:tab w:val="left" w:pos="1800"/>
-          <w:tab w:val="left" w:pos="2160"/>
-          <w:tab w:val="left" w:pos="2520"/>
-          <w:tab w:val="left" w:pos="2880"/>
-          <w:tab w:val="left" w:pos="3240"/>
-          <w:tab w:val="left" w:pos="3600"/>
-          <w:tab w:val="left" w:pos="3960"/>
-          <w:tab w:val="left" w:pos="4320"/>
-          <w:tab w:val="left" w:pos="4680"/>
-          <w:tab w:val="left" w:pos="5040"/>
-          <w:tab w:val="left" w:pos="5400"/>
-          <w:tab w:val="left" w:pos="5760"/>
-          <w:tab w:val="left" w:pos="6120"/>
-          <w:tab w:val="left" w:pos="6480"/>
-          <w:tab w:val="left" w:pos="6840"/>
-          <w:tab w:val="left" w:pos="7200"/>
-          <w:tab w:val="left" w:pos="7560"/>
-          <w:tab w:val="left" w:pos="7920"/>
-          <w:tab w:val="left" w:pos="8280"/>
-          <w:tab w:val="left" w:pos="8640"/>
-          <w:tab w:val="left" w:pos="9000"/>
-          <w:tab w:val="left" w:pos="9360"/>
-          <w:tab w:val="left" w:pos="9720"/>
-          <w:tab w:val="left" w:pos="10080"/>
-          <w:tab w:val="left" w:pos="10440"/>
-          <w:tab w:val="left" w:pos="10800"/>
-          <w:tab w:val="left" w:pos="11160"/>
-          <w:tab w:val="left" w:pos="11520"/>
-        </w:tabs>
-        <w:autoSpaceDE w:val="0"/>
-        <w:autoSpaceDN w:val="0"/>
-        <w:adjustRightInd w:val="0"/>
-        <w:spacing w:line="360" w:lineRule="exact"/>
-        <w:rPr>
-          <w:rFonts w:ascii="宋体" w:hAnsi="宋体"/>
-          <w:szCs w:val="24"/>
-        </w:rPr>
-      </w:pPr>
-    </w:p>
-    <w:p>
-      <w:pPr>
-        <w:tabs>
-          <w:tab w:val="left" w:pos="360"/>
-          <w:tab w:val="left" w:pos="720"/>
-          <w:tab w:val="left" w:pos="1080"/>
-          <w:tab w:val="left" w:pos="1440"/>
-          <w:tab w:val="left" w:pos="1800"/>
-          <w:tab w:val="left" w:pos="2160"/>
-          <w:tab w:val="left" w:pos="2520"/>
-          <w:tab w:val="left" w:pos="2880"/>
-          <w:tab w:val="left" w:pos="3240"/>
-          <w:tab w:val="left" w:pos="3600"/>
-          <w:tab w:val="left" w:pos="3960"/>
-          <w:tab w:val="left" w:pos="4320"/>
-          <w:tab w:val="left" w:pos="4680"/>
-          <w:tab w:val="left" w:pos="5040"/>
-          <w:tab w:val="left" w:pos="5400"/>
-          <w:tab w:val="left" w:pos="5760"/>
-          <w:tab w:val="left" w:pos="6120"/>
-          <w:tab w:val="left" w:pos="6480"/>
-          <w:tab w:val="left" w:pos="6840"/>
-          <w:tab w:val="left" w:pos="7200"/>
-          <w:tab w:val="left" w:pos="7560"/>
-          <w:tab w:val="left" w:pos="7920"/>
-          <w:tab w:val="left" w:pos="8280"/>
-          <w:tab w:val="left" w:pos="8640"/>
-          <w:tab w:val="left" w:pos="9000"/>
-          <w:tab w:val="left" w:pos="9360"/>
-          <w:tab w:val="left" w:pos="9720"/>
-          <w:tab w:val="left" w:pos="10080"/>
-          <w:tab w:val="left" w:pos="10440"/>
-          <w:tab w:val="left" w:pos="10800"/>
-          <w:tab w:val="left" w:pos="11160"/>
-          <w:tab w:val="left" w:pos="11520"/>
-        </w:tabs>
-        <w:autoSpaceDE w:val="0"/>
-        <w:autoSpaceDN w:val="0"/>
-        <w:adjustRightInd w:val="0"/>
-        <w:spacing w:line="360" w:lineRule="exact"/>
-        <w:rPr>
-          <w:rFonts w:ascii="宋体" w:hAnsi="宋体"/>
-          <w:szCs w:val="24"/>
-        </w:rPr>
-      </w:pPr>
-    </w:p>
-    <w:p>
-      <w:pPr>
-        <w:tabs>
-          <w:tab w:val="left" w:pos="360"/>
-          <w:tab w:val="left" w:pos="720"/>
-          <w:tab w:val="left" w:pos="1080"/>
-          <w:tab w:val="left" w:pos="1440"/>
-          <w:tab w:val="left" w:pos="1800"/>
-          <w:tab w:val="left" w:pos="2160"/>
-          <w:tab w:val="left" w:pos="2520"/>
-          <w:tab w:val="left" w:pos="2880"/>
-          <w:tab w:val="left" w:pos="3240"/>
-          <w:tab w:val="left" w:pos="3600"/>
-          <w:tab w:val="left" w:pos="3960"/>
-          <w:tab w:val="left" w:pos="4320"/>
-          <w:tab w:val="left" w:pos="4680"/>
-          <w:tab w:val="left" w:pos="5040"/>
-          <w:tab w:val="left" w:pos="5400"/>
-          <w:tab w:val="left" w:pos="5760"/>
-          <w:tab w:val="left" w:pos="6120"/>
-          <w:tab w:val="left" w:pos="6480"/>
-          <w:tab w:val="left" w:pos="6840"/>
-          <w:tab w:val="left" w:pos="7200"/>
-          <w:tab w:val="left" w:pos="7560"/>
-          <w:tab w:val="left" w:pos="7920"/>
-          <w:tab w:val="left" w:pos="8280"/>
-          <w:tab w:val="left" w:pos="8640"/>
-          <w:tab w:val="left" w:pos="9000"/>
-          <w:tab w:val="left" w:pos="9360"/>
-          <w:tab w:val="left" w:pos="9720"/>
-          <w:tab w:val="left" w:pos="10080"/>
-          <w:tab w:val="left" w:pos="10440"/>
-          <w:tab w:val="left" w:pos="10800"/>
-          <w:tab w:val="left" w:pos="11160"/>
-          <w:tab w:val="left" w:pos="11520"/>
-        </w:tabs>
-        <w:autoSpaceDE w:val="0"/>
-        <w:autoSpaceDN w:val="0"/>
-        <w:adjustRightInd w:val="0"/>
-        <w:spacing w:line="360" w:lineRule="exact"/>
-        <w:rPr>
-          <w:rFonts w:ascii="宋体" w:hAnsi="宋体"/>
-          <w:szCs w:val="24"/>
-        </w:rPr>
-      </w:pPr>
-    </w:p>
-    <w:p>
-      <w:pPr>
-        <w:tabs>
-          <w:tab w:val="left" w:pos="360"/>
-          <w:tab w:val="left" w:pos="720"/>
-          <w:tab w:val="left" w:pos="1080"/>
-          <w:tab w:val="left" w:pos="1440"/>
-          <w:tab w:val="left" w:pos="1800"/>
-          <w:tab w:val="left" w:pos="2160"/>
-          <w:tab w:val="left" w:pos="2520"/>
-          <w:tab w:val="left" w:pos="2880"/>
-          <w:tab w:val="left" w:pos="3240"/>
-          <w:tab w:val="left" w:pos="3600"/>
-          <w:tab w:val="left" w:pos="3960"/>
-          <w:tab w:val="left" w:pos="4320"/>
-          <w:tab w:val="left" w:pos="4680"/>
-          <w:tab w:val="left" w:pos="5040"/>
-          <w:tab w:val="left" w:pos="5400"/>
-          <w:tab w:val="left" w:pos="5760"/>
-          <w:tab w:val="left" w:pos="6120"/>
-          <w:tab w:val="left" w:pos="6480"/>
-          <w:tab w:val="left" w:pos="6840"/>
-          <w:tab w:val="left" w:pos="7200"/>
-          <w:tab w:val="left" w:pos="7560"/>
-          <w:tab w:val="left" w:pos="7920"/>
-          <w:tab w:val="left" w:pos="8280"/>
-          <w:tab w:val="left" w:pos="8640"/>
-          <w:tab w:val="left" w:pos="9000"/>
-          <w:tab w:val="left" w:pos="9360"/>
-          <w:tab w:val="left" w:pos="9720"/>
-          <w:tab w:val="left" w:pos="10080"/>
-          <w:tab w:val="left" w:pos="10440"/>
-          <w:tab w:val="left" w:pos="10800"/>
-          <w:tab w:val="left" w:pos="11160"/>
-          <w:tab w:val="left" w:pos="11520"/>
-        </w:tabs>
-        <w:autoSpaceDE w:val="0"/>
-        <w:autoSpaceDN w:val="0"/>
-        <w:adjustRightInd w:val="0"/>
-        <w:spacing w:line="360" w:lineRule="exact"/>
-        <w:rPr>
-          <w:rFonts w:ascii="宋体" w:hAnsi="宋体"/>
-          <w:szCs w:val="24"/>
-        </w:rPr>
-      </w:pPr>
-    </w:p>
-    <w:p>
-      <w:pPr>
-        <w:tabs>
-          <w:tab w:val="left" w:pos="360"/>
-          <w:tab w:val="left" w:pos="720"/>
-          <w:tab w:val="left" w:pos="1080"/>
-          <w:tab w:val="left" w:pos="1440"/>
-          <w:tab w:val="left" w:pos="1800"/>
-          <w:tab w:val="left" w:pos="2160"/>
-          <w:tab w:val="left" w:pos="2520"/>
-          <w:tab w:val="left" w:pos="2880"/>
-          <w:tab w:val="left" w:pos="3240"/>
-          <w:tab w:val="left" w:pos="3600"/>
-          <w:tab w:val="left" w:pos="3960"/>
-          <w:tab w:val="left" w:pos="4320"/>
-          <w:tab w:val="left" w:pos="4680"/>
-          <w:tab w:val="left" w:pos="5040"/>
-          <w:tab w:val="left" w:pos="5400"/>
-          <w:tab w:val="left" w:pos="5760"/>
-          <w:tab w:val="left" w:pos="6120"/>
-          <w:tab w:val="left" w:pos="6480"/>
-          <w:tab w:val="left" w:pos="6840"/>
-          <w:tab w:val="left" w:pos="7200"/>
-          <w:tab w:val="left" w:pos="7560"/>
-          <w:tab w:val="left" w:pos="7920"/>
-          <w:tab w:val="left" w:pos="8280"/>
-          <w:tab w:val="left" w:pos="8640"/>
-          <w:tab w:val="left" w:pos="9000"/>
-          <w:tab w:val="left" w:pos="9360"/>
-          <w:tab w:val="left" w:pos="9720"/>
-          <w:tab w:val="left" w:pos="10080"/>
-          <w:tab w:val="left" w:pos="10440"/>
-          <w:tab w:val="left" w:pos="10800"/>
-          <w:tab w:val="left" w:pos="11160"/>
-          <w:tab w:val="left" w:pos="11520"/>
-        </w:tabs>
-        <w:autoSpaceDE w:val="0"/>
-        <w:autoSpaceDN w:val="0"/>
-        <w:adjustRightInd w:val="0"/>
-        <w:spacing w:line="360" w:lineRule="exact"/>
-        <w:rPr>
-          <w:rFonts w:ascii="宋体" w:hAnsi="宋体"/>
-          <w:szCs w:val="24"/>
-        </w:rPr>
-      </w:pPr>
-    </w:p>
-    <w:p>
-      <w:pPr>
-        <w:tabs>
-          <w:tab w:val="left" w:pos="360"/>
-          <w:tab w:val="left" w:pos="720"/>
-          <w:tab w:val="left" w:pos="1080"/>
-          <w:tab w:val="left" w:pos="1440"/>
-          <w:tab w:val="left" w:pos="1800"/>
-          <w:tab w:val="left" w:pos="2160"/>
-          <w:tab w:val="left" w:pos="2520"/>
-          <w:tab w:val="left" w:pos="2880"/>
-          <w:tab w:val="left" w:pos="3240"/>
-          <w:tab w:val="left" w:pos="3600"/>
-          <w:tab w:val="left" w:pos="3960"/>
-          <w:tab w:val="left" w:pos="4320"/>
-          <w:tab w:val="left" w:pos="4680"/>
-          <w:tab w:val="left" w:pos="5040"/>
-          <w:tab w:val="left" w:pos="5400"/>
-          <w:tab w:val="left" w:pos="5760"/>
-          <w:tab w:val="left" w:pos="6120"/>
-          <w:tab w:val="left" w:pos="6480"/>
-          <w:tab w:val="left" w:pos="6840"/>
-          <w:tab w:val="left" w:pos="7200"/>
-          <w:tab w:val="left" w:pos="7560"/>
-          <w:tab w:val="left" w:pos="7920"/>
-          <w:tab w:val="left" w:pos="8280"/>
-          <w:tab w:val="left" w:pos="8640"/>
-          <w:tab w:val="left" w:pos="9000"/>
-          <w:tab w:val="left" w:pos="9360"/>
-          <w:tab w:val="left" w:pos="9720"/>
-          <w:tab w:val="left" w:pos="10080"/>
-          <w:tab w:val="left" w:pos="10440"/>
-          <w:tab w:val="left" w:pos="10800"/>
-          <w:tab w:val="left" w:pos="11160"/>
-          <w:tab w:val="left" w:pos="11520"/>
-        </w:tabs>
-        <w:autoSpaceDE w:val="0"/>
-        <w:autoSpaceDN w:val="0"/>
-        <w:adjustRightInd w:val="0"/>
-        <w:spacing w:line="360" w:lineRule="exact"/>
-        <w:rPr>
-          <w:rFonts w:ascii="宋体" w:hAnsi="宋体"/>
-          <w:szCs w:val="24"/>
-        </w:rPr>
-      </w:pPr>
-    </w:p>
-    <w:p>
-      <w:pPr>
-        <w:tabs>
-          <w:tab w:val="left" w:pos="360"/>
-          <w:tab w:val="left" w:pos="720"/>
-          <w:tab w:val="left" w:pos="1080"/>
-          <w:tab w:val="left" w:pos="1440"/>
-          <w:tab w:val="left" w:pos="1800"/>
-          <w:tab w:val="left" w:pos="2160"/>
-          <w:tab w:val="left" w:pos="2520"/>
-          <w:tab w:val="left" w:pos="2880"/>
-          <w:tab w:val="left" w:pos="3240"/>
-          <w:tab w:val="left" w:pos="3600"/>
-          <w:tab w:val="left" w:pos="3960"/>
-          <w:tab w:val="left" w:pos="4320"/>
-          <w:tab w:val="left" w:pos="4680"/>
-          <w:tab w:val="left" w:pos="5040"/>
-          <w:tab w:val="left" w:pos="5400"/>
-          <w:tab w:val="left" w:pos="5760"/>
-          <w:tab w:val="left" w:pos="6120"/>
-          <w:tab w:val="left" w:pos="6480"/>
-          <w:tab w:val="left" w:pos="6840"/>
-          <w:tab w:val="left" w:pos="7200"/>
-          <w:tab w:val="left" w:pos="7560"/>
-          <w:tab w:val="left" w:pos="7920"/>
-          <w:tab w:val="left" w:pos="8280"/>
-          <w:tab w:val="left" w:pos="8640"/>
-          <w:tab w:val="left" w:pos="9000"/>
-          <w:tab w:val="left" w:pos="9360"/>
-          <w:tab w:val="left" w:pos="9720"/>
-          <w:tab w:val="left" w:pos="10080"/>
-          <w:tab w:val="left" w:pos="10440"/>
-          <w:tab w:val="left" w:pos="10800"/>
-          <w:tab w:val="left" w:pos="11160"/>
-          <w:tab w:val="left" w:pos="11520"/>
-        </w:tabs>
-        <w:autoSpaceDE w:val="0"/>
-        <w:autoSpaceDN w:val="0"/>
-        <w:adjustRightInd w:val="0"/>
-        <w:spacing w:line="360" w:lineRule="exact"/>
-        <w:rPr>
-          <w:rFonts w:ascii="宋体" w:hAnsi="宋体"/>
-          <w:szCs w:val="24"/>
-        </w:rPr>
-      </w:pPr>
-    </w:p>
-    <w:p>
-      <w:pPr>
-        <w:tabs>
-          <w:tab w:val="left" w:pos="360"/>
-          <w:tab w:val="left" w:pos="720"/>
-          <w:tab w:val="left" w:pos="1080"/>
-          <w:tab w:val="left" w:pos="1440"/>
-          <w:tab w:val="left" w:pos="1800"/>
-          <w:tab w:val="left" w:pos="2160"/>
-          <w:tab w:val="left" w:pos="2520"/>
-          <w:tab w:val="left" w:pos="2880"/>
-          <w:tab w:val="left" w:pos="3240"/>
-          <w:tab w:val="left" w:pos="3600"/>
-          <w:tab w:val="left" w:pos="3960"/>
-          <w:tab w:val="left" w:pos="4320"/>
-          <w:tab w:val="left" w:pos="4680"/>
-          <w:tab w:val="left" w:pos="5040"/>
-          <w:tab w:val="left" w:pos="5400"/>
-          <w:tab w:val="left" w:pos="5760"/>
-          <w:tab w:val="left" w:pos="6120"/>
-          <w:tab w:val="left" w:pos="6480"/>
-          <w:tab w:val="left" w:pos="6840"/>
-          <w:tab w:val="left" w:pos="7200"/>
-          <w:tab w:val="left" w:pos="7560"/>
-          <w:tab w:val="left" w:pos="7920"/>
-          <w:tab w:val="left" w:pos="8280"/>
-          <w:tab w:val="left" w:pos="8640"/>
-          <w:tab w:val="left" w:pos="9000"/>
-          <w:tab w:val="left" w:pos="9360"/>
-          <w:tab w:val="left" w:pos="9720"/>
-          <w:tab w:val="left" w:pos="10080"/>
-          <w:tab w:val="left" w:pos="10440"/>
-          <w:tab w:val="left" w:pos="10800"/>
-          <w:tab w:val="left" w:pos="11160"/>
-          <w:tab w:val="left" w:pos="11520"/>
-        </w:tabs>
-        <w:autoSpaceDE w:val="0"/>
-        <w:autoSpaceDN w:val="0"/>
-        <w:adjustRightInd w:val="0"/>
-        <w:spacing w:line="360" w:lineRule="exact"/>
-        <w:rPr>
-          <w:rFonts w:ascii="宋体" w:hAnsi="宋体"/>
-          <w:szCs w:val="24"/>
-        </w:rPr>
-      </w:pPr>
-    </w:p>
-    <w:p>
-      <w:pPr>
-        <w:tabs>
-          <w:tab w:val="left" w:pos="360"/>
-          <w:tab w:val="left" w:pos="720"/>
-          <w:tab w:val="left" w:pos="1080"/>
-          <w:tab w:val="left" w:pos="1440"/>
-          <w:tab w:val="left" w:pos="1800"/>
-          <w:tab w:val="left" w:pos="2160"/>
-          <w:tab w:val="left" w:pos="2520"/>
-          <w:tab w:val="left" w:pos="2880"/>
-          <w:tab w:val="left" w:pos="3240"/>
-          <w:tab w:val="left" w:pos="3600"/>
-          <w:tab w:val="left" w:pos="3960"/>
-          <w:tab w:val="left" w:pos="4320"/>
-          <w:tab w:val="left" w:pos="4680"/>
-          <w:tab w:val="left" w:pos="5040"/>
-          <w:tab w:val="left" w:pos="5400"/>
-          <w:tab w:val="left" w:pos="5760"/>
-          <w:tab w:val="left" w:pos="6120"/>
-          <w:tab w:val="left" w:pos="6480"/>
-          <w:tab w:val="left" w:pos="6840"/>
-          <w:tab w:val="left" w:pos="7200"/>
-          <w:tab w:val="left" w:pos="7560"/>
-          <w:tab w:val="left" w:pos="7920"/>
-          <w:tab w:val="left" w:pos="8280"/>
-          <w:tab w:val="left" w:pos="8640"/>
-          <w:tab w:val="left" w:pos="9000"/>
-          <w:tab w:val="left" w:pos="9360"/>
-          <w:tab w:val="left" w:pos="9720"/>
-          <w:tab w:val="left" w:pos="10080"/>
-          <w:tab w:val="left" w:pos="10440"/>
-          <w:tab w:val="left" w:pos="10800"/>
-          <w:tab w:val="left" w:pos="11160"/>
-          <w:tab w:val="left" w:pos="11520"/>
-        </w:tabs>
-        <w:autoSpaceDE w:val="0"/>
-        <w:autoSpaceDN w:val="0"/>
-        <w:adjustRightInd w:val="0"/>
-        <w:spacing w:line="360" w:lineRule="exact"/>
-        <w:rPr>
-          <w:rFonts w:ascii="宋体" w:hAnsi="宋体"/>
-          <w:szCs w:val="24"/>
-        </w:rPr>
-      </w:pPr>
-    </w:p>
-    <w:p>
-      <w:pPr>
-        <w:tabs>
-          <w:tab w:val="left" w:pos="360"/>
-          <w:tab w:val="left" w:pos="720"/>
-          <w:tab w:val="left" w:pos="1080"/>
-          <w:tab w:val="left" w:pos="1440"/>
-          <w:tab w:val="left" w:pos="1800"/>
-          <w:tab w:val="left" w:pos="2160"/>
-          <w:tab w:val="left" w:pos="2520"/>
-          <w:tab w:val="left" w:pos="2880"/>
-          <w:tab w:val="left" w:pos="3240"/>
-          <w:tab w:val="left" w:pos="3600"/>
-          <w:tab w:val="left" w:pos="3960"/>
-          <w:tab w:val="left" w:pos="4320"/>
-          <w:tab w:val="left" w:pos="4680"/>
-          <w:tab w:val="left" w:pos="5040"/>
-          <w:tab w:val="left" w:pos="5400"/>
-          <w:tab w:val="left" w:pos="5760"/>
-          <w:tab w:val="left" w:pos="6120"/>
-          <w:tab w:val="left" w:pos="6480"/>
-          <w:tab w:val="left" w:pos="6840"/>
-          <w:tab w:val="left" w:pos="7200"/>
-          <w:tab w:val="left" w:pos="7560"/>
-          <w:tab w:val="left" w:pos="7920"/>
-          <w:tab w:val="left" w:pos="8280"/>
-          <w:tab w:val="left" w:pos="8640"/>
-          <w:tab w:val="left" w:pos="9000"/>
-          <w:tab w:val="left" w:pos="9360"/>
-          <w:tab w:val="left" w:pos="9720"/>
-          <w:tab w:val="left" w:pos="10080"/>
-          <w:tab w:val="left" w:pos="10440"/>
-          <w:tab w:val="left" w:pos="10800"/>
-          <w:tab w:val="left" w:pos="11160"/>
-          <w:tab w:val="left" w:pos="11520"/>
-        </w:tabs>
-        <w:autoSpaceDE w:val="0"/>
-        <w:autoSpaceDN w:val="0"/>
-        <w:adjustRightInd w:val="0"/>
-        <w:spacing w:line="360" w:lineRule="exact"/>
-        <w:rPr>
-          <w:rFonts w:ascii="宋体" w:hAnsi="宋体"/>
-          <w:szCs w:val="24"/>
-        </w:rPr>
-      </w:pPr>
-    </w:p>
-    <w:p>
-      <w:pPr>
-        <w:tabs>
-          <w:tab w:val="left" w:pos="360"/>
-          <w:tab w:val="left" w:pos="720"/>
-          <w:tab w:val="left" w:pos="1080"/>
-          <w:tab w:val="left" w:pos="1440"/>
-          <w:tab w:val="left" w:pos="1800"/>
-          <w:tab w:val="left" w:pos="2160"/>
-          <w:tab w:val="left" w:pos="2520"/>
-          <w:tab w:val="left" w:pos="2880"/>
-          <w:tab w:val="left" w:pos="3240"/>
-          <w:tab w:val="left" w:pos="3600"/>
-          <w:tab w:val="left" w:pos="3960"/>
-          <w:tab w:val="left" w:pos="4320"/>
-          <w:tab w:val="left" w:pos="4680"/>
-          <w:tab w:val="left" w:pos="5040"/>
-          <w:tab w:val="left" w:pos="5400"/>
-          <w:tab w:val="left" w:pos="5760"/>
-          <w:tab w:val="left" w:pos="6120"/>
-          <w:tab w:val="left" w:pos="6480"/>
-          <w:tab w:val="left" w:pos="6840"/>
-          <w:tab w:val="left" w:pos="7200"/>
-          <w:tab w:val="left" w:pos="7560"/>
-          <w:tab w:val="left" w:pos="7920"/>
-          <w:tab w:val="left" w:pos="8280"/>
-          <w:tab w:val="left" w:pos="8640"/>
-          <w:tab w:val="left" w:pos="9000"/>
-          <w:tab w:val="left" w:pos="9360"/>
-          <w:tab w:val="left" w:pos="9720"/>
-          <w:tab w:val="left" w:pos="10080"/>
-          <w:tab w:val="left" w:pos="10440"/>
-          <w:tab w:val="left" w:pos="10800"/>
-          <w:tab w:val="left" w:pos="11160"/>
-          <w:tab w:val="left" w:pos="11520"/>
-        </w:tabs>
-        <w:autoSpaceDE w:val="0"/>
-        <w:autoSpaceDN w:val="0"/>
-        <w:adjustRightInd w:val="0"/>
-        <w:spacing w:line="360" w:lineRule="exact"/>
-        <w:rPr>
-          <w:rFonts w:ascii="宋体" w:hAnsi="宋体"/>
-          <w:szCs w:val="24"/>
-        </w:rPr>
-      </w:pPr>
-    </w:p>
-    <w:p>
-      <w:pPr>
-        <w:tabs>
-          <w:tab w:val="left" w:pos="360"/>
-          <w:tab w:val="left" w:pos="720"/>
-          <w:tab w:val="left" w:pos="1080"/>
-          <w:tab w:val="left" w:pos="1440"/>
-          <w:tab w:val="left" w:pos="1800"/>
-          <w:tab w:val="left" w:pos="2160"/>
-          <w:tab w:val="left" w:pos="2520"/>
-          <w:tab w:val="left" w:pos="2880"/>
-          <w:tab w:val="left" w:pos="3240"/>
-          <w:tab w:val="left" w:pos="3600"/>
-          <w:tab w:val="left" w:pos="3960"/>
-          <w:tab w:val="left" w:pos="4320"/>
-          <w:tab w:val="left" w:pos="4680"/>
-          <w:tab w:val="left" w:pos="5040"/>
-          <w:tab w:val="left" w:pos="5400"/>
-          <w:tab w:val="left" w:pos="5760"/>
-          <w:tab w:val="left" w:pos="6120"/>
-          <w:tab w:val="left" w:pos="6480"/>
-          <w:tab w:val="left" w:pos="6840"/>
-          <w:tab w:val="left" w:pos="7200"/>
-          <w:tab w:val="left" w:pos="7560"/>
-          <w:tab w:val="left" w:pos="7920"/>
-          <w:tab w:val="left" w:pos="8280"/>
-          <w:tab w:val="left" w:pos="8640"/>
-          <w:tab w:val="left" w:pos="9000"/>
-          <w:tab w:val="left" w:pos="9360"/>
-          <w:tab w:val="left" w:pos="9720"/>
-          <w:tab w:val="left" w:pos="10080"/>
-          <w:tab w:val="left" w:pos="10440"/>
-          <w:tab w:val="left" w:pos="10800"/>
-          <w:tab w:val="left" w:pos="11160"/>
-          <w:tab w:val="left" w:pos="11520"/>
-        </w:tabs>
-        <w:autoSpaceDE w:val="0"/>
-        <w:autoSpaceDN w:val="0"/>
-        <w:adjustRightInd w:val="0"/>
-        <w:spacing w:line="360" w:lineRule="exact"/>
-        <w:rPr>
-          <w:rFonts w:ascii="宋体" w:hAnsi="宋体"/>
-          <w:szCs w:val="24"/>
-        </w:rPr>
-      </w:pPr>
-    </w:p>
-    <w:p>
-      <w:pPr>
-        <w:tabs>
-          <w:tab w:val="left" w:pos="360"/>
-          <w:tab w:val="left" w:pos="720"/>
-          <w:tab w:val="left" w:pos="1080"/>
-          <w:tab w:val="left" w:pos="1440"/>
-          <w:tab w:val="left" w:pos="1800"/>
-          <w:tab w:val="left" w:pos="2160"/>
-          <w:tab w:val="left" w:pos="2520"/>
-          <w:tab w:val="left" w:pos="2880"/>
-          <w:tab w:val="left" w:pos="3240"/>
-          <w:tab w:val="left" w:pos="3600"/>
-          <w:tab w:val="left" w:pos="3960"/>
-          <w:tab w:val="left" w:pos="4320"/>
-          <w:tab w:val="left" w:pos="4680"/>
-          <w:tab w:val="left" w:pos="5040"/>
-          <w:tab w:val="left" w:pos="5400"/>
-          <w:tab w:val="left" w:pos="5760"/>
-          <w:tab w:val="left" w:pos="6120"/>
-          <w:tab w:val="left" w:pos="6480"/>
-          <w:tab w:val="left" w:pos="6840"/>
-          <w:tab w:val="left" w:pos="7200"/>
-          <w:tab w:val="left" w:pos="7560"/>
-          <w:tab w:val="left" w:pos="7920"/>
-          <w:tab w:val="left" w:pos="8280"/>
-          <w:tab w:val="left" w:pos="8640"/>
-          <w:tab w:val="left" w:pos="9000"/>
-          <w:tab w:val="left" w:pos="9360"/>
-          <w:tab w:val="left" w:pos="9720"/>
-          <w:tab w:val="left" w:pos="10080"/>
-          <w:tab w:val="left" w:pos="10440"/>
-          <w:tab w:val="left" w:pos="10800"/>
-          <w:tab w:val="left" w:pos="11160"/>
-          <w:tab w:val="left" w:pos="11520"/>
-        </w:tabs>
-        <w:autoSpaceDE w:val="0"/>
-        <w:autoSpaceDN w:val="0"/>
-        <w:adjustRightInd w:val="0"/>
-        <w:spacing w:line="360" w:lineRule="exact"/>
-        <w:rPr>
-          <w:rFonts w:ascii="宋体" w:hAnsi="宋体"/>
-          <w:szCs w:val="24"/>
-        </w:rPr>
-      </w:pPr>
-    </w:p>
-    <w:p>
-      <w:pPr>
-        <w:tabs>
-          <w:tab w:val="left" w:pos="360"/>
-          <w:tab w:val="left" w:pos="720"/>
-          <w:tab w:val="left" w:pos="1080"/>
-          <w:tab w:val="left" w:pos="1440"/>
-          <w:tab w:val="left" w:pos="1800"/>
-          <w:tab w:val="left" w:pos="2160"/>
-          <w:tab w:val="left" w:pos="2520"/>
-          <w:tab w:val="left" w:pos="2880"/>
-          <w:tab w:val="left" w:pos="3240"/>
-          <w:tab w:val="left" w:pos="3600"/>
-          <w:tab w:val="left" w:pos="3960"/>
-          <w:tab w:val="left" w:pos="4320"/>
-          <w:tab w:val="left" w:pos="4680"/>
-          <w:tab w:val="left" w:pos="5040"/>
-          <w:tab w:val="left" w:pos="5400"/>
-          <w:tab w:val="left" w:pos="5760"/>
-          <w:tab w:val="left" w:pos="6120"/>
-          <w:tab w:val="left" w:pos="6480"/>
-          <w:tab w:val="left" w:pos="6840"/>
-          <w:tab w:val="left" w:pos="7200"/>
-          <w:tab w:val="left" w:pos="7560"/>
-          <w:tab w:val="left" w:pos="7920"/>
-          <w:tab w:val="left" w:pos="8280"/>
-          <w:tab w:val="left" w:pos="8640"/>
-          <w:tab w:val="left" w:pos="9000"/>
-          <w:tab w:val="left" w:pos="9360"/>
-          <w:tab w:val="left" w:pos="9720"/>
-          <w:tab w:val="left" w:pos="10080"/>
-          <w:tab w:val="left" w:pos="10440"/>
-          <w:tab w:val="left" w:pos="10800"/>
-          <w:tab w:val="left" w:pos="11160"/>
-          <w:tab w:val="left" w:pos="11520"/>
-        </w:tabs>
-        <w:autoSpaceDE w:val="0"/>
-        <w:autoSpaceDN w:val="0"/>
-        <w:adjustRightInd w:val="0"/>
-        <w:spacing w:line="360" w:lineRule="exact"/>
-        <w:rPr>
-          <w:rFonts w:ascii="宋体" w:hAnsi="宋体"/>
-          <w:szCs w:val="24"/>
-        </w:rPr>
-      </w:pPr>
-    </w:p>
-    <w:p>
-      <w:pPr>
-        <w:tabs>
-          <w:tab w:val="left" w:pos="360"/>
-          <w:tab w:val="left" w:pos="720"/>
-          <w:tab w:val="left" w:pos="1080"/>
-          <w:tab w:val="left" w:pos="1440"/>
-          <w:tab w:val="left" w:pos="1800"/>
-          <w:tab w:val="left" w:pos="2160"/>
-          <w:tab w:val="left" w:pos="2520"/>
-          <w:tab w:val="left" w:pos="2880"/>
-          <w:tab w:val="left" w:pos="3240"/>
-          <w:tab w:val="left" w:pos="3600"/>
-          <w:tab w:val="left" w:pos="3960"/>
-          <w:tab w:val="left" w:pos="4320"/>
-          <w:tab w:val="left" w:pos="4680"/>
-          <w:tab w:val="left" w:pos="5040"/>
-          <w:tab w:val="left" w:pos="5400"/>
-          <w:tab w:val="left" w:pos="5760"/>
-          <w:tab w:val="left" w:pos="6120"/>
-          <w:tab w:val="left" w:pos="6480"/>
-          <w:tab w:val="left" w:pos="6840"/>
-          <w:tab w:val="left" w:pos="7200"/>
-          <w:tab w:val="left" w:pos="7560"/>
-          <w:tab w:val="left" w:pos="7920"/>
-          <w:tab w:val="left" w:pos="8280"/>
-          <w:tab w:val="left" w:pos="8640"/>
-          <w:tab w:val="left" w:pos="9000"/>
-          <w:tab w:val="left" w:pos="9360"/>
-          <w:tab w:val="left" w:pos="9720"/>
-          <w:tab w:val="left" w:pos="10080"/>
-          <w:tab w:val="left" w:pos="10440"/>
-          <w:tab w:val="left" w:pos="10800"/>
-          <w:tab w:val="left" w:pos="11160"/>
-          <w:tab w:val="left" w:pos="11520"/>
-        </w:tabs>
-        <w:autoSpaceDE w:val="0"/>
-        <w:autoSpaceDN w:val="0"/>
-        <w:adjustRightInd w:val="0"/>
-        <w:spacing w:line="360" w:lineRule="exact"/>
-        <w:rPr>
-          <w:rFonts w:ascii="宋体" w:hAnsi="宋体"/>
-          <w:szCs w:val="24"/>
-        </w:rPr>
-      </w:pPr>
-    </w:p>
-    <w:p>
-      <w:pPr>
-        <w:tabs>
-          <w:tab w:val="left" w:pos="360"/>
-          <w:tab w:val="left" w:pos="720"/>
-          <w:tab w:val="left" w:pos="1080"/>
-          <w:tab w:val="left" w:pos="1440"/>
-          <w:tab w:val="left" w:pos="1800"/>
-          <w:tab w:val="left" w:pos="2160"/>
-          <w:tab w:val="left" w:pos="2520"/>
-          <w:tab w:val="left" w:pos="2880"/>
-          <w:tab w:val="left" w:pos="3240"/>
-          <w:tab w:val="left" w:pos="3600"/>
-          <w:tab w:val="left" w:pos="3960"/>
-          <w:tab w:val="left" w:pos="4320"/>
-          <w:tab w:val="left" w:pos="4680"/>
-          <w:tab w:val="left" w:pos="5040"/>
-          <w:tab w:val="left" w:pos="5400"/>
-          <w:tab w:val="left" w:pos="5760"/>
-          <w:tab w:val="left" w:pos="6120"/>
-          <w:tab w:val="left" w:pos="6480"/>
-          <w:tab w:val="left" w:pos="6840"/>
-          <w:tab w:val="left" w:pos="7200"/>
-          <w:tab w:val="left" w:pos="7560"/>
-          <w:tab w:val="left" w:pos="7920"/>
-          <w:tab w:val="left" w:pos="8280"/>
-          <w:tab w:val="left" w:pos="8640"/>
-          <w:tab w:val="left" w:pos="9000"/>
-          <w:tab w:val="left" w:pos="9360"/>
-          <w:tab w:val="left" w:pos="9720"/>
-          <w:tab w:val="left" w:pos="10080"/>
-          <w:tab w:val="left" w:pos="10440"/>
-          <w:tab w:val="left" w:pos="10800"/>
-          <w:tab w:val="left" w:pos="11160"/>
-          <w:tab w:val="left" w:pos="11520"/>
-        </w:tabs>
-        <w:autoSpaceDE w:val="0"/>
-        <w:autoSpaceDN w:val="0"/>
-        <w:adjustRightInd w:val="0"/>
-        <w:spacing w:line="360" w:lineRule="exact"/>
-        <w:rPr>
-          <w:rFonts w:ascii="宋体" w:hAnsi="宋体" w:hint="eastAsia"/>
-          <w:szCs w:val="24"/>
-        </w:rPr>
-      </w:pPr>
-    </w:p>
-    <w:p>
-      <w:pPr>
-        <w:pStyle w:val="a8"/>
-        <w:numPr>
-          <w:ilvl w:val="0"/>
-          <w:numId w:val="1"/>
-        </w:numPr>
-        <w:ind w:firstLineChars="0"/>
-        <w:rPr>
-          <w:b/>
-          <w:bCs/>
-          <w:sz w:val="28"/>
-          <w:szCs w:val="28"/>
-        </w:rPr>
-      </w:pPr>
-      <w:r>
-        <w:rPr>
-          <w:rFonts w:hint="eastAsia"/>
-          <w:b/>
-          <w:bCs/>
-          <w:sz w:val="28"/>
-          <w:szCs w:val="28"/>
-        </w:rPr>
-        <w:t>思考题</w:t>
-      </w:r>
-    </w:p>
-    <w:p>
-      <w:pPr>
-        <w:rPr>
-          <w:rFonts w:hint="eastAsia"/>
-          <w:b/>
-          <w:bCs/>
-          <w:sz w:val="28"/>
-          <w:szCs w:val="28"/>
-        </w:rPr>
-      </w:pPr>
-      <w:r>
-        <w:rPr>
-          <w:rFonts w:ascii="Times New Roman" w:hAnsi="Times New Roman" w:hint="eastAsia"/>
-          <w:sz w:val="18"/>
-          <w:szCs w:val="18"/>
-        </w:rPr>
-        <w:t>1.</w:t>
-      </w:r>
-      <w:r>
-        <w:rPr>
-          <w:rFonts w:ascii="Times New Roman" w:hAnsi="Times New Roman"/>
-          <w:sz w:val="18"/>
-          <w:szCs w:val="18"/>
-        </w:rPr>
-        <w:t>FFT</w:t>
-      </w:r>
-      <w:r>
-        <w:rPr>
-          <w:rFonts w:ascii="Times New Roman" w:hAnsi="Times New Roman"/>
-          <w:sz w:val="18"/>
-          <w:szCs w:val="18"/>
-        </w:rPr>
-        <w:t>对信号进行频谱分析时，信号的频率的分辨率与什么有关？能否给出其数学关系？</w:t>
-      </w:r>
-    </w:p>
-    <w:p>
-      <w:pPr>
-        <w:tabs>
-          <w:tab w:val="left" w:pos="360"/>
-          <w:tab w:val="left" w:pos="720"/>
-          <w:tab w:val="left" w:pos="1080"/>
-          <w:tab w:val="left" w:pos="1440"/>
-          <w:tab w:val="left" w:pos="1800"/>
-          <w:tab w:val="left" w:pos="2160"/>
-          <w:tab w:val="left" w:pos="2520"/>
-          <w:tab w:val="left" w:pos="2880"/>
-          <w:tab w:val="left" w:pos="3240"/>
-          <w:tab w:val="left" w:pos="3600"/>
-          <w:tab w:val="left" w:pos="3960"/>
-          <w:tab w:val="left" w:pos="4320"/>
-          <w:tab w:val="left" w:pos="4680"/>
-          <w:tab w:val="left" w:pos="5040"/>
-          <w:tab w:val="left" w:pos="5400"/>
-          <w:tab w:val="left" w:pos="5760"/>
-          <w:tab w:val="left" w:pos="6120"/>
-          <w:tab w:val="left" w:pos="6480"/>
-          <w:tab w:val="left" w:pos="6840"/>
-          <w:tab w:val="left" w:pos="7200"/>
-          <w:tab w:val="left" w:pos="7560"/>
-          <w:tab w:val="left" w:pos="7920"/>
-          <w:tab w:val="left" w:pos="8280"/>
-          <w:tab w:val="left" w:pos="8640"/>
-          <w:tab w:val="left" w:pos="9000"/>
-          <w:tab w:val="left" w:pos="9360"/>
-          <w:tab w:val="left" w:pos="9720"/>
-          <w:tab w:val="left" w:pos="10080"/>
-          <w:tab w:val="left" w:pos="10440"/>
-          <w:tab w:val="left" w:pos="10800"/>
-          <w:tab w:val="left" w:pos="11160"/>
-          <w:tab w:val="left" w:pos="11520"/>
-        </w:tabs>
-        <w:autoSpaceDE w:val="0"/>
-        <w:autoSpaceDN w:val="0"/>
-        <w:adjustRightInd w:val="0"/>
-        <w:spacing w:line="360" w:lineRule="exact"/>
-        <w:rPr>
-          <w:rFonts w:ascii="宋体" w:hAnsi="宋体"/>
           <w:szCs w:val="24"/>
         </w:rPr>
       </w:pPr>
@@ -17055,7 +15149,7 @@
         <w:adjustRightInd w:val="0"/>
         <w:spacing w:line="360" w:lineRule="exact"/>
         <w:rPr>
-          <w:rFonts w:ascii="宋体" w:hAnsi="宋体"/>
+          <w:rFonts w:ascii="宋体" w:hAnsi="宋体" w:hint="eastAsia"/>
           <w:szCs w:val="24"/>
         </w:rPr>
       </w:pPr>
@@ -17110,7 +15204,6 @@
           <w:noProof/>
           <w:color w:val="000000"/>
         </w:rPr>
-        <w:lastRenderedPageBreak/>
         <mc:AlternateContent>
           <mc:Choice Requires="wps">
             <w:drawing>
@@ -17181,23 +15274,7 @@
           <w:rFonts w:ascii="宋体" w:hAnsi="宋体" w:hint="eastAsia"/>
           <w:szCs w:val="24"/>
         </w:rPr>
-        <w:t xml:space="preserve">2. </w:t>
-      </w:r>
-      <w:proofErr w:type="gramStart"/>
-      <w:r>
-        <w:rPr>
-          <w:rFonts w:ascii="宋体" w:hAnsi="宋体" w:hint="eastAsia"/>
-          <w:szCs w:val="24"/>
-        </w:rPr>
-        <w:t>加窗的</w:t>
-      </w:r>
-      <w:proofErr w:type="gramEnd"/>
-      <w:r>
-        <w:rPr>
-          <w:rFonts w:ascii="宋体" w:hAnsi="宋体" w:hint="eastAsia"/>
-          <w:szCs w:val="24"/>
-        </w:rPr>
-        <w:t xml:space="preserve">影响  </w:t>
+        <w:t xml:space="preserve">2. 加窗的影响  </w:t>
       </w:r>
     </w:p>
     <w:p>
@@ -17405,23 +15482,7 @@
           <w:rFonts w:ascii="宋体" w:hAnsi="宋体" w:hint="eastAsia"/>
           <w:szCs w:val="24"/>
         </w:rPr>
-        <w:t xml:space="preserve">   - </w:t>
-      </w:r>
-      <w:proofErr w:type="gramStart"/>
-      <w:r>
-        <w:rPr>
-          <w:rFonts w:ascii="宋体" w:hAnsi="宋体" w:hint="eastAsia"/>
-          <w:szCs w:val="24"/>
-        </w:rPr>
-        <w:t>汉宁窗主瓣</w:t>
-      </w:r>
-      <w:proofErr w:type="gramEnd"/>
-      <w:r>
-        <w:rPr>
-          <w:rFonts w:ascii="宋体" w:hAnsi="宋体" w:hint="eastAsia"/>
-          <w:szCs w:val="24"/>
-        </w:rPr>
-        <w:t xml:space="preserve">宽度 ≈ </w:t>
+        <w:t xml:space="preserve">   - 汉宁窗主瓣宽度 ≈ </w:t>
       </w:r>
       <m:oMath>
         <m:r>
@@ -17437,39 +15498,7 @@
           <w:rFonts w:ascii="宋体" w:hAnsi="宋体" w:hint="eastAsia"/>
           <w:szCs w:val="24"/>
         </w:rPr>
-        <w:t>，要分辨</w:t>
-      </w:r>
-      <w:proofErr w:type="gramStart"/>
-      <w:r>
-        <w:rPr>
-          <w:rFonts w:ascii="宋体" w:hAnsi="宋体" w:hint="eastAsia"/>
-          <w:szCs w:val="24"/>
-        </w:rPr>
-        <w:t>两个等幅正弦波</w:t>
-      </w:r>
-      <w:proofErr w:type="gramEnd"/>
-      <w:r>
-        <w:rPr>
-          <w:rFonts w:ascii="宋体" w:hAnsi="宋体" w:hint="eastAsia"/>
-          <w:szCs w:val="24"/>
-        </w:rPr>
-        <w:t>，</w:t>
-      </w:r>
-      <w:proofErr w:type="gramStart"/>
-      <w:r>
-        <w:rPr>
-          <w:rFonts w:ascii="宋体" w:hAnsi="宋体" w:hint="eastAsia"/>
-          <w:szCs w:val="24"/>
-        </w:rPr>
-        <w:t>频率差需大于</w:t>
-      </w:r>
-      <w:proofErr w:type="gramEnd"/>
-      <w:r>
-        <w:rPr>
-          <w:rFonts w:ascii="宋体" w:hAnsi="宋体" w:hint="eastAsia"/>
-          <w:szCs w:val="24"/>
-        </w:rPr>
-        <w:t xml:space="preserve"> </w:t>
+        <w:t xml:space="preserve">，要分辨两个等幅正弦波，频率差需大于 </w:t>
       </w:r>
       <m:oMath>
         <m:r>
@@ -17635,7 +15664,7 @@
         <w:adjustRightInd w:val="0"/>
         <w:spacing w:line="360" w:lineRule="exact"/>
         <w:rPr>
-          <w:rFonts w:ascii="宋体" w:hAnsi="宋体"/>
+          <w:rFonts w:ascii="宋体" w:hAnsi="宋体" w:hint="eastAsia"/>
           <w:szCs w:val="24"/>
         </w:rPr>
       </w:pPr>
@@ -17695,14 +15724,7 @@
             <w:rFonts w:ascii="Cambria Math" w:hAnsi="Cambria Math"/>
             <w:szCs w:val="24"/>
           </w:rPr>
-          <m:t>=1000</m:t>
-        </m:r>
-        <m:r>
-          <w:rPr>
-            <w:rFonts w:ascii="Cambria Math" w:hAnsi="Cambria Math"/>
-            <w:szCs w:val="24"/>
-          </w:rPr>
-          <m:t> </m:t>
+          <m:t>=1000 </m:t>
         </m:r>
         <m:r>
           <m:rPr>
@@ -17735,14 +15757,7 @@
             <w:rFonts w:ascii="Cambria Math" w:hAnsi="Cambria Math"/>
             <w:szCs w:val="24"/>
           </w:rPr>
-          <m:t>T=1</m:t>
-        </m:r>
-        <m:r>
-          <w:rPr>
-            <w:rFonts w:ascii="Cambria Math" w:hAnsi="Cambria Math"/>
-            <w:szCs w:val="24"/>
-          </w:rPr>
-          <m:t> </m:t>
+          <m:t>T=1 </m:t>
         </m:r>
         <m:r>
           <m:rPr>
@@ -17801,14 +15816,7 @@
             <w:rFonts w:ascii="Cambria Math" w:hAnsi="Cambria Math"/>
             <w:szCs w:val="24"/>
           </w:rPr>
-          <m:t>f=1</m:t>
-        </m:r>
-        <m:r>
-          <w:rPr>
-            <w:rFonts w:ascii="Cambria Math" w:hAnsi="Cambria Math"/>
-            <w:szCs w:val="24"/>
-          </w:rPr>
-          <m:t> </m:t>
+          <m:t>f=1 </m:t>
         </m:r>
         <m:r>
           <m:rPr>
@@ -17997,14 +16005,7 @@
             <w:rFonts w:ascii="Cambria Math" w:hAnsi="Cambria Math"/>
             <w:szCs w:val="24"/>
           </w:rPr>
-          <m:t>f = 0.5</m:t>
-        </m:r>
-        <m:r>
-          <w:rPr>
-            <w:rFonts w:ascii="Cambria Math" w:hAnsi="Cambria Math"/>
-            <w:szCs w:val="24"/>
-          </w:rPr>
-          <m:t> </m:t>
+          <m:t>f = 0.5 </m:t>
         </m:r>
         <m:r>
           <m:rPr>
@@ -18089,70 +16090,8 @@
           <w:rFonts w:ascii="宋体" w:hAnsi="宋体" w:hint="eastAsia"/>
           <w:szCs w:val="24"/>
         </w:rPr>
-        <w:t>总结：增加物理采样时间是提高频率分辨率的唯一根本途径，补零只是图形细化，</w:t>
-      </w:r>
-      <w:proofErr w:type="gramStart"/>
-      <w:r>
-        <w:rPr>
-          <w:rFonts w:ascii="宋体" w:hAnsi="宋体" w:hint="eastAsia"/>
-          <w:szCs w:val="24"/>
-        </w:rPr>
-        <w:t>加窗则</w:t>
-      </w:r>
-      <w:proofErr w:type="gramEnd"/>
-      <w:r>
-        <w:rPr>
-          <w:rFonts w:ascii="宋体" w:hAnsi="宋体" w:hint="eastAsia"/>
-          <w:szCs w:val="24"/>
-        </w:rPr>
-        <w:t>会进一步展宽主瓣、牺牲一定分辨率。</w:t>
-      </w:r>
-    </w:p>
-    <w:p>
-      <w:pPr>
-        <w:tabs>
-          <w:tab w:val="left" w:pos="360"/>
-          <w:tab w:val="left" w:pos="720"/>
-          <w:tab w:val="left" w:pos="1080"/>
-          <w:tab w:val="left" w:pos="1440"/>
-          <w:tab w:val="left" w:pos="1800"/>
-          <w:tab w:val="left" w:pos="2160"/>
-          <w:tab w:val="left" w:pos="2520"/>
-          <w:tab w:val="left" w:pos="2880"/>
-          <w:tab w:val="left" w:pos="3240"/>
-          <w:tab w:val="left" w:pos="3600"/>
-          <w:tab w:val="left" w:pos="3960"/>
-          <w:tab w:val="left" w:pos="4320"/>
-          <w:tab w:val="left" w:pos="4680"/>
-          <w:tab w:val="left" w:pos="5040"/>
-          <w:tab w:val="left" w:pos="5400"/>
-          <w:tab w:val="left" w:pos="5760"/>
-          <w:tab w:val="left" w:pos="6120"/>
-          <w:tab w:val="left" w:pos="6480"/>
-          <w:tab w:val="left" w:pos="6840"/>
-          <w:tab w:val="left" w:pos="7200"/>
-          <w:tab w:val="left" w:pos="7560"/>
-          <w:tab w:val="left" w:pos="7920"/>
-          <w:tab w:val="left" w:pos="8280"/>
-          <w:tab w:val="left" w:pos="8640"/>
-          <w:tab w:val="left" w:pos="9000"/>
-          <w:tab w:val="left" w:pos="9360"/>
-          <w:tab w:val="left" w:pos="9720"/>
-          <w:tab w:val="left" w:pos="10080"/>
-          <w:tab w:val="left" w:pos="10440"/>
-          <w:tab w:val="left" w:pos="10800"/>
-          <w:tab w:val="left" w:pos="11160"/>
-          <w:tab w:val="left" w:pos="11520"/>
-        </w:tabs>
-        <w:autoSpaceDE w:val="0"/>
-        <w:autoSpaceDN w:val="0"/>
-        <w:adjustRightInd w:val="0"/>
-        <w:spacing w:line="360" w:lineRule="exact"/>
-        <w:rPr>
-          <w:rFonts w:ascii="宋体" w:hAnsi="宋体" w:hint="eastAsia"/>
-          <w:szCs w:val="24"/>
-        </w:rPr>
-      </w:pPr>
+        <w:t>总结：增加物理采样时间是提高频率分辨率的唯一根本途径，补零只是图形细化，加窗则会进一步展宽主瓣、牺牲一定分辨率。</w:t>
+      </w:r>
     </w:p>
     <w:p>
       <w:pPr>
@@ -18424,7 +16363,13 @@
         </w:tc>
       </w:tr>
     </w:tbl>
-    <w:p/>
+    <w:p>
+      <w:pPr>
+        <w:rPr>
+          <w:rFonts w:hint="eastAsia"/>
+        </w:rPr>
+      </w:pPr>
+    </w:p>
     <w:sectPr>
       <w:pgSz w:w="20863" w:h="14740" w:orient="landscape"/>
       <w:pgMar w:top="1800" w:right="1440" w:bottom="1800" w:left="1440" w:header="851" w:footer="992" w:gutter="0"/>
@@ -19236,6 +17181,7 @@
   <w:style w:type="character" w:default="1" w:styleId="a0">
     <w:name w:val="Default Paragraph Font"/>
     <w:uiPriority w:val="1"/>
+    <w:semiHidden/>
     <w:unhideWhenUsed/>
   </w:style>
   <w:style w:type="table" w:default="1" w:styleId="a1">
@@ -19655,10 +17601,6 @@
 </file>
 
 <file path=customXml/item1.xml><?xml version="1.0" encoding="utf-8"?>
-<b:Sources xmlns:b="http://schemas.openxmlformats.org/officeDocument/2006/bibliography" xmlns="http://schemas.openxmlformats.org/officeDocument/2006/bibliography" SelectedStyle="\APASixthEditionOfficeOnline.xsl" StyleName="APA" Version="6"/>
-</file>
-
-<file path=customXml/item2.xml><?xml version="1.0" encoding="utf-8"?>
 <s:customData xmlns="http://www.wps.cn/officeDocument/2013/wpsCustomData" xmlns:s="http://www.wps.cn/officeDocument/2013/wpsCustomData">
   <customSectProps/>
   <customShpExts>
@@ -19667,18 +17609,22 @@
 </s:customData>
 </file>
 
+<file path=customXml/item2.xml><?xml version="1.0" encoding="utf-8"?>
+<b:Sources xmlns:b="http://schemas.openxmlformats.org/officeDocument/2006/bibliography" xmlns="http://schemas.openxmlformats.org/officeDocument/2006/bibliography" SelectedStyle="\APASixthEditionOfficeOnline.xsl" StyleName="APA" Version="6"/>
+</file>
+
 <file path=customXml/itemProps1.xml><?xml version="1.0" encoding="utf-8"?>
+<ds:datastoreItem xmlns:ds="http://schemas.openxmlformats.org/officeDocument/2006/customXml" ds:itemID="{B1977F7D-205B-4081-913C-38D41E755F92}">
+  <ds:schemaRefs>
+    <ds:schemaRef ds:uri="http://www.wps.cn/officeDocument/2013/wpsCustomData"/>
+  </ds:schemaRefs>
+</ds:datastoreItem>
+</file>
+
+<file path=customXml/itemProps2.xml><?xml version="1.0" encoding="utf-8"?>
 <ds:datastoreItem xmlns:ds="http://schemas.openxmlformats.org/officeDocument/2006/customXml" ds:itemID="{4BFE08DD-D80E-475C-AAB4-915B7C320BFD}">
   <ds:schemaRefs>
     <ds:schemaRef ds:uri="http://schemas.openxmlformats.org/officeDocument/2006/bibliography"/>
   </ds:schemaRefs>
 </ds:datastoreItem>
-</file>
-
-<file path=customXml/itemProps2.xml><?xml version="1.0" encoding="utf-8"?>
-<ds:datastoreItem xmlns:ds="http://schemas.openxmlformats.org/officeDocument/2006/customXml" ds:itemID="{B1977F7D-205B-4081-913C-38D41E755F92}">
-  <ds:schemaRefs>
-    <ds:schemaRef ds:uri="http://www.wps.cn/officeDocument/2013/wpsCustomData"/>
-  </ds:schemaRefs>
-</ds:datastoreItem>
 </file>